--- a/pr-preview/pr-417/bernoulli-mle-handout-tracked-changes.docx
+++ b/pr-preview/pr-417/bernoulli-mle-handout-tracked-changes.docx
@@ -18,11 +18,11 @@
       </w:pPr>
       <w:ins w:id="2" w:author="PR Preview" w:date="2026-01-01T00:00:00Z">
         <w:r>
-          <w:t xml:space="preserve">Last modified: 2026-10-21 14:06:33 (PDT)</w:t>
+          <w:t xml:space="preserve">Last modified: 2026-10-22 01:19:36 (PDT)</w:t>
         </w:r>
       </w:ins>
     </w:p>
-    <w:bookmarkStart w:id="69" w:name="sec-bernoulli-mle"/>
+    <w:bookmarkStart w:id="70" w:name="sec-bernoulli-mle"/>
     <w:p>
       <w:pPr>
         <w:pStyle w:val="Heading2"/>
@@ -2528,6 +2528,28 @@
       </w:ins>
       <m:oMath>
         <m:r>
+          <m:t>η</m:t>
+        </m:r>
+        <m:limUpp>
+          <m:e>
+            <m:r>
+              <m:rPr>
+                <m:sty m:val="p"/>
+              </m:rPr>
+              <m:t>=</m:t>
+            </m:r>
+          </m:e>
+          <m:lim>
+            <m:r>
+              <m:rPr>
+                <m:nor/>
+                <m:sty m:val="p"/>
+              </m:rPr>
+              <m:t>def</m:t>
+            </m:r>
+          </m:lim>
+        </m:limUpp>
+        <m:r>
           <m:rPr>
             <m:sty m:val="p"/>
           </m:rPr>
@@ -2771,8 +2793,8 @@
     &amp;&amp; \text{(collect the terms in $\textstyle\sum_{i=1}^ny_i$)}\\
     &amp;= \mathopen{}\left(\sum_{i=1}^ny_i\right)\mathclose{} {\operatorname{log}\mathopen{}\left\{\frac{\pi}{1 - \pi}\right\}\mathclose{}} + n {\operatorname{log}\mathopen{}\left\{1 - \pi\right\}\mathclose{}}
     &amp;&amp; \text{(log of a quotient)}\\
-    &amp;= \mathopen{}\left(\sum_{i=1}^ny_i\right)\mathclose{} \operatorname{logit}(\pi) + n {\operatorname{log}\mathopen{}\left\{1 - \pi\right\}\mathclose{}}
-    &amp;&amp; \text{(definition of $\operatorname{logit}$)}
+    &amp;= \mathopen{}\left(\sum_{i=1}^ny_i\right)\mathclose{} \eta+ n {\operatorname{log}\mathopen{}\left\{1 - \pi\right\}\mathclose{}}
+    &amp;&amp; \text{(definition of $\eta\stackrel{\text{def}}{=}\operatorname{logit}(\pi)$)}
     \end{aligned}
     $$</w:t>
         </w:r>
@@ -3072,7 +3094,7 @@
       </w:ins>
       <w:ins w:id="199" w:author="PR Preview" w:date="2026-01-01T00:00:00Z">
         <w:r>
-          <w:t xml:space="preserve">written with the log-odds</w:t>
+          <w:t xml:space="preserve">written with the</w:t>
         </w:r>
       </w:ins>
       <w:ins w:id="200" w:author="PR Preview" w:date="2026-01-01T00:00:00Z">
@@ -3080,8 +3102,45 @@
           <w:t xml:space="preserve"> </w:t>
         </w:r>
       </w:ins>
+      <w:hyperlink r:id="rId20">
+        <w:ins w:id="201" w:author="PR Preview" w:date="2026-01-01T00:00:00Z">
+          <w:r>
+            <w:rPr>
+              <w:rStyle w:val="Hyperlink"/>
+            </w:rPr>
+            <w:t xml:space="preserve">log-odds</w:t>
+          </w:r>
+        </w:ins>
+      </w:hyperlink>
+      <w:ins w:id="202" w:author="PR Preview" w:date="2026-01-01T00:00:00Z">
+        <w:r>
+          <w:t xml:space="preserve"> </w:t>
+        </w:r>
+      </w:ins>
       <m:oMath>
         <m:r>
+          <m:t>η</m:t>
+        </m:r>
+        <m:limUpp>
+          <m:e>
+            <m:r>
+              <m:rPr>
+                <m:sty m:val="p"/>
+              </m:rPr>
+              <m:t>=</m:t>
+            </m:r>
+          </m:e>
+          <m:lim>
+            <m:r>
+              <m:rPr>
+                <m:nor/>
+                <m:sty m:val="p"/>
+              </m:rPr>
+              <m:t>def</m:t>
+            </m:r>
+          </m:lim>
+        </m:limUpp>
+        <m:r>
           <m:rPr>
             <m:sty m:val="p"/>
           </m:rPr>
@@ -3103,7 +3162,7 @@
           <m:t>)</m:t>
         </m:r>
       </m:oMath>
-      <w:ins w:id="201" w:author="PR Preview" w:date="2026-01-01T00:00:00Z">
+      <w:ins w:id="203" w:author="PR Preview" w:date="2026-01-01T00:00:00Z">
         <w:r>
           <w:t xml:space="preserve">, is:</w:t>
         </w:r>
@@ -3113,9 +3172,9 @@
       <w:pPr>
         <w:pStyle w:val="BodyText"/>
       </w:pPr>
-      <w:ins w:id="202" w:author="PR Preview" w:date="2026-01-01T00:00:00Z">
-        <w:r>
-          <w:t xml:space="preserve">$$\ell(\pi; \mathord{\smash[b]{\underset{\raise.3ex\hbox{$\scriptstyle\sim$}}{y}}\vphantom{y}}) = \mathopen{}\left(\sum_{i=1}^ny_i\right)\mathclose{} \operatorname{logit}(\pi) + n {\operatorname{log}\mathopen{}\left\{1 - \pi\right\}\mathclose{}}$$</w:t>
+      <w:ins w:id="204" w:author="PR Preview" w:date="2026-01-01T00:00:00Z">
+        <w:r>
+          <w:t xml:space="preserve">$$\ell(\pi; \mathord{\smash[b]{\underset{\raise.3ex\hbox{$\scriptstyle\sim$}}{y}}\vphantom{y}}) = \mathopen{}\left(\sum_{i=1}^ny_i\right)\mathclose{} \eta+ n {\operatorname{log}\mathopen{}\left\{1 - \pi\right\}\mathclose{}}$$</w:t>
         </w:r>
       </w:ins>
     </w:p>
@@ -3124,7 +3183,7 @@
       <w:pPr>
         <w:pStyle w:val="FirstParagraph"/>
       </w:pPr>
-      <w:ins w:id="203" w:author="PR Preview" w:date="2026-01-01T00:00:00Z">
+      <w:ins w:id="205" w:author="PR Preview" w:date="2026-01-01T00:00:00Z">
         <w:r>
           <w:rPr>
             <w:i/>
@@ -3133,23 +3192,23 @@
           <w:t xml:space="preserve">Proof</w:t>
         </w:r>
       </w:ins>
-      <w:ins w:id="204" w:author="PR Preview" w:date="2026-01-01T00:00:00Z">
+      <w:ins w:id="206" w:author="PR Preview" w:date="2026-01-01T00:00:00Z">
         <w:r>
           <w:t xml:space="preserve">. </w:t>
         </w:r>
       </w:ins>
-      <w:ins w:id="205" w:author="PR Preview" w:date="2026-01-01T00:00:00Z">
+      <w:ins w:id="207" w:author="PR Preview" w:date="2026-01-01T00:00:00Z">
         <w:r>
           <w:t xml:space="preserve">This is the solution to</w:t>
         </w:r>
       </w:ins>
-      <w:ins w:id="206" w:author="PR Preview" w:date="2026-01-01T00:00:00Z">
+      <w:ins w:id="208" w:author="PR Preview" w:date="2026-01-01T00:00:00Z">
         <w:r>
           <w:t xml:space="preserve"> </w:t>
         </w:r>
       </w:ins>
       <w:hyperlink w:anchor="exr-bernoulli-loglik-one-group">
-        <w:ins w:id="207" w:author="PR Preview" w:date="2026-01-01T00:00:00Z">
+        <w:ins w:id="209" w:author="PR Preview" w:date="2026-01-01T00:00:00Z">
           <w:r>
             <w:rPr>
               <w:rStyle w:val="Hyperlink"/>
@@ -3158,18 +3217,18 @@
           </w:r>
         </w:ins>
       </w:hyperlink>
-      <w:ins w:id="208" w:author="PR Preview" w:date="2026-01-01T00:00:00Z">
+      <w:ins w:id="210" w:author="PR Preview" w:date="2026-01-01T00:00:00Z">
         <w:r>
           <w:t xml:space="preserve">, worked in</w:t>
         </w:r>
       </w:ins>
-      <w:ins w:id="209" w:author="PR Preview" w:date="2026-01-01T00:00:00Z">
+      <w:ins w:id="211" w:author="PR Preview" w:date="2026-01-01T00:00:00Z">
         <w:r>
           <w:t xml:space="preserve"> </w:t>
         </w:r>
       </w:ins>
       <w:hyperlink w:anchor="sol-bernoulli-loglik-one-group">
-        <w:ins w:id="210" w:author="PR Preview" w:date="2026-01-01T00:00:00Z">
+        <w:ins w:id="212" w:author="PR Preview" w:date="2026-01-01T00:00:00Z">
           <w:r>
             <w:rPr>
               <w:rStyle w:val="Hyperlink"/>
@@ -3178,28 +3237,28 @@
           </w:r>
         </w:ins>
       </w:hyperlink>
-      <w:ins w:id="211" w:author="PR Preview" w:date="2026-01-01T00:00:00Z">
+      <w:ins w:id="213" w:author="PR Preview" w:date="2026-01-01T00:00:00Z">
         <w:r>
           <w:t xml:space="preserve">.</w:t>
         </w:r>
       </w:ins>
-      <w:ins w:id="212" w:author="PR Preview" w:date="2026-01-01T00:00:00Z">
-        <w:r>
-          <w:t xml:space="preserve"> </w:t>
-        </w:r>
-      </w:ins>
-      <w:ins w:id="213" w:author="PR Preview" w:date="2026-01-01T00:00:00Z">
+      <w:ins w:id="214" w:author="PR Preview" w:date="2026-01-01T00:00:00Z">
+        <w:r>
+          <w:t xml:space="preserve"> </w:t>
+        </w:r>
+      </w:ins>
+      <w:ins w:id="215" w:author="PR Preview" w:date="2026-01-01T00:00:00Z">
         <w:r>
           <w:t xml:space="preserve">It builds on</w:t>
         </w:r>
       </w:ins>
-      <w:ins w:id="214" w:author="PR Preview" w:date="2026-01-01T00:00:00Z">
+      <w:ins w:id="216" w:author="PR Preview" w:date="2026-01-01T00:00:00Z">
         <w:r>
           <w:t xml:space="preserve"> </w:t>
         </w:r>
       </w:ins>
       <w:hyperlink w:anchor="thm-bernoulli-likelihood-one-group">
-        <w:ins w:id="215" w:author="PR Preview" w:date="2026-01-01T00:00:00Z">
+        <w:ins w:id="217" w:author="PR Preview" w:date="2026-01-01T00:00:00Z">
           <w:r>
             <w:rPr>
               <w:rStyle w:val="Hyperlink"/>
@@ -3208,30 +3267,30 @@
           </w:r>
         </w:ins>
       </w:hyperlink>
-      <w:ins w:id="216" w:author="PR Preview" w:date="2026-01-01T00:00:00Z">
+      <w:ins w:id="218" w:author="PR Preview" w:date="2026-01-01T00:00:00Z">
         <w:r>
           <w:t xml:space="preserve">.</w:t>
         </w:r>
       </w:ins>
     </w:p>
     <w:bookmarkEnd w:id="25"/>
-    <w:bookmarkStart w:id="30" w:name="the-score-of-one-observation"/>
+    <w:bookmarkStart w:id="31" w:name="the-score-of-one-observation"/>
     <w:p>
       <w:pPr>
         <w:pStyle w:val="Heading3"/>
       </w:pPr>
-      <w:ins w:id="217" w:author="PR Preview" w:date="2026-01-01T00:00:00Z">
+      <w:ins w:id="219" w:author="PR Preview" w:date="2026-01-01T00:00:00Z">
         <w:r>
           <w:t xml:space="preserve">1.4 The score of one observation</w:t>
         </w:r>
       </w:ins>
     </w:p>
-    <w:bookmarkStart w:id="26" w:name="exr-derive-bernoulli-score"/>
+    <w:bookmarkStart w:id="27" w:name="exr-derive-bernoulli-score"/>
     <w:p>
       <w:pPr>
         <w:pStyle w:val="FirstParagraph"/>
       </w:pPr>
-      <w:ins w:id="218" w:author="PR Preview" w:date="2026-01-01T00:00:00Z">
+      <w:ins w:id="220" w:author="PR Preview" w:date="2026-01-01T00:00:00Z">
         <w:r>
           <w:rPr>
             <w:b/>
@@ -3240,104 +3299,247 @@
           <w:t xml:space="preserve">Exercise 4 (Score function of a Bernoulli variable)</w:t>
         </w:r>
       </w:ins>
-      <w:ins w:id="219" w:author="PR Preview" w:date="2026-01-01T00:00:00Z">
-        <w:r>
-          <w:t xml:space="preserve"> </w:t>
-        </w:r>
-      </w:ins>
-      <w:ins w:id="220" w:author="PR Preview" w:date="2026-01-01T00:00:00Z">
-        <w:r>
-          <w:t xml:space="preserve">Derive the score function for a single Bernoulli random variable</w:t>
-        </w:r>
-      </w:ins>
       <w:ins w:id="221" w:author="PR Preview" w:date="2026-01-01T00:00:00Z">
         <w:r>
           <w:t xml:space="preserve"> </w:t>
         </w:r>
       </w:ins>
+      <w:ins w:id="222" w:author="PR Preview" w:date="2026-01-01T00:00:00Z">
+        <w:r>
+          <w:t xml:space="preserve">Let</w:t>
+        </w:r>
+      </w:ins>
+      <w:ins w:id="223" w:author="PR Preview" w:date="2026-01-01T00:00:00Z">
+        <w:r>
+          <w:t xml:space="preserve"> </w:t>
+        </w:r>
+      </w:ins>
       <m:oMath>
         <m:r>
-          <m:t>X</m:t>
+          <m:t>δ</m:t>
+        </m:r>
+        <m:limUpp>
+          <m:e>
+            <m:r>
+              <m:rPr>
+                <m:sty m:val="p"/>
+              </m:rPr>
+              <m:t>=</m:t>
+            </m:r>
+          </m:e>
+          <m:lim>
+            <m:r>
+              <m:rPr>
+                <m:nor/>
+                <m:sty m:val="p"/>
+              </m:rPr>
+              <m:t>def</m:t>
+            </m:r>
+          </m:lim>
+        </m:limUpp>
+        <m:r>
+          <m:t>x</m:t>
+        </m:r>
+        <m:r>
+          <m:rPr>
+            <m:sty m:val="p"/>
+          </m:rPr>
+          <m:t>−</m:t>
+        </m:r>
+        <m:r>
+          <m:rPr>
+            <m:sty m:val="p"/>
+          </m:rPr>
+          <m:t>E</m:t>
+        </m:r>
+        <m:r>
+          <m:t>​</m:t>
+        </m:r>
+        <m:d>
+          <m:dPr>
+            <m:begChr m:val="["/>
+            <m:sepChr m:val=""/>
+            <m:endChr m:val="]"/>
+            <m:grow/>
+          </m:dPr>
+          <m:e>
+            <m:r>
+              <m:t>X</m:t>
+            </m:r>
+          </m:e>
+        </m:d>
+        <m:r>
+          <m:t>​</m:t>
         </m:r>
       </m:oMath>
-      <w:ins w:id="222" w:author="PR Preview" w:date="2026-01-01T00:00:00Z">
-        <w:r>
-          <w:t xml:space="preserve">.</w:t>
-        </w:r>
-      </w:ins>
-      <w:ins w:id="223" w:author="PR Preview" w:date="2026-01-01T00:00:00Z">
-        <w:r>
-          <w:t xml:space="preserve"> </w:t>
-        </w:r>
-      </w:ins>
       <w:ins w:id="224" w:author="PR Preview" w:date="2026-01-01T00:00:00Z">
         <w:r>
-          <w:t xml:space="preserve">In other words, differentiate the log-likelihood of</w:t>
+          <w:t xml:space="preserve"> </w:t>
         </w:r>
       </w:ins>
       <w:ins w:id="225" w:author="PR Preview" w:date="2026-01-01T00:00:00Z">
         <w:r>
-          <w:t xml:space="preserve"> </w:t>
+          <w:t xml:space="preserve">be the</w:t>
         </w:r>
       </w:ins>
       <w:ins w:id="226" w:author="PR Preview" w:date="2026-01-01T00:00:00Z">
         <w:r>
-          <w:t xml:space="preserve">a single Bernoulli random variable</w:t>
-        </w:r>
-      </w:ins>
-      <w:ins w:id="227" w:author="PR Preview" w:date="2026-01-01T00:00:00Z">
+          <w:t xml:space="preserve"> </w:t>
+        </w:r>
+      </w:ins>
+      <w:hyperlink r:id="rId26">
+        <w:ins w:id="227" w:author="PR Preview" w:date="2026-01-01T00:00:00Z">
+          <w:r>
+            <w:rPr>
+              <w:rStyle w:val="Hyperlink"/>
+            </w:rPr>
+            <w:t xml:space="preserve">deviation</w:t>
+          </w:r>
+        </w:ins>
+      </w:hyperlink>
+      <w:ins w:id="228" w:author="PR Preview" w:date="2026-01-01T00:00:00Z">
+        <w:r>
+          <w:t xml:space="preserve"> </w:t>
+        </w:r>
+      </w:ins>
+      <w:ins w:id="229" w:author="PR Preview" w:date="2026-01-01T00:00:00Z">
+        <w:r>
+          <w:t xml:space="preserve">of the observed value</w:t>
+        </w:r>
+      </w:ins>
+      <w:ins w:id="230" w:author="PR Preview" w:date="2026-01-01T00:00:00Z">
         <w:r>
           <w:t xml:space="preserve"> </w:t>
         </w:r>
       </w:ins>
       <m:oMath>
         <m:r>
-          <m:t>X</m:t>
-        </m:r>
-      </m:oMath>
-      <w:ins w:id="228" w:author="PR Preview" w:date="2026-01-01T00:00:00Z">
-        <w:r>
-          <w:t xml:space="preserve"> </w:t>
-        </w:r>
-      </w:ins>
-      <w:ins w:id="229" w:author="PR Preview" w:date="2026-01-01T00:00:00Z">
-        <w:r>
-          <w:t xml:space="preserve">with respect to the event probability parameter</w:t>
-        </w:r>
-      </w:ins>
-      <w:ins w:id="230" w:author="PR Preview" w:date="2026-01-01T00:00:00Z">
-        <w:r>
-          <w:t xml:space="preserve"> </w:t>
-        </w:r>
-      </w:ins>
-      <m:oMath>
-        <m:r>
-          <m:t>π</m:t>
+          <m:t>x</m:t>
         </m:r>
       </m:oMath>
       <w:ins w:id="231" w:author="PR Preview" w:date="2026-01-01T00:00:00Z">
         <w:r>
+          <w:t xml:space="preserve"> </w:t>
+        </w:r>
+      </w:ins>
+      <w:ins w:id="232" w:author="PR Preview" w:date="2026-01-01T00:00:00Z">
+        <w:r>
+          <w:t xml:space="preserve">from the mean of</w:t>
+        </w:r>
+      </w:ins>
+      <w:ins w:id="233" w:author="PR Preview" w:date="2026-01-01T00:00:00Z">
+        <w:r>
+          <w:t xml:space="preserve"> </w:t>
+        </w:r>
+      </w:ins>
+      <m:oMath>
+        <m:r>
+          <m:t>X</m:t>
+        </m:r>
+      </m:oMath>
+      <w:ins w:id="234" w:author="PR Preview" w:date="2026-01-01T00:00:00Z">
+        <w:r>
           <w:t xml:space="preserve">.</w:t>
         </w:r>
       </w:ins>
-      <w:ins w:id="232" w:author="PR Preview" w:date="2026-01-01T00:00:00Z">
-        <w:r>
-          <w:t xml:space="preserve"> </w:t>
-        </w:r>
-      </w:ins>
-      <w:ins w:id="233" w:author="PR Preview" w:date="2026-01-01T00:00:00Z">
-        <w:r>
-          <w:t xml:space="preserve">Simplify as much as possible.</w:t>
-        </w:r>
-      </w:ins>
     </w:p>
-    <w:bookmarkEnd w:id="26"/>
-    <w:bookmarkStart w:id="27" w:name="sol-derive-bernoulli-score"/>
     <w:p>
       <w:pPr>
         <w:pStyle w:val="BodyText"/>
       </w:pPr>
-      <w:ins w:id="234" w:author="PR Preview" w:date="2026-01-01T00:00:00Z">
+      <w:ins w:id="235" w:author="PR Preview" w:date="2026-01-01T00:00:00Z">
+        <w:r>
+          <w:t xml:space="preserve">Derive the score function for a single Bernoulli random variable</w:t>
+        </w:r>
+      </w:ins>
+      <w:ins w:id="236" w:author="PR Preview" w:date="2026-01-01T00:00:00Z">
+        <w:r>
+          <w:t xml:space="preserve"> </w:t>
+        </w:r>
+      </w:ins>
+      <m:oMath>
+        <m:r>
+          <m:t>X</m:t>
+        </m:r>
+      </m:oMath>
+      <w:ins w:id="237" w:author="PR Preview" w:date="2026-01-01T00:00:00Z">
+        <w:r>
+          <w:t xml:space="preserve">.</w:t>
+        </w:r>
+      </w:ins>
+      <w:ins w:id="238" w:author="PR Preview" w:date="2026-01-01T00:00:00Z">
+        <w:r>
+          <w:t xml:space="preserve"> </w:t>
+        </w:r>
+      </w:ins>
+      <w:ins w:id="239" w:author="PR Preview" w:date="2026-01-01T00:00:00Z">
+        <w:r>
+          <w:t xml:space="preserve">In other words, differentiate the log-likelihood of</w:t>
+        </w:r>
+      </w:ins>
+      <w:ins w:id="240" w:author="PR Preview" w:date="2026-01-01T00:00:00Z">
+        <w:r>
+          <w:t xml:space="preserve"> </w:t>
+        </w:r>
+      </w:ins>
+      <w:ins w:id="241" w:author="PR Preview" w:date="2026-01-01T00:00:00Z">
+        <w:r>
+          <w:t xml:space="preserve">a single Bernoulli random variable</w:t>
+        </w:r>
+      </w:ins>
+      <w:ins w:id="242" w:author="PR Preview" w:date="2026-01-01T00:00:00Z">
+        <w:r>
+          <w:t xml:space="preserve"> </w:t>
+        </w:r>
+      </w:ins>
+      <m:oMath>
+        <m:r>
+          <m:t>X</m:t>
+        </m:r>
+      </m:oMath>
+      <w:ins w:id="243" w:author="PR Preview" w:date="2026-01-01T00:00:00Z">
+        <w:r>
+          <w:t xml:space="preserve"> </w:t>
+        </w:r>
+      </w:ins>
+      <w:ins w:id="244" w:author="PR Preview" w:date="2026-01-01T00:00:00Z">
+        <w:r>
+          <w:t xml:space="preserve">with respect to the event probability parameter</w:t>
+        </w:r>
+      </w:ins>
+      <w:ins w:id="245" w:author="PR Preview" w:date="2026-01-01T00:00:00Z">
+        <w:r>
+          <w:t xml:space="preserve"> </w:t>
+        </w:r>
+      </w:ins>
+      <m:oMath>
+        <m:r>
+          <m:t>π</m:t>
+        </m:r>
+      </m:oMath>
+      <w:ins w:id="246" w:author="PR Preview" w:date="2026-01-01T00:00:00Z">
+        <w:r>
+          <w:t xml:space="preserve">.</w:t>
+        </w:r>
+      </w:ins>
+      <w:ins w:id="247" w:author="PR Preview" w:date="2026-01-01T00:00:00Z">
+        <w:r>
+          <w:t xml:space="preserve"> </w:t>
+        </w:r>
+      </w:ins>
+      <w:ins w:id="248" w:author="PR Preview" w:date="2026-01-01T00:00:00Z">
+        <w:r>
+          <w:t xml:space="preserve">Simplify as much as possible.</w:t>
+        </w:r>
+      </w:ins>
+    </w:p>
+    <w:bookmarkEnd w:id="27"/>
+    <w:bookmarkStart w:id="28" w:name="sol-derive-bernoulli-score"/>
+    <w:p>
+      <w:pPr>
+        <w:pStyle w:val="BodyText"/>
+      </w:pPr>
+      <w:ins w:id="249" w:author="PR Preview" w:date="2026-01-01T00:00:00Z">
         <w:r>
           <w:rPr>
             <w:i/>
@@ -3346,17 +3548,17 @@
           <w:t xml:space="preserve">Solution 4</w:t>
         </w:r>
       </w:ins>
-      <w:ins w:id="235" w:author="PR Preview" w:date="2026-01-01T00:00:00Z">
+      <w:ins w:id="250" w:author="PR Preview" w:date="2026-01-01T00:00:00Z">
         <w:r>
           <w:t xml:space="preserve">. </w:t>
         </w:r>
       </w:ins>
-      <w:ins w:id="236" w:author="PR Preview" w:date="2026-01-01T00:00:00Z">
+      <w:ins w:id="251" w:author="PR Preview" w:date="2026-01-01T00:00:00Z">
         <w:r>
           <w:t xml:space="preserve">With</w:t>
         </w:r>
       </w:ins>
-      <w:ins w:id="237" w:author="PR Preview" w:date="2026-01-01T00:00:00Z">
+      <w:ins w:id="252" w:author="PR Preview" w:date="2026-01-01T00:00:00Z">
         <w:r>
           <w:t xml:space="preserve"> </w:t>
         </w:r>
@@ -3375,18 +3577,18 @@
           <m:t>1</m:t>
         </m:r>
       </m:oMath>
-      <w:ins w:id="238" w:author="PR Preview" w:date="2026-01-01T00:00:00Z">
+      <w:ins w:id="253" w:author="PR Preview" w:date="2026-01-01T00:00:00Z">
         <w:r>
           <w:t xml:space="preserve">,</w:t>
         </w:r>
       </w:ins>
-      <w:ins w:id="239" w:author="PR Preview" w:date="2026-01-01T00:00:00Z">
+      <w:ins w:id="254" w:author="PR Preview" w:date="2026-01-01T00:00:00Z">
         <w:r>
           <w:t xml:space="preserve"> </w:t>
         </w:r>
       </w:ins>
       <w:hyperlink w:anchor="thm-bernoulli-loglik-one-group">
-        <w:ins w:id="240" w:author="PR Preview" w:date="2026-01-01T00:00:00Z">
+        <w:ins w:id="255" w:author="PR Preview" w:date="2026-01-01T00:00:00Z">
           <w:r>
             <w:rPr>
               <w:rStyle w:val="Hyperlink"/>
@@ -3395,17 +3597,17 @@
           </w:r>
         </w:ins>
       </w:hyperlink>
-      <w:ins w:id="241" w:author="PR Preview" w:date="2026-01-01T00:00:00Z">
-        <w:r>
-          <w:t xml:space="preserve"> </w:t>
-        </w:r>
-      </w:ins>
-      <w:ins w:id="242" w:author="PR Preview" w:date="2026-01-01T00:00:00Z">
+      <w:ins w:id="256" w:author="PR Preview" w:date="2026-01-01T00:00:00Z">
+        <w:r>
+          <w:t xml:space="preserve"> </w:t>
+        </w:r>
+      </w:ins>
+      <w:ins w:id="257" w:author="PR Preview" w:date="2026-01-01T00:00:00Z">
         <w:r>
           <w:t xml:space="preserve">gives</w:t>
         </w:r>
       </w:ins>
-      <w:ins w:id="243" w:author="PR Preview" w:date="2026-01-01T00:00:00Z">
+      <w:ins w:id="258" w:author="PR Preview" w:date="2026-01-01T00:00:00Z">
         <w:r>
           <w:t xml:space="preserve"> </w:t>
         </w:r>
@@ -3513,7 +3715,7 @@
           <m:t>​</m:t>
         </m:r>
       </m:oMath>
-      <w:ins w:id="244" w:author="PR Preview" w:date="2026-01-01T00:00:00Z">
+      <w:ins w:id="259" w:author="PR Preview" w:date="2026-01-01T00:00:00Z">
         <w:r>
           <w:t xml:space="preserve">, so:</w:t>
         </w:r>
@@ -4419,7 +4621,7 @@
       <w:pPr>
         <w:pStyle w:val="FirstParagraph"/>
       </w:pPr>
-      <w:ins w:id="245" w:author="PR Preview" w:date="2026-01-01T00:00:00Z">
+      <w:ins w:id="260" w:author="PR Preview" w:date="2026-01-01T00:00:00Z">
         <w:r>
           <w:t xml:space="preserve">The inner derivative is:</w:t>
         </w:r>
@@ -4714,7 +4916,7 @@
       <w:pPr>
         <w:pStyle w:val="FirstParagraph"/>
       </w:pPr>
-      <w:ins w:id="246" w:author="PR Preview" w:date="2026-01-01T00:00:00Z">
+      <w:ins w:id="261" w:author="PR Preview" w:date="2026-01-01T00:00:00Z">
         <w:r>
           <w:t xml:space="preserve">Substituting the inner derivative back in:</w:t>
         </w:r>
@@ -5676,7 +5878,21 @@
                 </m:fPr>
                 <m:num>
                   <m:r>
-                    <m:t>x</m:t>
+                    <m:t>δ</m:t>
+                  </m:r>
+                </m:num>
+                <m:den>
+                  <m:r>
+                    <m:t>π</m:t>
+                  </m:r>
+                  <m:r>
+                    <m:rPr>
+                      <m:sty m:val="p"/>
+                    </m:rPr>
+                    <m:t>(</m:t>
+                  </m:r>
+                  <m:r>
+                    <m:t>1</m:t>
                   </m:r>
                   <m:r>
                     <m:rPr>
@@ -5685,29 +5901,57 @@
                     <m:t>−</m:t>
                   </m:r>
                   <m:r>
+                    <m:t>π</m:t>
+                  </m:r>
+                  <m:r>
                     <m:rPr>
                       <m:sty m:val="p"/>
                     </m:rPr>
-                    <m:t>E</m:t>
-                  </m:r>
-                  <m:r>
-                    <m:t>​</m:t>
-                  </m:r>
-                  <m:d>
-                    <m:dPr>
-                      <m:begChr m:val="["/>
-                      <m:sepChr m:val=""/>
-                      <m:endChr m:val="]"/>
-                      <m:grow/>
-                    </m:dPr>
-                    <m:e>
-                      <m:r>
-                        <m:t>X</m:t>
-                      </m:r>
-                    </m:e>
-                  </m:d>
-                  <m:r>
-                    <m:t>​</m:t>
+                    <m:t>)</m:t>
+                  </m:r>
+                </m:den>
+              </m:f>
+              <m:r>
+                <m:t>&amp;</m:t>
+              </m:r>
+              <m:r>
+                <m:t>&amp;</m:t>
+              </m:r>
+              <m:r>
+                <m:rPr>
+                  <m:nor/>
+                  <m:sty m:val="p"/>
+                </m:rPr>
+                <m:t>(definition of </m:t>
+              </m:r>
+              <m:r>
+                <m:t>δ</m:t>
+              </m:r>
+              <m:r>
+                <m:rPr>
+                  <m:nor/>
+                  <m:sty m:val="p"/>
+                </m:rPr>
+                <m:t>)</m:t>
+              </m:r>
+            </m:e>
+            <m:e>
+              <m:r>
+                <m:t>&amp;</m:t>
+              </m:r>
+              <m:r>
+                <m:rPr>
+                  <m:sty m:val="p"/>
+                </m:rPr>
+                <m:t>=</m:t>
+              </m:r>
+              <m:f>
+                <m:fPr>
+                  <m:type m:val="bar"/>
+                </m:fPr>
+                <m:num>
+                  <m:r>
+                    <m:t>δ</m:t>
                   </m:r>
                 </m:num>
                 <m:den>
@@ -5821,13 +6065,13 @@
         </m:oMath>
       </m:oMathPara>
     </w:p>
-    <w:bookmarkEnd w:id="27"/>
-    <w:bookmarkStart w:id="29" w:name="thm-bernoulli-score"/>
+    <w:bookmarkEnd w:id="28"/>
+    <w:bookmarkStart w:id="30" w:name="thm-bernoulli-score"/>
     <w:p>
       <w:pPr>
         <w:pStyle w:val="FirstParagraph"/>
       </w:pPr>
-      <w:ins w:id="247" w:author="PR Preview" w:date="2026-01-01T00:00:00Z">
+      <w:ins w:id="262" w:author="PR Preview" w:date="2026-01-01T00:00:00Z">
         <w:r>
           <w:rPr>
             <w:b/>
@@ -5836,17 +6080,17 @@
           <w:t xml:space="preserve">Theorem 4 (Score function of a Bernoulli variable)</w:t>
         </w:r>
       </w:ins>
-      <w:ins w:id="248" w:author="PR Preview" w:date="2026-01-01T00:00:00Z">
-        <w:r>
-          <w:t xml:space="preserve"> </w:t>
-        </w:r>
-      </w:ins>
-      <w:ins w:id="249" w:author="PR Preview" w:date="2026-01-01T00:00:00Z">
+      <w:ins w:id="263" w:author="PR Preview" w:date="2026-01-01T00:00:00Z">
+        <w:r>
+          <w:t xml:space="preserve"> </w:t>
+        </w:r>
+      </w:ins>
+      <w:ins w:id="264" w:author="PR Preview" w:date="2026-01-01T00:00:00Z">
         <w:r>
           <w:t xml:space="preserve">Let</w:t>
         </w:r>
       </w:ins>
-      <w:ins w:id="250" w:author="PR Preview" w:date="2026-01-01T00:00:00Z">
+      <w:ins w:id="265" w:author="PR Preview" w:date="2026-01-01T00:00:00Z">
         <w:r>
           <w:t xml:space="preserve"> </w:t>
         </w:r>
@@ -5883,12 +6127,12 @@
           <m:t>)</m:t>
         </m:r>
       </m:oMath>
-      <w:ins w:id="251" w:author="PR Preview" w:date="2026-01-01T00:00:00Z">
+      <w:ins w:id="266" w:author="PR Preview" w:date="2026-01-01T00:00:00Z">
         <w:r>
           <w:t xml:space="preserve">, with event probability</w:t>
         </w:r>
       </w:ins>
-      <w:ins w:id="252" w:author="PR Preview" w:date="2026-01-01T00:00:00Z">
+      <w:ins w:id="267" w:author="PR Preview" w:date="2026-01-01T00:00:00Z">
         <w:r>
           <w:t xml:space="preserve"> </w:t>
         </w:r>
@@ -5898,17 +6142,17 @@
           <m:t>π</m:t>
         </m:r>
       </m:oMath>
-      <w:ins w:id="253" w:author="PR Preview" w:date="2026-01-01T00:00:00Z">
-        <w:r>
-          <w:t xml:space="preserve"> </w:t>
-        </w:r>
-      </w:ins>
-      <w:ins w:id="254" w:author="PR Preview" w:date="2026-01-01T00:00:00Z">
+      <w:ins w:id="268" w:author="PR Preview" w:date="2026-01-01T00:00:00Z">
+        <w:r>
+          <w:t xml:space="preserve"> </w:t>
+        </w:r>
+      </w:ins>
+      <w:ins w:id="269" w:author="PR Preview" w:date="2026-01-01T00:00:00Z">
         <w:r>
           <w:t xml:space="preserve">and observed value</w:t>
         </w:r>
       </w:ins>
-      <w:ins w:id="255" w:author="PR Preview" w:date="2026-01-01T00:00:00Z">
+      <w:ins w:id="270" w:author="PR Preview" w:date="2026-01-01T00:00:00Z">
         <w:r>
           <w:t xml:space="preserve"> </w:t>
         </w:r>
@@ -5952,28 +6196,28 @@
           <m:t>​</m:t>
         </m:r>
       </m:oMath>
-      <w:ins w:id="256" w:author="PR Preview" w:date="2026-01-01T00:00:00Z">
+      <w:ins w:id="271" w:author="PR Preview" w:date="2026-01-01T00:00:00Z">
         <w:r>
           <w:t xml:space="preserve">.</w:t>
         </w:r>
       </w:ins>
-      <w:ins w:id="257" w:author="PR Preview" w:date="2026-01-01T00:00:00Z">
-        <w:r>
-          <w:t xml:space="preserve"> </w:t>
-        </w:r>
-      </w:ins>
-      <w:ins w:id="258" w:author="PR Preview" w:date="2026-01-01T00:00:00Z">
+      <w:ins w:id="272" w:author="PR Preview" w:date="2026-01-01T00:00:00Z">
+        <w:r>
+          <w:t xml:space="preserve"> </w:t>
+        </w:r>
+      </w:ins>
+      <w:ins w:id="273" w:author="PR Preview" w:date="2026-01-01T00:00:00Z">
         <w:r>
           <w:t xml:space="preserve">The</w:t>
         </w:r>
       </w:ins>
-      <w:ins w:id="259" w:author="PR Preview" w:date="2026-01-01T00:00:00Z">
-        <w:r>
-          <w:t xml:space="preserve"> </w:t>
-        </w:r>
-      </w:ins>
-      <w:hyperlink r:id="rId28">
-        <w:ins w:id="260" w:author="PR Preview" w:date="2026-01-01T00:00:00Z">
+      <w:ins w:id="274" w:author="PR Preview" w:date="2026-01-01T00:00:00Z">
+        <w:r>
+          <w:t xml:space="preserve"> </w:t>
+        </w:r>
+      </w:ins>
+      <w:hyperlink r:id="rId29">
+        <w:ins w:id="275" w:author="PR Preview" w:date="2026-01-01T00:00:00Z">
           <w:r>
             <w:rPr>
               <w:rStyle w:val="Hyperlink"/>
@@ -5982,7 +6226,7 @@
           </w:r>
         </w:ins>
       </w:hyperlink>
-      <w:ins w:id="261" w:author="PR Preview" w:date="2026-01-01T00:00:00Z">
+      <w:ins w:id="276" w:author="PR Preview" w:date="2026-01-01T00:00:00Z">
         <w:r>
           <w:t xml:space="preserve"> </w:t>
         </w:r>
@@ -6004,17 +6248,17 @@
           </m:sup>
         </m:sSup>
       </m:oMath>
-      <w:ins w:id="262" w:author="PR Preview" w:date="2026-01-01T00:00:00Z">
-        <w:r>
-          <w:t xml:space="preserve"> </w:t>
-        </w:r>
-      </w:ins>
-      <w:ins w:id="263" w:author="PR Preview" w:date="2026-01-01T00:00:00Z">
+      <w:ins w:id="277" w:author="PR Preview" w:date="2026-01-01T00:00:00Z">
+        <w:r>
+          <w:t xml:space="preserve"> </w:t>
+        </w:r>
+      </w:ins>
+      <w:ins w:id="278" w:author="PR Preview" w:date="2026-01-01T00:00:00Z">
         <w:r>
           <w:t xml:space="preserve">of the single observation</w:t>
         </w:r>
       </w:ins>
-      <w:ins w:id="264" w:author="PR Preview" w:date="2026-01-01T00:00:00Z">
+      <w:ins w:id="279" w:author="PR Preview" w:date="2026-01-01T00:00:00Z">
         <w:r>
           <w:t xml:space="preserve"> </w:t>
         </w:r>
@@ -6024,17 +6268,17 @@
           <m:t>x</m:t>
         </m:r>
       </m:oMath>
-      <w:ins w:id="265" w:author="PR Preview" w:date="2026-01-01T00:00:00Z">
-        <w:r>
-          <w:t xml:space="preserve"> </w:t>
-        </w:r>
-      </w:ins>
-      <w:ins w:id="266" w:author="PR Preview" w:date="2026-01-01T00:00:00Z">
+      <w:ins w:id="280" w:author="PR Preview" w:date="2026-01-01T00:00:00Z">
+        <w:r>
+          <w:t xml:space="preserve"> </w:t>
+        </w:r>
+      </w:ins>
+      <w:ins w:id="281" w:author="PR Preview" w:date="2026-01-01T00:00:00Z">
         <w:r>
           <w:t xml:space="preserve">is the derivative of its log-likelihood</w:t>
         </w:r>
       </w:ins>
-      <w:ins w:id="267" w:author="PR Preview" w:date="2026-01-01T00:00:00Z">
+      <w:ins w:id="282" w:author="PR Preview" w:date="2026-01-01T00:00:00Z">
         <w:r>
           <w:t xml:space="preserve"> </w:t>
         </w:r>
@@ -6044,17 +6288,17 @@
           <m:t>ℓ</m:t>
         </m:r>
       </m:oMath>
-      <w:ins w:id="268" w:author="PR Preview" w:date="2026-01-01T00:00:00Z">
-        <w:r>
-          <w:t xml:space="preserve"> </w:t>
-        </w:r>
-      </w:ins>
-      <w:ins w:id="269" w:author="PR Preview" w:date="2026-01-01T00:00:00Z">
+      <w:ins w:id="283" w:author="PR Preview" w:date="2026-01-01T00:00:00Z">
+        <w:r>
+          <w:t xml:space="preserve"> </w:t>
+        </w:r>
+      </w:ins>
+      <w:ins w:id="284" w:author="PR Preview" w:date="2026-01-01T00:00:00Z">
         <w:r>
           <w:t xml:space="preserve">with respect to</w:t>
         </w:r>
       </w:ins>
-      <w:ins w:id="270" w:author="PR Preview" w:date="2026-01-01T00:00:00Z">
+      <w:ins w:id="285" w:author="PR Preview" w:date="2026-01-01T00:00:00Z">
         <w:r>
           <w:t xml:space="preserve"> </w:t>
         </w:r>
@@ -6064,47 +6308,73 @@
           <m:t>π</m:t>
         </m:r>
       </m:oMath>
-      <w:ins w:id="271" w:author="PR Preview" w:date="2026-01-01T00:00:00Z">
+      <w:ins w:id="286" w:author="PR Preview" w:date="2026-01-01T00:00:00Z">
         <w:r>
           <w:t xml:space="preserve">.</w:t>
         </w:r>
       </w:ins>
-      <w:ins w:id="272" w:author="PR Preview" w:date="2026-01-01T00:00:00Z">
-        <w:r>
-          <w:t xml:space="preserve"> </w:t>
-        </w:r>
-      </w:ins>
-      <w:ins w:id="273" w:author="PR Preview" w:date="2026-01-01T00:00:00Z">
-        <w:r>
-          <w:t xml:space="preserve">It equals the deviation of</w:t>
-        </w:r>
-      </w:ins>
-      <w:ins w:id="274" w:author="PR Preview" w:date="2026-01-01T00:00:00Z">
+      <w:ins w:id="287" w:author="PR Preview" w:date="2026-01-01T00:00:00Z">
+        <w:r>
+          <w:t xml:space="preserve"> </w:t>
+        </w:r>
+      </w:ins>
+      <w:ins w:id="288" w:author="PR Preview" w:date="2026-01-01T00:00:00Z">
+        <w:r>
+          <w:t xml:space="preserve">It equals the</w:t>
+        </w:r>
+      </w:ins>
+      <w:ins w:id="289" w:author="PR Preview" w:date="2026-01-01T00:00:00Z">
+        <w:r>
+          <w:t xml:space="preserve"> </w:t>
+        </w:r>
+      </w:ins>
+      <w:hyperlink r:id="rId26">
+        <w:ins w:id="290" w:author="PR Preview" w:date="2026-01-01T00:00:00Z">
+          <w:r>
+            <w:rPr>
+              <w:rStyle w:val="Hyperlink"/>
+            </w:rPr>
+            <w:t xml:space="preserve">deviation</w:t>
+          </w:r>
+        </w:ins>
+      </w:hyperlink>
+      <w:ins w:id="291" w:author="PR Preview" w:date="2026-01-01T00:00:00Z">
         <w:r>
           <w:t xml:space="preserve"> </w:t>
         </w:r>
       </w:ins>
       <m:oMath>
         <m:r>
+          <m:t>δ</m:t>
+        </m:r>
+        <m:limUpp>
+          <m:e>
+            <m:r>
+              <m:rPr>
+                <m:sty m:val="p"/>
+              </m:rPr>
+              <m:t>=</m:t>
+            </m:r>
+          </m:e>
+          <m:lim>
+            <m:r>
+              <m:rPr>
+                <m:nor/>
+                <m:sty m:val="p"/>
+              </m:rPr>
+              <m:t>def</m:t>
+            </m:r>
+          </m:lim>
+        </m:limUpp>
+        <m:r>
           <m:t>x</m:t>
         </m:r>
-      </m:oMath>
-      <w:ins w:id="275" w:author="PR Preview" w:date="2026-01-01T00:00:00Z">
-        <w:r>
-          <w:t xml:space="preserve"> </w:t>
-        </w:r>
-      </w:ins>
-      <w:ins w:id="276" w:author="PR Preview" w:date="2026-01-01T00:00:00Z">
-        <w:r>
-          <w:t xml:space="preserve">from the mean</w:t>
-        </w:r>
-      </w:ins>
-      <w:ins w:id="277" w:author="PR Preview" w:date="2026-01-01T00:00:00Z">
-        <w:r>
-          <w:t xml:space="preserve"> </w:t>
-        </w:r>
-      </w:ins>
-      <m:oMath>
+        <m:r>
+          <m:rPr>
+            <m:sty m:val="p"/>
+          </m:rPr>
+          <m:t>−</m:t>
+        </m:r>
         <m:r>
           <m:rPr>
             <m:sty m:val="p"/>
@@ -6131,22 +6401,84 @@
           <m:t>​</m:t>
         </m:r>
       </m:oMath>
-      <w:ins w:id="278" w:author="PR Preview" w:date="2026-01-01T00:00:00Z">
+      <w:ins w:id="292" w:author="PR Preview" w:date="2026-01-01T00:00:00Z">
+        <w:r>
+          <w:t xml:space="preserve"> </w:t>
+        </w:r>
+      </w:ins>
+      <w:ins w:id="293" w:author="PR Preview" w:date="2026-01-01T00:00:00Z">
+        <w:r>
+          <w:t xml:space="preserve">of</w:t>
+        </w:r>
+      </w:ins>
+      <w:ins w:id="294" w:author="PR Preview" w:date="2026-01-01T00:00:00Z">
+        <w:r>
+          <w:t xml:space="preserve"> </w:t>
+        </w:r>
+      </w:ins>
+      <m:oMath>
+        <m:r>
+          <m:t>x</m:t>
+        </m:r>
+      </m:oMath>
+      <w:ins w:id="295" w:author="PR Preview" w:date="2026-01-01T00:00:00Z">
+        <w:r>
+          <w:t xml:space="preserve"> </w:t>
+        </w:r>
+      </w:ins>
+      <w:ins w:id="296" w:author="PR Preview" w:date="2026-01-01T00:00:00Z">
+        <w:r>
+          <w:t xml:space="preserve">from the mean</w:t>
+        </w:r>
+      </w:ins>
+      <w:ins w:id="297" w:author="PR Preview" w:date="2026-01-01T00:00:00Z">
+        <w:r>
+          <w:t xml:space="preserve"> </w:t>
+        </w:r>
+      </w:ins>
+      <m:oMath>
+        <m:r>
+          <m:rPr>
+            <m:sty m:val="p"/>
+          </m:rPr>
+          <m:t>E</m:t>
+        </m:r>
+        <m:r>
+          <m:t>​</m:t>
+        </m:r>
+        <m:d>
+          <m:dPr>
+            <m:begChr m:val="["/>
+            <m:sepChr m:val=""/>
+            <m:endChr m:val="]"/>
+            <m:grow/>
+          </m:dPr>
+          <m:e>
+            <m:r>
+              <m:t>X</m:t>
+            </m:r>
+          </m:e>
+        </m:d>
+        <m:r>
+          <m:t>​</m:t>
+        </m:r>
+      </m:oMath>
+      <w:ins w:id="298" w:author="PR Preview" w:date="2026-01-01T00:00:00Z">
         <w:r>
           <w:t xml:space="preserve">,</w:t>
         </w:r>
       </w:ins>
-      <w:ins w:id="279" w:author="PR Preview" w:date="2026-01-01T00:00:00Z">
-        <w:r>
-          <w:t xml:space="preserve"> </w:t>
-        </w:r>
-      </w:ins>
-      <w:ins w:id="280" w:author="PR Preview" w:date="2026-01-01T00:00:00Z">
+      <w:ins w:id="299" w:author="PR Preview" w:date="2026-01-01T00:00:00Z">
+        <w:r>
+          <w:t xml:space="preserve"> </w:t>
+        </w:r>
+      </w:ins>
+      <w:ins w:id="300" w:author="PR Preview" w:date="2026-01-01T00:00:00Z">
         <w:r>
           <w:t xml:space="preserve">divided by the variance</w:t>
         </w:r>
       </w:ins>
-      <w:ins w:id="281" w:author="PR Preview" w:date="2026-01-01T00:00:00Z">
+      <w:ins w:id="301" w:author="PR Preview" w:date="2026-01-01T00:00:00Z">
         <w:r>
           <w:t xml:space="preserve"> </w:t>
         </w:r>
@@ -6178,7 +6510,7 @@
           <m:t>​</m:t>
         </m:r>
       </m:oMath>
-      <w:ins w:id="282" w:author="PR Preview" w:date="2026-01-01T00:00:00Z">
+      <w:ins w:id="302" w:author="PR Preview" w:date="2026-01-01T00:00:00Z">
         <w:r>
           <w:t xml:space="preserve">:</w:t>
         </w:r>
@@ -6220,38 +6552,7 @@
             </m:fPr>
             <m:num>
               <m:r>
-                <m:t>x</m:t>
-              </m:r>
-              <m:r>
-                <m:rPr>
-                  <m:sty m:val="p"/>
-                </m:rPr>
-                <m:t>−</m:t>
-              </m:r>
-              <m:r>
-                <m:rPr>
-                  <m:sty m:val="p"/>
-                </m:rPr>
-                <m:t>E</m:t>
-              </m:r>
-              <m:r>
-                <m:t>​</m:t>
-              </m:r>
-              <m:d>
-                <m:dPr>
-                  <m:begChr m:val="["/>
-                  <m:sepChr m:val=""/>
-                  <m:endChr m:val="]"/>
-                  <m:grow/>
-                </m:dPr>
-                <m:e>
-                  <m:r>
-                    <m:t>X</m:t>
-                  </m:r>
-                </m:e>
-              </m:d>
-              <m:r>
-                <m:t>​</m:t>
+                <m:t>δ</m:t>
               </m:r>
             </m:num>
             <m:den>
@@ -6294,16 +6595,7 @@
             </m:fPr>
             <m:num>
               <m:r>
-                <m:t>x</m:t>
-              </m:r>
-              <m:r>
-                <m:rPr>
-                  <m:sty m:val="p"/>
-                </m:rPr>
-                <m:t>−</m:t>
-              </m:r>
-              <m:r>
-                <m:t>π</m:t>
+                <m:t>δ</m:t>
               </m:r>
             </m:num>
             <m:den>
@@ -6339,12 +6631,12 @@
         </m:oMath>
       </m:oMathPara>
     </w:p>
-    <w:bookmarkEnd w:id="29"/>
+    <w:bookmarkEnd w:id="30"/>
     <w:p>
       <w:pPr>
         <w:pStyle w:val="FirstParagraph"/>
       </w:pPr>
-      <w:ins w:id="283" w:author="PR Preview" w:date="2026-01-01T00:00:00Z">
+      <w:ins w:id="303" w:author="PR Preview" w:date="2026-01-01T00:00:00Z">
         <w:r>
           <w:rPr>
             <w:i/>
@@ -6353,23 +6645,23 @@
           <w:t xml:space="preserve">Proof</w:t>
         </w:r>
       </w:ins>
-      <w:ins w:id="284" w:author="PR Preview" w:date="2026-01-01T00:00:00Z">
+      <w:ins w:id="304" w:author="PR Preview" w:date="2026-01-01T00:00:00Z">
         <w:r>
           <w:t xml:space="preserve">. </w:t>
         </w:r>
       </w:ins>
-      <w:ins w:id="285" w:author="PR Preview" w:date="2026-01-01T00:00:00Z">
+      <w:ins w:id="305" w:author="PR Preview" w:date="2026-01-01T00:00:00Z">
         <w:r>
           <w:t xml:space="preserve">This is the solution to</w:t>
         </w:r>
       </w:ins>
-      <w:ins w:id="286" w:author="PR Preview" w:date="2026-01-01T00:00:00Z">
+      <w:ins w:id="306" w:author="PR Preview" w:date="2026-01-01T00:00:00Z">
         <w:r>
           <w:t xml:space="preserve"> </w:t>
         </w:r>
       </w:ins>
       <w:hyperlink w:anchor="exr-derive-bernoulli-score">
-        <w:ins w:id="287" w:author="PR Preview" w:date="2026-01-01T00:00:00Z">
+        <w:ins w:id="307" w:author="PR Preview" w:date="2026-01-01T00:00:00Z">
           <w:r>
             <w:rPr>
               <w:rStyle w:val="Hyperlink"/>
@@ -6378,18 +6670,18 @@
           </w:r>
         </w:ins>
       </w:hyperlink>
-      <w:ins w:id="288" w:author="PR Preview" w:date="2026-01-01T00:00:00Z">
+      <w:ins w:id="308" w:author="PR Preview" w:date="2026-01-01T00:00:00Z">
         <w:r>
           <w:t xml:space="preserve">, worked in</w:t>
         </w:r>
       </w:ins>
-      <w:ins w:id="289" w:author="PR Preview" w:date="2026-01-01T00:00:00Z">
+      <w:ins w:id="309" w:author="PR Preview" w:date="2026-01-01T00:00:00Z">
         <w:r>
           <w:t xml:space="preserve"> </w:t>
         </w:r>
       </w:ins>
       <w:hyperlink w:anchor="sol-derive-bernoulli-score">
-        <w:ins w:id="290" w:author="PR Preview" w:date="2026-01-01T00:00:00Z">
+        <w:ins w:id="310" w:author="PR Preview" w:date="2026-01-01T00:00:00Z">
           <w:r>
             <w:rPr>
               <w:rStyle w:val="Hyperlink"/>
@@ -6398,28 +6690,28 @@
           </w:r>
         </w:ins>
       </w:hyperlink>
-      <w:ins w:id="291" w:author="PR Preview" w:date="2026-01-01T00:00:00Z">
+      <w:ins w:id="311" w:author="PR Preview" w:date="2026-01-01T00:00:00Z">
         <w:r>
           <w:t xml:space="preserve">.</w:t>
         </w:r>
       </w:ins>
-      <w:ins w:id="292" w:author="PR Preview" w:date="2026-01-01T00:00:00Z">
-        <w:r>
-          <w:t xml:space="preserve"> </w:t>
-        </w:r>
-      </w:ins>
-      <w:ins w:id="293" w:author="PR Preview" w:date="2026-01-01T00:00:00Z">
+      <w:ins w:id="312" w:author="PR Preview" w:date="2026-01-01T00:00:00Z">
+        <w:r>
+          <w:t xml:space="preserve"> </w:t>
+        </w:r>
+      </w:ins>
+      <w:ins w:id="313" w:author="PR Preview" w:date="2026-01-01T00:00:00Z">
         <w:r>
           <w:t xml:space="preserve">It builds on</w:t>
         </w:r>
       </w:ins>
-      <w:ins w:id="294" w:author="PR Preview" w:date="2026-01-01T00:00:00Z">
+      <w:ins w:id="314" w:author="PR Preview" w:date="2026-01-01T00:00:00Z">
         <w:r>
           <w:t xml:space="preserve"> </w:t>
         </w:r>
       </w:ins>
       <w:hyperlink w:anchor="thm-bernoulli-loglik-one-group">
-        <w:ins w:id="295" w:author="PR Preview" w:date="2026-01-01T00:00:00Z">
+        <w:ins w:id="315" w:author="PR Preview" w:date="2026-01-01T00:00:00Z">
           <w:r>
             <w:rPr>
               <w:rStyle w:val="Hyperlink"/>
@@ -6428,12 +6720,12 @@
           </w:r>
         </w:ins>
       </w:hyperlink>
-      <w:ins w:id="296" w:author="PR Preview" w:date="2026-01-01T00:00:00Z">
+      <w:ins w:id="316" w:author="PR Preview" w:date="2026-01-01T00:00:00Z">
         <w:r>
           <w:t xml:space="preserve">, with</w:t>
         </w:r>
       </w:ins>
-      <w:ins w:id="297" w:author="PR Preview" w:date="2026-01-01T00:00:00Z">
+      <w:ins w:id="317" w:author="PR Preview" w:date="2026-01-01T00:00:00Z">
         <w:r>
           <w:t xml:space="preserve"> </w:t>
         </w:r>
@@ -6452,30 +6744,30 @@
           <m:t>1</m:t>
         </m:r>
       </m:oMath>
-      <w:ins w:id="298" w:author="PR Preview" w:date="2026-01-01T00:00:00Z">
+      <w:ins w:id="318" w:author="PR Preview" w:date="2026-01-01T00:00:00Z">
         <w:r>
           <w:t xml:space="preserve">.</w:t>
         </w:r>
       </w:ins>
     </w:p>
-    <w:bookmarkEnd w:id="30"/>
-    <w:bookmarkStart w:id="37" w:name="score-contributions"/>
+    <w:bookmarkEnd w:id="31"/>
+    <w:bookmarkStart w:id="38" w:name="score-contributions"/>
     <w:p>
       <w:pPr>
         <w:pStyle w:val="Heading3"/>
       </w:pPr>
-      <w:ins w:id="299" w:author="PR Preview" w:date="2026-01-01T00:00:00Z">
+      <w:ins w:id="319" w:author="PR Preview" w:date="2026-01-01T00:00:00Z">
         <w:r>
           <w:t xml:space="preserve">1.5 Score contributions</w:t>
         </w:r>
       </w:ins>
     </w:p>
-    <w:bookmarkStart w:id="31" w:name="exr-bernoulli-score-contribution"/>
+    <w:bookmarkStart w:id="33" w:name="exr-bernoulli-score-contribution"/>
     <w:p>
       <w:pPr>
         <w:pStyle w:val="FirstParagraph"/>
       </w:pPr>
-      <w:ins w:id="300" w:author="PR Preview" w:date="2026-01-01T00:00:00Z">
+      <w:ins w:id="320" w:author="PR Preview" w:date="2026-01-01T00:00:00Z">
         <w:r>
           <w:rPr>
             <w:b/>
@@ -6484,23 +6776,23 @@
           <w:t xml:space="preserve">Exercise 5 (Score contribution of one binary outcome)</w:t>
         </w:r>
       </w:ins>
-      <w:ins w:id="301" w:author="PR Preview" w:date="2026-01-01T00:00:00Z">
-        <w:r>
-          <w:t xml:space="preserve"> </w:t>
-        </w:r>
-      </w:ins>
-      <w:ins w:id="302" w:author="PR Preview" w:date="2026-01-01T00:00:00Z">
+      <w:ins w:id="321" w:author="PR Preview" w:date="2026-01-01T00:00:00Z">
+        <w:r>
+          <w:t xml:space="preserve"> </w:t>
+        </w:r>
+      </w:ins>
+      <w:ins w:id="322" w:author="PR Preview" w:date="2026-01-01T00:00:00Z">
         <w:r>
           <w:t xml:space="preserve">In the setting of</w:t>
         </w:r>
       </w:ins>
-      <w:ins w:id="303" w:author="PR Preview" w:date="2026-01-01T00:00:00Z">
+      <w:ins w:id="323" w:author="PR Preview" w:date="2026-01-01T00:00:00Z">
         <w:r>
           <w:t xml:space="preserve"> </w:t>
         </w:r>
       </w:ins>
       <w:hyperlink w:anchor="exr-bernoulli-loglik-contribution">
-        <w:ins w:id="304" w:author="PR Preview" w:date="2026-01-01T00:00:00Z">
+        <w:ins w:id="324" w:author="PR Preview" w:date="2026-01-01T00:00:00Z">
           <w:r>
             <w:rPr>
               <w:rStyle w:val="Hyperlink"/>
@@ -6509,9 +6801,151 @@
           </w:r>
         </w:ins>
       </w:hyperlink>
-      <w:ins w:id="305" w:author="PR Preview" w:date="2026-01-01T00:00:00Z">
+      <w:ins w:id="325" w:author="PR Preview" w:date="2026-01-01T00:00:00Z">
         <w:r>
           <w:t xml:space="preserve">, let:</w:t>
+        </w:r>
+      </w:ins>
+    </w:p>
+    <w:p>
+      <w:pPr>
+        <w:pStyle w:val="Compact"/>
+        <w:numPr>
+          <w:ilvl w:val="0"/>
+          <w:numId w:val="1002"/>
+        </w:numPr>
+      </w:pPr>
+      <m:oMath>
+        <m:sSub>
+          <m:e>
+            <m:r>
+              <m:t>δ</m:t>
+            </m:r>
+          </m:e>
+          <m:sub>
+            <m:r>
+              <m:t>i</m:t>
+            </m:r>
+          </m:sub>
+        </m:sSub>
+        <m:limUpp>
+          <m:e>
+            <m:r>
+              <m:rPr>
+                <m:sty m:val="p"/>
+              </m:rPr>
+              <m:t>=</m:t>
+            </m:r>
+          </m:e>
+          <m:lim>
+            <m:r>
+              <m:rPr>
+                <m:nor/>
+                <m:sty m:val="p"/>
+              </m:rPr>
+              <m:t>def</m:t>
+            </m:r>
+          </m:lim>
+        </m:limUpp>
+        <m:sSub>
+          <m:e>
+            <m:r>
+              <m:t>y</m:t>
+            </m:r>
+          </m:e>
+          <m:sub>
+            <m:r>
+              <m:t>i</m:t>
+            </m:r>
+          </m:sub>
+        </m:sSub>
+        <m:r>
+          <m:rPr>
+            <m:sty m:val="p"/>
+          </m:rPr>
+          <m:t>−</m:t>
+        </m:r>
+        <m:r>
+          <m:t>π</m:t>
+        </m:r>
+      </m:oMath>
+      <w:ins w:id="326" w:author="PR Preview" w:date="2026-01-01T00:00:00Z">
+        <w:r>
+          <w:t xml:space="preserve"> </w:t>
+        </w:r>
+      </w:ins>
+      <w:ins w:id="327" w:author="PR Preview" w:date="2026-01-01T00:00:00Z">
+        <w:r>
+          <w:t xml:space="preserve">be the</w:t>
+        </w:r>
+      </w:ins>
+      <w:ins w:id="328" w:author="PR Preview" w:date="2026-01-01T00:00:00Z">
+        <w:r>
+          <w:t xml:space="preserve"> </w:t>
+        </w:r>
+      </w:ins>
+      <w:hyperlink r:id="rId26">
+        <w:ins w:id="329" w:author="PR Preview" w:date="2026-01-01T00:00:00Z">
+          <w:r>
+            <w:rPr>
+              <w:rStyle w:val="Hyperlink"/>
+            </w:rPr>
+            <w:t xml:space="preserve">deviation</w:t>
+          </w:r>
+        </w:ins>
+      </w:hyperlink>
+      <w:ins w:id="330" w:author="PR Preview" w:date="2026-01-01T00:00:00Z">
+        <w:r>
+          <w:t xml:space="preserve"> </w:t>
+        </w:r>
+      </w:ins>
+      <w:ins w:id="331" w:author="PR Preview" w:date="2026-01-01T00:00:00Z">
+        <w:r>
+          <w:t xml:space="preserve">of</w:t>
+        </w:r>
+      </w:ins>
+      <w:ins w:id="332" w:author="PR Preview" w:date="2026-01-01T00:00:00Z">
+        <w:r>
+          <w:t xml:space="preserve"> </w:t>
+        </w:r>
+      </w:ins>
+      <m:oMath>
+        <m:sSub>
+          <m:e>
+            <m:r>
+              <m:t>y</m:t>
+            </m:r>
+          </m:e>
+          <m:sub>
+            <m:r>
+              <m:t>i</m:t>
+            </m:r>
+          </m:sub>
+        </m:sSub>
+      </m:oMath>
+      <w:ins w:id="333" w:author="PR Preview" w:date="2026-01-01T00:00:00Z">
+        <w:r>
+          <w:t xml:space="preserve"> </w:t>
+        </w:r>
+      </w:ins>
+      <w:ins w:id="334" w:author="PR Preview" w:date="2026-01-01T00:00:00Z">
+        <w:r>
+          <w:t xml:space="preserve">from its mean</w:t>
+        </w:r>
+      </w:ins>
+      <w:ins w:id="335" w:author="PR Preview" w:date="2026-01-01T00:00:00Z">
+        <w:r>
+          <w:t xml:space="preserve"> </w:t>
+        </w:r>
+      </w:ins>
+      <m:oMath>
+        <m:r>
+          <m:t>π</m:t>
+        </m:r>
+      </m:oMath>
+      <w:ins w:id="336" w:author="PR Preview" w:date="2026-01-01T00:00:00Z">
+        <w:r>
+          <w:t xml:space="preserve">;</w:t>
         </w:r>
       </w:ins>
     </w:p>
@@ -6590,17 +7024,42 @@
           <m:t>​</m:t>
         </m:r>
       </m:oMath>
-      <w:ins w:id="306" w:author="PR Preview" w:date="2026-01-01T00:00:00Z">
-        <w:r>
-          <w:t xml:space="preserve"> </w:t>
-        </w:r>
-      </w:ins>
-      <w:ins w:id="307" w:author="PR Preview" w:date="2026-01-01T00:00:00Z">
-        <w:r>
-          <w:t xml:space="preserve">be the precision of</w:t>
-        </w:r>
-      </w:ins>
-      <w:ins w:id="308" w:author="PR Preview" w:date="2026-01-01T00:00:00Z">
+      <w:ins w:id="337" w:author="PR Preview" w:date="2026-01-01T00:00:00Z">
+        <w:r>
+          <w:t xml:space="preserve"> </w:t>
+        </w:r>
+      </w:ins>
+      <w:ins w:id="338" w:author="PR Preview" w:date="2026-01-01T00:00:00Z">
+        <w:r>
+          <w:t xml:space="preserve">be the</w:t>
+        </w:r>
+      </w:ins>
+      <w:ins w:id="339" w:author="PR Preview" w:date="2026-01-01T00:00:00Z">
+        <w:r>
+          <w:t xml:space="preserve"> </w:t>
+        </w:r>
+      </w:ins>
+      <w:hyperlink r:id="rId32">
+        <w:ins w:id="340" w:author="PR Preview" w:date="2026-01-01T00:00:00Z">
+          <w:r>
+            <w:rPr>
+              <w:rStyle w:val="Hyperlink"/>
+            </w:rPr>
+            <w:t xml:space="preserve">precision</w:t>
+          </w:r>
+        </w:ins>
+      </w:hyperlink>
+      <w:ins w:id="341" w:author="PR Preview" w:date="2026-01-01T00:00:00Z">
+        <w:r>
+          <w:t xml:space="preserve"> </w:t>
+        </w:r>
+      </w:ins>
+      <w:ins w:id="342" w:author="PR Preview" w:date="2026-01-01T00:00:00Z">
+        <w:r>
+          <w:t xml:space="preserve">of</w:t>
+        </w:r>
+      </w:ins>
+      <w:ins w:id="343" w:author="PR Preview" w:date="2026-01-01T00:00:00Z">
         <w:r>
           <w:t xml:space="preserve"> </w:t>
         </w:r>
@@ -6619,7 +7078,7 @@
           </m:sub>
         </m:sSub>
       </m:oMath>
-      <w:ins w:id="309" w:author="PR Preview" w:date="2026-01-01T00:00:00Z">
+      <w:ins w:id="344" w:author="PR Preview" w:date="2026-01-01T00:00:00Z">
         <w:r>
           <w:t xml:space="preserve">.</w:t>
         </w:r>
@@ -6629,18 +7088,18 @@
       <w:pPr>
         <w:pStyle w:val="FirstParagraph"/>
       </w:pPr>
-      <w:ins w:id="310" w:author="PR Preview" w:date="2026-01-01T00:00:00Z">
+      <w:ins w:id="345" w:author="PR Preview" w:date="2026-01-01T00:00:00Z">
         <w:r>
           <w:t xml:space="preserve">Derive the</w:t>
         </w:r>
       </w:ins>
-      <w:ins w:id="311" w:author="PR Preview" w:date="2026-01-01T00:00:00Z">
-        <w:r>
-          <w:t xml:space="preserve"> </w:t>
-        </w:r>
-      </w:ins>
-      <w:hyperlink r:id="rId28">
-        <w:ins w:id="312" w:author="PR Preview" w:date="2026-01-01T00:00:00Z">
+      <w:ins w:id="346" w:author="PR Preview" w:date="2026-01-01T00:00:00Z">
+        <w:r>
+          <w:t xml:space="preserve"> </w:t>
+        </w:r>
+      </w:ins>
+      <w:hyperlink r:id="rId29">
+        <w:ins w:id="347" w:author="PR Preview" w:date="2026-01-01T00:00:00Z">
           <w:r>
             <w:rPr>
               <w:rStyle w:val="Hyperlink"/>
@@ -6649,17 +7108,17 @@
           </w:r>
         </w:ins>
       </w:hyperlink>
-      <w:ins w:id="313" w:author="PR Preview" w:date="2026-01-01T00:00:00Z">
-        <w:r>
-          <w:t xml:space="preserve"> </w:t>
-        </w:r>
-      </w:ins>
-      <w:ins w:id="314" w:author="PR Preview" w:date="2026-01-01T00:00:00Z">
+      <w:ins w:id="348" w:author="PR Preview" w:date="2026-01-01T00:00:00Z">
+        <w:r>
+          <w:t xml:space="preserve"> </w:t>
+        </w:r>
+      </w:ins>
+      <w:ins w:id="349" w:author="PR Preview" w:date="2026-01-01T00:00:00Z">
         <w:r>
           <w:t xml:space="preserve">contribution</w:t>
         </w:r>
       </w:ins>
-      <w:ins w:id="315" w:author="PR Preview" w:date="2026-01-01T00:00:00Z">
+      <w:ins w:id="350" w:author="PR Preview" w:date="2026-01-01T00:00:00Z">
         <w:r>
           <w:t xml:space="preserve"> </w:t>
         </w:r>
@@ -6771,17 +7230,17 @@
           <m:t>)</m:t>
         </m:r>
       </m:oMath>
-      <w:ins w:id="316" w:author="PR Preview" w:date="2026-01-01T00:00:00Z">
-        <w:r>
-          <w:t xml:space="preserve"> </w:t>
-        </w:r>
-      </w:ins>
-      <w:ins w:id="317" w:author="PR Preview" w:date="2026-01-01T00:00:00Z">
+      <w:ins w:id="351" w:author="PR Preview" w:date="2026-01-01T00:00:00Z">
+        <w:r>
+          <w:t xml:space="preserve"> </w:t>
+        </w:r>
+      </w:ins>
+      <w:ins w:id="352" w:author="PR Preview" w:date="2026-01-01T00:00:00Z">
         <w:r>
           <w:t xml:space="preserve">of observation</w:t>
         </w:r>
       </w:ins>
-      <w:ins w:id="318" w:author="PR Preview" w:date="2026-01-01T00:00:00Z">
+      <w:ins w:id="353" w:author="PR Preview" w:date="2026-01-01T00:00:00Z">
         <w:r>
           <w:t xml:space="preserve"> </w:t>
         </w:r>
@@ -6791,44 +7250,73 @@
           <m:t>i</m:t>
         </m:r>
       </m:oMath>
-      <w:ins w:id="319" w:author="PR Preview" w:date="2026-01-01T00:00:00Z">
+      <w:ins w:id="354" w:author="PR Preview" w:date="2026-01-01T00:00:00Z">
         <w:r>
           <w:t xml:space="preserve">,</w:t>
         </w:r>
       </w:ins>
-      <w:ins w:id="320" w:author="PR Preview" w:date="2026-01-01T00:00:00Z">
-        <w:r>
-          <w:t xml:space="preserve"> </w:t>
-        </w:r>
-      </w:ins>
-      <w:ins w:id="321" w:author="PR Preview" w:date="2026-01-01T00:00:00Z">
+      <w:ins w:id="355" w:author="PR Preview" w:date="2026-01-01T00:00:00Z">
+        <w:r>
+          <w:t xml:space="preserve"> </w:t>
+        </w:r>
+      </w:ins>
+      <w:ins w:id="356" w:author="PR Preview" w:date="2026-01-01T00:00:00Z">
         <w:r>
           <w:t xml:space="preserve">and write it using</w:t>
         </w:r>
       </w:ins>
-      <w:ins w:id="322" w:author="PR Preview" w:date="2026-01-01T00:00:00Z">
+      <w:ins w:id="357" w:author="PR Preview" w:date="2026-01-01T00:00:00Z">
         <w:r>
           <w:t xml:space="preserve"> </w:t>
         </w:r>
       </w:ins>
       <m:oMath>
+        <m:sSub>
+          <m:e>
+            <m:r>
+              <m:t>δ</m:t>
+            </m:r>
+          </m:e>
+          <m:sub>
+            <m:r>
+              <m:t>i</m:t>
+            </m:r>
+          </m:sub>
+        </m:sSub>
+      </m:oMath>
+      <w:ins w:id="358" w:author="PR Preview" w:date="2026-01-01T00:00:00Z">
+        <w:r>
+          <w:t xml:space="preserve"> </w:t>
+        </w:r>
+      </w:ins>
+      <w:ins w:id="359" w:author="PR Preview" w:date="2026-01-01T00:00:00Z">
+        <w:r>
+          <w:t xml:space="preserve">and</w:t>
+        </w:r>
+      </w:ins>
+      <w:ins w:id="360" w:author="PR Preview" w:date="2026-01-01T00:00:00Z">
+        <w:r>
+          <w:t xml:space="preserve"> </w:t>
+        </w:r>
+      </w:ins>
+      <m:oMath>
         <m:r>
           <m:t>τ</m:t>
         </m:r>
       </m:oMath>
-      <w:ins w:id="323" w:author="PR Preview" w:date="2026-01-01T00:00:00Z">
+      <w:ins w:id="361" w:author="PR Preview" w:date="2026-01-01T00:00:00Z">
         <w:r>
           <w:t xml:space="preserve">.</w:t>
         </w:r>
       </w:ins>
     </w:p>
-    <w:bookmarkEnd w:id="31"/>
-    <w:bookmarkStart w:id="32" w:name="sol-bernoulli-score-contribution"/>
+    <w:bookmarkEnd w:id="33"/>
+    <w:bookmarkStart w:id="34" w:name="sol-bernoulli-score-contribution"/>
     <w:p>
       <w:pPr>
         <w:pStyle w:val="BodyText"/>
       </w:pPr>
-      <w:ins w:id="324" w:author="PR Preview" w:date="2026-01-01T00:00:00Z">
+      <w:ins w:id="362" w:author="PR Preview" w:date="2026-01-01T00:00:00Z">
         <w:r>
           <w:rPr>
             <w:i/>
@@ -6837,7 +7325,7 @@
           <w:t xml:space="preserve">Solution 5</w:t>
         </w:r>
       </w:ins>
-      <w:ins w:id="325" w:author="PR Preview" w:date="2026-01-01T00:00:00Z">
+      <w:ins w:id="363" w:author="PR Preview" w:date="2026-01-01T00:00:00Z">
         <w:r>
           <w:t xml:space="preserve">. </w:t>
         </w:r>
@@ -7090,7 +7578,7 @@
                   <m:sSub>
                     <m:e>
                       <m:r>
-                        <m:t>y</m:t>
+                        <m:t>δ</m:t>
                       </m:r>
                     </m:e>
                     <m:sub>
@@ -7099,6 +7587,20 @@
                       </m:r>
                     </m:sub>
                   </m:sSub>
+                </m:num>
+                <m:den>
+                  <m:r>
+                    <m:t>π</m:t>
+                  </m:r>
+                  <m:r>
+                    <m:rPr>
+                      <m:sty m:val="p"/>
+                    </m:rPr>
+                    <m:t>(</m:t>
+                  </m:r>
+                  <m:r>
+                    <m:t>1</m:t>
+                  </m:r>
                   <m:r>
                     <m:rPr>
                       <m:sty m:val="p"/>
@@ -7108,6 +7610,74 @@
                   <m:r>
                     <m:t>π</m:t>
                   </m:r>
+                  <m:r>
+                    <m:rPr>
+                      <m:sty m:val="p"/>
+                    </m:rPr>
+                    <m:t>)</m:t>
+                  </m:r>
+                </m:den>
+              </m:f>
+              <m:r>
+                <m:t>&amp;</m:t>
+              </m:r>
+              <m:r>
+                <m:t>&amp;</m:t>
+              </m:r>
+              <m:r>
+                <m:rPr>
+                  <m:nor/>
+                  <m:sty m:val="p"/>
+                </m:rPr>
+                <m:t>(definition of </m:t>
+              </m:r>
+              <m:sSub>
+                <m:e>
+                  <m:r>
+                    <m:t>δ</m:t>
+                  </m:r>
+                </m:e>
+                <m:sub>
+                  <m:r>
+                    <m:t>i</m:t>
+                  </m:r>
+                </m:sub>
+              </m:sSub>
+              <m:r>
+                <m:rPr>
+                  <m:nor/>
+                  <m:sty m:val="p"/>
+                </m:rPr>
+                <m:t>)</m:t>
+              </m:r>
+            </m:e>
+            <m:e>
+              <m:r>
+                <m:t>&amp;</m:t>
+              </m:r>
+              <m:r>
+                <m:rPr>
+                  <m:sty m:val="p"/>
+                </m:rPr>
+                <m:t>=</m:t>
+              </m:r>
+              <m:f>
+                <m:fPr>
+                  <m:type m:val="bar"/>
+                </m:fPr>
+                <m:num>
+                  <m:sSub>
+                    <m:e>
+                      <m:r>
+                        <m:t>δ</m:t>
+                      </m:r>
+                    </m:e>
+                    <m:sub>
+                      <m:r>
+                        <m:t>i</m:t>
+                      </m:r>
+                    </m:sub>
+                  </m:sSub>
                 </m:num>
                 <m:den>
                   <m:r>
@@ -7290,16 +7860,10 @@
                   </m:r>
                 </m:den>
               </m:f>
-              <m:r>
-                <m:rPr>
-                  <m:sty m:val="p"/>
-                </m:rPr>
-                <m:t>(</m:t>
-              </m:r>
               <m:sSub>
                 <m:e>
                   <m:r>
-                    <m:t>y</m:t>
+                    <m:t>δ</m:t>
                   </m:r>
                 </m:e>
                 <m:sub>
@@ -7309,21 +7873,6 @@
                 </m:sub>
               </m:sSub>
               <m:r>
-                <m:rPr>
-                  <m:sty m:val="p"/>
-                </m:rPr>
-                <m:t>−</m:t>
-              </m:r>
-              <m:r>
-                <m:t>π</m:t>
-              </m:r>
-              <m:r>
-                <m:rPr>
-                  <m:sty m:val="p"/>
-                </m:rPr>
-                <m:t>)</m:t>
-              </m:r>
-              <m:r>
                 <m:t>&amp;</m:t>
               </m:r>
               <m:r>
@@ -7350,16 +7899,10 @@
               <m:r>
                 <m:t>τ</m:t>
               </m:r>
-              <m:r>
-                <m:rPr>
-                  <m:sty m:val="p"/>
-                </m:rPr>
-                <m:t>(</m:t>
-              </m:r>
               <m:sSub>
                 <m:e>
                   <m:r>
-                    <m:t>y</m:t>
+                    <m:t>δ</m:t>
                   </m:r>
                 </m:e>
                 <m:sub>
@@ -7368,21 +7911,6 @@
                   </m:r>
                 </m:sub>
               </m:sSub>
-              <m:r>
-                <m:rPr>
-                  <m:sty m:val="p"/>
-                </m:rPr>
-                <m:t>−</m:t>
-              </m:r>
-              <m:r>
-                <m:t>π</m:t>
-              </m:r>
-              <m:r>
-                <m:rPr>
-                  <m:sty m:val="p"/>
-                </m:rPr>
-                <m:t>)</m:t>
-              </m:r>
               <m:r>
                 <m:t>&amp;</m:t>
               </m:r>
@@ -7411,13 +7939,13 @@
         </m:oMath>
       </m:oMathPara>
     </w:p>
-    <w:bookmarkEnd w:id="32"/>
-    <w:bookmarkStart w:id="36" w:name="thm-bernoulli-score-contribution"/>
+    <w:bookmarkEnd w:id="34"/>
+    <w:bookmarkStart w:id="37" w:name="thm-bernoulli-score-contribution"/>
     <w:p>
       <w:pPr>
         <w:pStyle w:val="FirstParagraph"/>
       </w:pPr>
-      <w:ins w:id="326" w:author="PR Preview" w:date="2026-01-01T00:00:00Z">
+      <w:ins w:id="364" w:author="PR Preview" w:date="2026-01-01T00:00:00Z">
         <w:r>
           <w:rPr>
             <w:b/>
@@ -7426,17 +7954,17 @@
           <w:t xml:space="preserve">Theorem 5 (Score contribution of one binary outcome)</w:t>
         </w:r>
       </w:ins>
-      <w:ins w:id="327" w:author="PR Preview" w:date="2026-01-01T00:00:00Z">
-        <w:r>
-          <w:t xml:space="preserve"> </w:t>
-        </w:r>
-      </w:ins>
-      <w:ins w:id="328" w:author="PR Preview" w:date="2026-01-01T00:00:00Z">
+      <w:ins w:id="365" w:author="PR Preview" w:date="2026-01-01T00:00:00Z">
+        <w:r>
+          <w:t xml:space="preserve"> </w:t>
+        </w:r>
+      </w:ins>
+      <w:ins w:id="366" w:author="PR Preview" w:date="2026-01-01T00:00:00Z">
         <w:r>
           <w:t xml:space="preserve">If</w:t>
         </w:r>
       </w:ins>
-      <w:ins w:id="329" w:author="PR Preview" w:date="2026-01-01T00:00:00Z">
+      <w:ins w:id="367" w:author="PR Preview" w:date="2026-01-01T00:00:00Z">
         <w:r>
           <w:t xml:space="preserve"> </w:t>
         </w:r>
@@ -7482,17 +8010,17 @@
           <m:t>)</m:t>
         </m:r>
       </m:oMath>
-      <w:ins w:id="330" w:author="PR Preview" w:date="2026-01-01T00:00:00Z">
-        <w:r>
-          <w:t xml:space="preserve"> </w:t>
-        </w:r>
-      </w:ins>
-      <w:ins w:id="331" w:author="PR Preview" w:date="2026-01-01T00:00:00Z">
+      <w:ins w:id="368" w:author="PR Preview" w:date="2026-01-01T00:00:00Z">
+        <w:r>
+          <w:t xml:space="preserve"> </w:t>
+        </w:r>
+      </w:ins>
+      <w:ins w:id="369" w:author="PR Preview" w:date="2026-01-01T00:00:00Z">
         <w:r>
           <w:t xml:space="preserve">has observed value</w:t>
         </w:r>
       </w:ins>
-      <w:ins w:id="332" w:author="PR Preview" w:date="2026-01-01T00:00:00Z">
+      <w:ins w:id="370" w:author="PR Preview" w:date="2026-01-01T00:00:00Z">
         <w:r>
           <w:t xml:space="preserve"> </w:t>
         </w:r>
@@ -7545,17 +8073,32 @@
           <m:t>​</m:t>
         </m:r>
       </m:oMath>
-      <w:ins w:id="333" w:author="PR Preview" w:date="2026-01-01T00:00:00Z">
-        <w:r>
-          <w:t xml:space="preserve"> </w:t>
-        </w:r>
-      </w:ins>
-      <w:ins w:id="334" w:author="PR Preview" w:date="2026-01-01T00:00:00Z">
-        <w:r>
-          <w:t xml:space="preserve">and precision</w:t>
-        </w:r>
-      </w:ins>
-      <w:ins w:id="335" w:author="PR Preview" w:date="2026-01-01T00:00:00Z">
+      <w:ins w:id="371" w:author="PR Preview" w:date="2026-01-01T00:00:00Z">
+        <w:r>
+          <w:t xml:space="preserve"> </w:t>
+        </w:r>
+      </w:ins>
+      <w:ins w:id="372" w:author="PR Preview" w:date="2026-01-01T00:00:00Z">
+        <w:r>
+          <w:t xml:space="preserve">and</w:t>
+        </w:r>
+      </w:ins>
+      <w:ins w:id="373" w:author="PR Preview" w:date="2026-01-01T00:00:00Z">
+        <w:r>
+          <w:t xml:space="preserve"> </w:t>
+        </w:r>
+      </w:ins>
+      <w:hyperlink r:id="rId32">
+        <w:ins w:id="374" w:author="PR Preview" w:date="2026-01-01T00:00:00Z">
+          <w:r>
+            <w:rPr>
+              <w:rStyle w:val="Hyperlink"/>
+            </w:rPr>
+            <w:t xml:space="preserve">precision</w:t>
+          </w:r>
+        </w:ins>
+      </w:hyperlink>
+      <w:ins w:id="375" w:author="PR Preview" w:date="2026-01-01T00:00:00Z">
         <w:r>
           <w:t xml:space="preserve"> </w:t>
         </w:r>
@@ -7672,28 +8215,28 @@
           <m:t>​</m:t>
         </m:r>
       </m:oMath>
-      <w:ins w:id="336" w:author="PR Preview" w:date="2026-01-01T00:00:00Z">
+      <w:ins w:id="376" w:author="PR Preview" w:date="2026-01-01T00:00:00Z">
         <w:r>
           <w:t xml:space="preserve">,</w:t>
         </w:r>
       </w:ins>
-      <w:ins w:id="337" w:author="PR Preview" w:date="2026-01-01T00:00:00Z">
-        <w:r>
-          <w:t xml:space="preserve"> </w:t>
-        </w:r>
-      </w:ins>
-      <w:ins w:id="338" w:author="PR Preview" w:date="2026-01-01T00:00:00Z">
+      <w:ins w:id="377" w:author="PR Preview" w:date="2026-01-01T00:00:00Z">
+        <w:r>
+          <w:t xml:space="preserve"> </w:t>
+        </w:r>
+      </w:ins>
+      <w:ins w:id="378" w:author="PR Preview" w:date="2026-01-01T00:00:00Z">
         <w:r>
           <w:t xml:space="preserve">its</w:t>
         </w:r>
       </w:ins>
-      <w:ins w:id="339" w:author="PR Preview" w:date="2026-01-01T00:00:00Z">
-        <w:r>
-          <w:t xml:space="preserve"> </w:t>
-        </w:r>
-      </w:ins>
-      <w:hyperlink r:id="rId28">
-        <w:ins w:id="340" w:author="PR Preview" w:date="2026-01-01T00:00:00Z">
+      <w:ins w:id="379" w:author="PR Preview" w:date="2026-01-01T00:00:00Z">
+        <w:r>
+          <w:t xml:space="preserve"> </w:t>
+        </w:r>
+      </w:ins>
+      <w:hyperlink r:id="rId29">
+        <w:ins w:id="380" w:author="PR Preview" w:date="2026-01-01T00:00:00Z">
           <w:r>
             <w:rPr>
               <w:rStyle w:val="Hyperlink"/>
@@ -7702,23 +8245,23 @@
           </w:r>
         </w:ins>
       </w:hyperlink>
-      <w:ins w:id="341" w:author="PR Preview" w:date="2026-01-01T00:00:00Z">
-        <w:r>
-          <w:t xml:space="preserve"> </w:t>
-        </w:r>
-      </w:ins>
-      <w:ins w:id="342" w:author="PR Preview" w:date="2026-01-01T00:00:00Z">
+      <w:ins w:id="381" w:author="PR Preview" w:date="2026-01-01T00:00:00Z">
+        <w:r>
+          <w:t xml:space="preserve"> </w:t>
+        </w:r>
+      </w:ins>
+      <w:ins w:id="382" w:author="PR Preview" w:date="2026-01-01T00:00:00Z">
         <w:r>
           <w:t xml:space="preserve">contribution is the precision times the</w:t>
         </w:r>
       </w:ins>
-      <w:ins w:id="343" w:author="PR Preview" w:date="2026-01-01T00:00:00Z">
-        <w:r>
-          <w:t xml:space="preserve"> </w:t>
-        </w:r>
-      </w:ins>
-      <w:hyperlink r:id="rId33">
-        <w:ins w:id="344" w:author="PR Preview" w:date="2026-01-01T00:00:00Z">
+      <w:ins w:id="383" w:author="PR Preview" w:date="2026-01-01T00:00:00Z">
+        <w:r>
+          <w:t xml:space="preserve"> </w:t>
+        </w:r>
+      </w:ins>
+      <w:hyperlink r:id="rId26">
+        <w:ins w:id="384" w:author="PR Preview" w:date="2026-01-01T00:00:00Z">
           <w:r>
             <w:rPr>
               <w:rStyle w:val="Hyperlink"/>
@@ -7727,17 +8270,7 @@
           </w:r>
         </w:ins>
       </w:hyperlink>
-      <w:ins w:id="345" w:author="PR Preview" w:date="2026-01-01T00:00:00Z">
-        <w:r>
-          <w:t xml:space="preserve"> </w:t>
-        </w:r>
-      </w:ins>
-      <w:ins w:id="346" w:author="PR Preview" w:date="2026-01-01T00:00:00Z">
-        <w:r>
-          <w:t xml:space="preserve">of</w:t>
-        </w:r>
-      </w:ins>
-      <w:ins w:id="347" w:author="PR Preview" w:date="2026-01-01T00:00:00Z">
+      <w:ins w:id="385" w:author="PR Preview" w:date="2026-01-01T00:00:00Z">
         <w:r>
           <w:t xml:space="preserve"> </w:t>
         </w:r>
@@ -7746,6 +8279,75 @@
         <m:sSub>
           <m:e>
             <m:r>
+              <m:t>δ</m:t>
+            </m:r>
+          </m:e>
+          <m:sub>
+            <m:r>
+              <m:t>i</m:t>
+            </m:r>
+          </m:sub>
+        </m:sSub>
+        <m:limUpp>
+          <m:e>
+            <m:r>
+              <m:rPr>
+                <m:sty m:val="p"/>
+              </m:rPr>
+              <m:t>=</m:t>
+            </m:r>
+          </m:e>
+          <m:lim>
+            <m:r>
+              <m:rPr>
+                <m:nor/>
+                <m:sty m:val="p"/>
+              </m:rPr>
+              <m:t>def</m:t>
+            </m:r>
+          </m:lim>
+        </m:limUpp>
+        <m:sSub>
+          <m:e>
+            <m:r>
+              <m:t>y</m:t>
+            </m:r>
+          </m:e>
+          <m:sub>
+            <m:r>
+              <m:t>i</m:t>
+            </m:r>
+          </m:sub>
+        </m:sSub>
+        <m:r>
+          <m:rPr>
+            <m:sty m:val="p"/>
+          </m:rPr>
+          <m:t>−</m:t>
+        </m:r>
+        <m:r>
+          <m:t>π</m:t>
+        </m:r>
+      </m:oMath>
+      <w:ins w:id="386" w:author="PR Preview" w:date="2026-01-01T00:00:00Z">
+        <w:r>
+          <w:t xml:space="preserve"> </w:t>
+        </w:r>
+      </w:ins>
+      <w:ins w:id="387" w:author="PR Preview" w:date="2026-01-01T00:00:00Z">
+        <w:r>
+          <w:t xml:space="preserve">of</w:t>
+        </w:r>
+      </w:ins>
+      <w:ins w:id="388" w:author="PR Preview" w:date="2026-01-01T00:00:00Z">
+        <w:r>
+          <w:t xml:space="preserve"> </w:t>
+        </w:r>
+      </w:ins>
+      <m:oMath>
+        <m:sSub>
+          <m:e>
+            <m:r>
               <m:t>y</m:t>
             </m:r>
           </m:e>
@@ -7756,17 +8358,17 @@
           </m:sub>
         </m:sSub>
       </m:oMath>
-      <w:ins w:id="348" w:author="PR Preview" w:date="2026-01-01T00:00:00Z">
-        <w:r>
-          <w:t xml:space="preserve"> </w:t>
-        </w:r>
-      </w:ins>
-      <w:ins w:id="349" w:author="PR Preview" w:date="2026-01-01T00:00:00Z">
+      <w:ins w:id="389" w:author="PR Preview" w:date="2026-01-01T00:00:00Z">
+        <w:r>
+          <w:t xml:space="preserve"> </w:t>
+        </w:r>
+      </w:ins>
+      <w:ins w:id="390" w:author="PR Preview" w:date="2026-01-01T00:00:00Z">
         <w:r>
           <w:t xml:space="preserve">from its mean</w:t>
         </w:r>
       </w:ins>
-      <w:ins w:id="350" w:author="PR Preview" w:date="2026-01-01T00:00:00Z">
+      <w:ins w:id="391" w:author="PR Preview" w:date="2026-01-01T00:00:00Z">
         <w:r>
           <w:t xml:space="preserve"> </w:t>
         </w:r>
@@ -7776,7 +8378,7 @@
           <m:t>π</m:t>
         </m:r>
       </m:oMath>
-      <w:ins w:id="351" w:author="PR Preview" w:date="2026-01-01T00:00:00Z">
+      <w:ins w:id="392" w:author="PR Preview" w:date="2026-01-01T00:00:00Z">
         <w:r>
           <w:t xml:space="preserve">:</w:t>
         </w:r>
@@ -7835,16 +8437,10 @@
           <m:r>
             <m:t>τ</m:t>
           </m:r>
-          <m:r>
-            <m:rPr>
-              <m:sty m:val="p"/>
-            </m:rPr>
-            <m:t>(</m:t>
-          </m:r>
           <m:sSub>
             <m:e>
               <m:r>
-                <m:t>y</m:t>
+                <m:t>δ</m:t>
               </m:r>
             </m:e>
             <m:sub>
@@ -7853,21 +8449,6 @@
               </m:r>
             </m:sub>
           </m:sSub>
-          <m:r>
-            <m:rPr>
-              <m:sty m:val="p"/>
-            </m:rPr>
-            <m:t>−</m:t>
-          </m:r>
-          <m:r>
-            <m:t>π</m:t>
-          </m:r>
-          <m:r>
-            <m:rPr>
-              <m:sty m:val="p"/>
-            </m:rPr>
-            <m:t>)</m:t>
-          </m:r>
         </m:oMath>
       </m:oMathPara>
     </w:p>
@@ -7875,12 +8456,12 @@
       <w:pPr>
         <w:pStyle w:val="FirstParagraph"/>
       </w:pPr>
-      <w:ins w:id="352" w:author="PR Preview" w:date="2026-01-01T00:00:00Z">
+      <w:ins w:id="393" w:author="PR Preview" w:date="2026-01-01T00:00:00Z">
         <w:r>
           <w:t xml:space="preserve">The precision</w:t>
         </w:r>
       </w:ins>
-      <w:ins w:id="353" w:author="PR Preview" w:date="2026-01-01T00:00:00Z">
+      <w:ins w:id="394" w:author="PR Preview" w:date="2026-01-01T00:00:00Z">
         <w:r>
           <w:t xml:space="preserve"> </w:t>
         </w:r>
@@ -7890,17 +8471,17 @@
           <m:t>τ</m:t>
         </m:r>
       </m:oMath>
-      <w:ins w:id="354" w:author="PR Preview" w:date="2026-01-01T00:00:00Z">
-        <w:r>
-          <w:t xml:space="preserve"> </w:t>
-        </w:r>
-      </w:ins>
-      <w:ins w:id="355" w:author="PR Preview" w:date="2026-01-01T00:00:00Z">
+      <w:ins w:id="395" w:author="PR Preview" w:date="2026-01-01T00:00:00Z">
+        <w:r>
+          <w:t xml:space="preserve"> </w:t>
+        </w:r>
+      </w:ins>
+      <w:ins w:id="396" w:author="PR Preview" w:date="2026-01-01T00:00:00Z">
         <w:r>
           <w:t xml:space="preserve">is the same for every</w:t>
         </w:r>
       </w:ins>
-      <w:ins w:id="356" w:author="PR Preview" w:date="2026-01-01T00:00:00Z">
+      <w:ins w:id="397" w:author="PR Preview" w:date="2026-01-01T00:00:00Z">
         <w:r>
           <w:t xml:space="preserve"> </w:t>
         </w:r>
@@ -7910,12 +8491,12 @@
           <m:t>i</m:t>
         </m:r>
       </m:oMath>
-      <w:ins w:id="357" w:author="PR Preview" w:date="2026-01-01T00:00:00Z">
+      <w:ins w:id="398" w:author="PR Preview" w:date="2026-01-01T00:00:00Z">
         <w:r>
           <w:t xml:space="preserve">, because all</w:t>
         </w:r>
       </w:ins>
-      <w:ins w:id="358" w:author="PR Preview" w:date="2026-01-01T00:00:00Z">
+      <w:ins w:id="399" w:author="PR Preview" w:date="2026-01-01T00:00:00Z">
         <w:r>
           <w:t xml:space="preserve"> </w:t>
         </w:r>
@@ -7934,23 +8515,23 @@
           </m:sub>
         </m:sSub>
       </m:oMath>
-      <w:ins w:id="359" w:author="PR Preview" w:date="2026-01-01T00:00:00Z">
-        <w:r>
-          <w:t xml:space="preserve"> </w:t>
-        </w:r>
-      </w:ins>
-      <w:ins w:id="360" w:author="PR Preview" w:date="2026-01-01T00:00:00Z">
+      <w:ins w:id="400" w:author="PR Preview" w:date="2026-01-01T00:00:00Z">
+        <w:r>
+          <w:t xml:space="preserve"> </w:t>
+        </w:r>
+      </w:ins>
+      <w:ins w:id="401" w:author="PR Preview" w:date="2026-01-01T00:00:00Z">
         <w:r>
           <w:t xml:space="preserve">share the</w:t>
         </w:r>
       </w:ins>
-      <w:ins w:id="361" w:author="PR Preview" w:date="2026-01-01T00:00:00Z">
-        <w:r>
-          <w:t xml:space="preserve"> </w:t>
-        </w:r>
-      </w:ins>
-      <w:hyperlink r:id="rId34">
-        <w:ins w:id="362" w:author="PR Preview" w:date="2026-01-01T00:00:00Z">
+      <w:ins w:id="402" w:author="PR Preview" w:date="2026-01-01T00:00:00Z">
+        <w:r>
+          <w:t xml:space="preserve"> </w:t>
+        </w:r>
+      </w:ins>
+      <w:hyperlink r:id="rId35">
+        <w:ins w:id="403" w:author="PR Preview" w:date="2026-01-01T00:00:00Z">
           <w:r>
             <w:rPr>
               <w:rStyle w:val="Hyperlink"/>
@@ -7959,13 +8540,13 @@
           </w:r>
         </w:ins>
       </w:hyperlink>
-      <w:ins w:id="363" w:author="PR Preview" w:date="2026-01-01T00:00:00Z">
-        <w:r>
-          <w:t xml:space="preserve"> </w:t>
-        </w:r>
-      </w:ins>
-      <w:hyperlink r:id="rId35">
-        <w:ins w:id="364" w:author="PR Preview" w:date="2026-01-01T00:00:00Z">
+      <w:ins w:id="404" w:author="PR Preview" w:date="2026-01-01T00:00:00Z">
+        <w:r>
+          <w:t xml:space="preserve"> </w:t>
+        </w:r>
+      </w:ins>
+      <w:hyperlink r:id="rId36">
+        <w:ins w:id="405" w:author="PR Preview" w:date="2026-01-01T00:00:00Z">
           <w:r>
             <w:rPr>
               <w:rStyle w:val="Hyperlink"/>
@@ -7974,7 +8555,7 @@
           </w:r>
         </w:ins>
       </w:hyperlink>
-      <w:ins w:id="365" w:author="PR Preview" w:date="2026-01-01T00:00:00Z">
+      <w:ins w:id="406" w:author="PR Preview" w:date="2026-01-01T00:00:00Z">
         <w:r>
           <w:t xml:space="preserve"> </w:t>
         </w:r>
@@ -7984,18 +8565,18 @@
           <m:t>π</m:t>
         </m:r>
       </m:oMath>
-      <w:ins w:id="366" w:author="PR Preview" w:date="2026-01-01T00:00:00Z">
+      <w:ins w:id="407" w:author="PR Preview" w:date="2026-01-01T00:00:00Z">
         <w:r>
           <w:t xml:space="preserve">.</w:t>
         </w:r>
       </w:ins>
     </w:p>
-    <w:bookmarkEnd w:id="36"/>
+    <w:bookmarkEnd w:id="37"/>
     <w:p>
       <w:pPr>
         <w:pStyle w:val="BodyText"/>
       </w:pPr>
-      <w:ins w:id="367" w:author="PR Preview" w:date="2026-01-01T00:00:00Z">
+      <w:ins w:id="408" w:author="PR Preview" w:date="2026-01-01T00:00:00Z">
         <w:r>
           <w:rPr>
             <w:i/>
@@ -8004,23 +8585,23 @@
           <w:t xml:space="preserve">Proof</w:t>
         </w:r>
       </w:ins>
-      <w:ins w:id="368" w:author="PR Preview" w:date="2026-01-01T00:00:00Z">
+      <w:ins w:id="409" w:author="PR Preview" w:date="2026-01-01T00:00:00Z">
         <w:r>
           <w:t xml:space="preserve">. </w:t>
         </w:r>
       </w:ins>
-      <w:ins w:id="369" w:author="PR Preview" w:date="2026-01-01T00:00:00Z">
+      <w:ins w:id="410" w:author="PR Preview" w:date="2026-01-01T00:00:00Z">
         <w:r>
           <w:t xml:space="preserve">This is the solution to</w:t>
         </w:r>
       </w:ins>
-      <w:ins w:id="370" w:author="PR Preview" w:date="2026-01-01T00:00:00Z">
+      <w:ins w:id="411" w:author="PR Preview" w:date="2026-01-01T00:00:00Z">
         <w:r>
           <w:t xml:space="preserve"> </w:t>
         </w:r>
       </w:ins>
       <w:hyperlink w:anchor="exr-bernoulli-score-contribution">
-        <w:ins w:id="371" w:author="PR Preview" w:date="2026-01-01T00:00:00Z">
+        <w:ins w:id="412" w:author="PR Preview" w:date="2026-01-01T00:00:00Z">
           <w:r>
             <w:rPr>
               <w:rStyle w:val="Hyperlink"/>
@@ -8029,18 +8610,18 @@
           </w:r>
         </w:ins>
       </w:hyperlink>
-      <w:ins w:id="372" w:author="PR Preview" w:date="2026-01-01T00:00:00Z">
+      <w:ins w:id="413" w:author="PR Preview" w:date="2026-01-01T00:00:00Z">
         <w:r>
           <w:t xml:space="preserve">, worked in</w:t>
         </w:r>
       </w:ins>
-      <w:ins w:id="373" w:author="PR Preview" w:date="2026-01-01T00:00:00Z">
+      <w:ins w:id="414" w:author="PR Preview" w:date="2026-01-01T00:00:00Z">
         <w:r>
           <w:t xml:space="preserve"> </w:t>
         </w:r>
       </w:ins>
       <w:hyperlink w:anchor="sol-bernoulli-score-contribution">
-        <w:ins w:id="374" w:author="PR Preview" w:date="2026-01-01T00:00:00Z">
+        <w:ins w:id="415" w:author="PR Preview" w:date="2026-01-01T00:00:00Z">
           <w:r>
             <w:rPr>
               <w:rStyle w:val="Hyperlink"/>
@@ -8049,30 +8630,30 @@
           </w:r>
         </w:ins>
       </w:hyperlink>
-      <w:ins w:id="375" w:author="PR Preview" w:date="2026-01-01T00:00:00Z">
+      <w:ins w:id="416" w:author="PR Preview" w:date="2026-01-01T00:00:00Z">
         <w:r>
           <w:t xml:space="preserve">.</w:t>
         </w:r>
       </w:ins>
     </w:p>
-    <w:bookmarkEnd w:id="37"/>
-    <w:bookmarkStart w:id="43" w:name="the-score-function-of-the-sample"/>
+    <w:bookmarkEnd w:id="38"/>
+    <w:bookmarkStart w:id="44" w:name="the-score-function-of-the-sample"/>
     <w:p>
       <w:pPr>
         <w:pStyle w:val="Heading3"/>
       </w:pPr>
-      <w:ins w:id="376" w:author="PR Preview" w:date="2026-01-01T00:00:00Z">
+      <w:ins w:id="417" w:author="PR Preview" w:date="2026-01-01T00:00:00Z">
         <w:r>
           <w:t xml:space="preserve">1.6 The score function of the sample</w:t>
         </w:r>
       </w:ins>
     </w:p>
-    <w:bookmarkStart w:id="40" w:name="exr-bernoulli-score-sum"/>
+    <w:bookmarkStart w:id="41" w:name="exr-bernoulli-score-sum"/>
     <w:p>
       <w:pPr>
         <w:pStyle w:val="FirstParagraph"/>
       </w:pPr>
-      <w:ins w:id="377" w:author="PR Preview" w:date="2026-01-01T00:00:00Z">
+      <w:ins w:id="418" w:author="PR Preview" w:date="2026-01-01T00:00:00Z">
         <w:r>
           <w:rPr>
             <w:b/>
@@ -8081,23 +8662,23 @@
           <w:t xml:space="preserve">Exercise 6 (Score function of a binary sample)</w:t>
         </w:r>
       </w:ins>
-      <w:ins w:id="378" w:author="PR Preview" w:date="2026-01-01T00:00:00Z">
-        <w:r>
-          <w:t xml:space="preserve"> </w:t>
-        </w:r>
-      </w:ins>
-      <w:ins w:id="379" w:author="PR Preview" w:date="2026-01-01T00:00:00Z">
+      <w:ins w:id="419" w:author="PR Preview" w:date="2026-01-01T00:00:00Z">
+        <w:r>
+          <w:t xml:space="preserve"> </w:t>
+        </w:r>
+      </w:ins>
+      <w:ins w:id="420" w:author="PR Preview" w:date="2026-01-01T00:00:00Z">
         <w:r>
           <w:t xml:space="preserve">In the setting of</w:t>
         </w:r>
       </w:ins>
-      <w:ins w:id="380" w:author="PR Preview" w:date="2026-01-01T00:00:00Z">
+      <w:ins w:id="421" w:author="PR Preview" w:date="2026-01-01T00:00:00Z">
         <w:r>
           <w:t xml:space="preserve"> </w:t>
         </w:r>
       </w:ins>
       <w:hyperlink w:anchor="exr-bernoulli-score-contribution">
-        <w:ins w:id="381" w:author="PR Preview" w:date="2026-01-01T00:00:00Z">
+        <w:ins w:id="422" w:author="PR Preview" w:date="2026-01-01T00:00:00Z">
           <w:r>
             <w:rPr>
               <w:rStyle w:val="Hyperlink"/>
@@ -8106,22 +8687,22 @@
           </w:r>
         </w:ins>
       </w:hyperlink>
-      <w:ins w:id="382" w:author="PR Preview" w:date="2026-01-01T00:00:00Z">
+      <w:ins w:id="423" w:author="PR Preview" w:date="2026-01-01T00:00:00Z">
         <w:r>
           <w:t xml:space="preserve">,</w:t>
         </w:r>
       </w:ins>
-      <w:ins w:id="383" w:author="PR Preview" w:date="2026-01-01T00:00:00Z">
-        <w:r>
-          <w:t xml:space="preserve"> </w:t>
-        </w:r>
-      </w:ins>
-      <w:ins w:id="384" w:author="PR Preview" w:date="2026-01-01T00:00:00Z">
+      <w:ins w:id="424" w:author="PR Preview" w:date="2026-01-01T00:00:00Z">
+        <w:r>
+          <w:t xml:space="preserve"> </w:t>
+        </w:r>
+      </w:ins>
+      <w:ins w:id="425" w:author="PR Preview" w:date="2026-01-01T00:00:00Z">
         <w:r>
           <w:t xml:space="preserve">let</w:t>
         </w:r>
       </w:ins>
-      <w:ins w:id="385" w:author="PR Preview" w:date="2026-01-01T00:00:00Z">
+      <w:ins w:id="426" w:author="PR Preview" w:date="2026-01-01T00:00:00Z">
         <w:r>
           <w:t xml:space="preserve"> </w:t>
         </w:r>
@@ -8213,23 +8794,23 @@
           </m:e>
         </m:nary>
       </m:oMath>
-      <w:ins w:id="386" w:author="PR Preview" w:date="2026-01-01T00:00:00Z">
-        <w:r>
-          <w:t xml:space="preserve"> </w:t>
-        </w:r>
-      </w:ins>
-      <w:ins w:id="387" w:author="PR Preview" w:date="2026-01-01T00:00:00Z">
+      <w:ins w:id="427" w:author="PR Preview" w:date="2026-01-01T00:00:00Z">
+        <w:r>
+          <w:t xml:space="preserve"> </w:t>
+        </w:r>
+      </w:ins>
+      <w:ins w:id="428" w:author="PR Preview" w:date="2026-01-01T00:00:00Z">
         <w:r>
           <w:t xml:space="preserve">be the</w:t>
         </w:r>
       </w:ins>
-      <w:ins w:id="388" w:author="PR Preview" w:date="2026-01-01T00:00:00Z">
-        <w:r>
-          <w:t xml:space="preserve"> </w:t>
-        </w:r>
-      </w:ins>
-      <w:hyperlink r:id="rId38">
-        <w:ins w:id="389" w:author="PR Preview" w:date="2026-01-01T00:00:00Z">
+      <w:ins w:id="429" w:author="PR Preview" w:date="2026-01-01T00:00:00Z">
+        <w:r>
+          <w:t xml:space="preserve"> </w:t>
+        </w:r>
+      </w:ins>
+      <w:hyperlink r:id="rId39">
+        <w:ins w:id="430" w:author="PR Preview" w:date="2026-01-01T00:00:00Z">
           <w:r>
             <w:rPr>
               <w:rStyle w:val="Hyperlink"/>
@@ -8238,33 +8819,33 @@
           </w:r>
         </w:ins>
       </w:hyperlink>
-      <w:ins w:id="390" w:author="PR Preview" w:date="2026-01-01T00:00:00Z">
-        <w:r>
-          <w:t xml:space="preserve"> </w:t>
-        </w:r>
-      </w:ins>
-      <w:ins w:id="391" w:author="PR Preview" w:date="2026-01-01T00:00:00Z">
+      <w:ins w:id="431" w:author="PR Preview" w:date="2026-01-01T00:00:00Z">
+        <w:r>
+          <w:t xml:space="preserve"> </w:t>
+        </w:r>
+      </w:ins>
+      <w:ins w:id="432" w:author="PR Preview" w:date="2026-01-01T00:00:00Z">
         <w:r>
           <w:t xml:space="preserve">of the observed outcomes.</w:t>
         </w:r>
       </w:ins>
-      <w:ins w:id="392" w:author="PR Preview" w:date="2026-01-01T00:00:00Z">
-        <w:r>
-          <w:t xml:space="preserve"> </w:t>
-        </w:r>
-      </w:ins>
-      <w:ins w:id="393" w:author="PR Preview" w:date="2026-01-01T00:00:00Z">
+      <w:ins w:id="433" w:author="PR Preview" w:date="2026-01-01T00:00:00Z">
+        <w:r>
+          <w:t xml:space="preserve"> </w:t>
+        </w:r>
+      </w:ins>
+      <w:ins w:id="434" w:author="PR Preview" w:date="2026-01-01T00:00:00Z">
         <w:r>
           <w:t xml:space="preserve">Assemble the</w:t>
         </w:r>
       </w:ins>
-      <w:ins w:id="394" w:author="PR Preview" w:date="2026-01-01T00:00:00Z">
-        <w:r>
-          <w:t xml:space="preserve"> </w:t>
-        </w:r>
-      </w:ins>
-      <w:hyperlink r:id="rId28">
-        <w:ins w:id="395" w:author="PR Preview" w:date="2026-01-01T00:00:00Z">
+      <w:ins w:id="435" w:author="PR Preview" w:date="2026-01-01T00:00:00Z">
+        <w:r>
+          <w:t xml:space="preserve"> </w:t>
+        </w:r>
+      </w:ins>
+      <w:hyperlink r:id="rId29">
+        <w:ins w:id="436" w:author="PR Preview" w:date="2026-01-01T00:00:00Z">
           <w:r>
             <w:rPr>
               <w:rStyle w:val="Hyperlink"/>
@@ -8273,7 +8854,7 @@
           </w:r>
         </w:ins>
       </w:hyperlink>
-      <w:ins w:id="396" w:author="PR Preview" w:date="2026-01-01T00:00:00Z">
+      <w:ins w:id="437" w:author="PR Preview" w:date="2026-01-01T00:00:00Z">
         <w:r>
           <w:t xml:space="preserve"> </w:t>
         </w:r>
@@ -8310,23 +8891,23 @@
           <m:t>)</m:t>
         </m:r>
       </m:oMath>
-      <w:ins w:id="397" w:author="PR Preview" w:date="2026-01-01T00:00:00Z">
-        <w:r>
-          <w:t xml:space="preserve"> </w:t>
-        </w:r>
-      </w:ins>
-      <w:ins w:id="398" w:author="PR Preview" w:date="2026-01-01T00:00:00Z">
+      <w:ins w:id="438" w:author="PR Preview" w:date="2026-01-01T00:00:00Z">
+        <w:r>
+          <w:t xml:space="preserve"> </w:t>
+        </w:r>
+      </w:ins>
+      <w:ins w:id="439" w:author="PR Preview" w:date="2026-01-01T00:00:00Z">
         <w:r>
           <w:t xml:space="preserve">of the whole</w:t>
         </w:r>
       </w:ins>
-      <w:ins w:id="399" w:author="PR Preview" w:date="2026-01-01T00:00:00Z">
-        <w:r>
-          <w:t xml:space="preserve"> </w:t>
-        </w:r>
-      </w:ins>
-      <w:hyperlink r:id="rId39">
-        <w:ins w:id="400" w:author="PR Preview" w:date="2026-01-01T00:00:00Z">
+      <w:ins w:id="440" w:author="PR Preview" w:date="2026-01-01T00:00:00Z">
+        <w:r>
+          <w:t xml:space="preserve"> </w:t>
+        </w:r>
+      </w:ins>
+      <w:hyperlink r:id="rId40">
+        <w:ins w:id="441" w:author="PR Preview" w:date="2026-01-01T00:00:00Z">
           <w:r>
             <w:rPr>
               <w:rStyle w:val="Hyperlink"/>
@@ -8335,23 +8916,23 @@
           </w:r>
         </w:ins>
       </w:hyperlink>
-      <w:ins w:id="401" w:author="PR Preview" w:date="2026-01-01T00:00:00Z">
-        <w:r>
-          <w:t xml:space="preserve"> </w:t>
-        </w:r>
-      </w:ins>
-      <w:ins w:id="402" w:author="PR Preview" w:date="2026-01-01T00:00:00Z">
+      <w:ins w:id="442" w:author="PR Preview" w:date="2026-01-01T00:00:00Z">
+        <w:r>
+          <w:t xml:space="preserve"> </w:t>
+        </w:r>
+      </w:ins>
+      <w:ins w:id="443" w:author="PR Preview" w:date="2026-01-01T00:00:00Z">
         <w:r>
           <w:t xml:space="preserve">from the</w:t>
         </w:r>
       </w:ins>
-      <w:ins w:id="403" w:author="PR Preview" w:date="2026-01-01T00:00:00Z">
-        <w:r>
-          <w:t xml:space="preserve"> </w:t>
-        </w:r>
-      </w:ins>
-      <w:hyperlink r:id="rId28">
-        <w:ins w:id="404" w:author="PR Preview" w:date="2026-01-01T00:00:00Z">
+      <w:ins w:id="444" w:author="PR Preview" w:date="2026-01-01T00:00:00Z">
+        <w:r>
+          <w:t xml:space="preserve"> </w:t>
+        </w:r>
+      </w:ins>
+      <w:hyperlink r:id="rId29">
+        <w:ins w:id="445" w:author="PR Preview" w:date="2026-01-01T00:00:00Z">
           <w:r>
             <w:rPr>
               <w:rStyle w:val="Hyperlink"/>
@@ -8360,24 +8941,24 @@
           </w:r>
         </w:ins>
       </w:hyperlink>
-      <w:ins w:id="405" w:author="PR Preview" w:date="2026-01-01T00:00:00Z">
-        <w:r>
-          <w:t xml:space="preserve"> </w:t>
-        </w:r>
-      </w:ins>
-      <w:ins w:id="406" w:author="PR Preview" w:date="2026-01-01T00:00:00Z">
+      <w:ins w:id="446" w:author="PR Preview" w:date="2026-01-01T00:00:00Z">
+        <w:r>
+          <w:t xml:space="preserve"> </w:t>
+        </w:r>
+      </w:ins>
+      <w:ins w:id="447" w:author="PR Preview" w:date="2026-01-01T00:00:00Z">
         <w:r>
           <w:t xml:space="preserve">contributions.</w:t>
         </w:r>
       </w:ins>
     </w:p>
-    <w:bookmarkEnd w:id="40"/>
-    <w:bookmarkStart w:id="41" w:name="sol-bernoulli-score-sum"/>
+    <w:bookmarkEnd w:id="41"/>
+    <w:bookmarkStart w:id="42" w:name="sol-bernoulli-score-sum"/>
     <w:p>
       <w:pPr>
         <w:pStyle w:val="BodyText"/>
       </w:pPr>
-      <w:ins w:id="407" w:author="PR Preview" w:date="2026-01-01T00:00:00Z">
+      <w:ins w:id="448" w:author="PR Preview" w:date="2026-01-01T00:00:00Z">
         <w:r>
           <w:rPr>
             <w:i/>
@@ -8386,7 +8967,7 @@
           <w:t xml:space="preserve">Solution 6</w:t>
         </w:r>
       </w:ins>
-      <w:ins w:id="408" w:author="PR Preview" w:date="2026-01-01T00:00:00Z">
+      <w:ins w:id="449" w:author="PR Preview" w:date="2026-01-01T00:00:00Z">
         <w:r>
           <w:t xml:space="preserve">. </w:t>
         </w:r>
@@ -8562,16 +9143,10 @@
                   </m:r>
                 </m:e>
               </m:nary>
-              <m:r>
-                <m:rPr>
-                  <m:sty m:val="p"/>
-                </m:rPr>
-                <m:t>(</m:t>
-              </m:r>
               <m:sSub>
                 <m:e>
                   <m:r>
-                    <m:t>y</m:t>
+                    <m:t>δ</m:t>
                   </m:r>
                 </m:e>
                 <m:sub>
@@ -8580,21 +9155,6 @@
                   </m:r>
                 </m:sub>
               </m:sSub>
-              <m:r>
-                <m:rPr>
-                  <m:sty m:val="p"/>
-                </m:rPr>
-                <m:t>−</m:t>
-              </m:r>
-              <m:r>
-                <m:t>π</m:t>
-              </m:r>
-              <m:r>
-                <m:rPr>
-                  <m:sty m:val="p"/>
-                </m:rPr>
-                <m:t>)</m:t>
-              </m:r>
               <m:r>
                 <m:t>&amp;</m:t>
               </m:r>
@@ -8649,6 +9209,94 @@
                   </m:r>
                 </m:sup>
                 <m:e>
+                  <m:sSub>
+                    <m:e>
+                      <m:r>
+                        <m:t>δ</m:t>
+                      </m:r>
+                    </m:e>
+                    <m:sub>
+                      <m:r>
+                        <m:t>i</m:t>
+                      </m:r>
+                    </m:sub>
+                  </m:sSub>
+                </m:e>
+              </m:nary>
+              <m:r>
+                <m:t>&amp;</m:t>
+              </m:r>
+              <m:r>
+                <m:t>&amp;</m:t>
+              </m:r>
+              <m:r>
+                <m:rPr>
+                  <m:nor/>
+                  <m:sty m:val="p"/>
+                </m:rPr>
+                <m:t>(</m:t>
+              </m:r>
+              <m:r>
+                <m:t>τ</m:t>
+              </m:r>
+              <m:r>
+                <m:rPr>
+                  <m:nor/>
+                  <m:sty m:val="p"/>
+                </m:rPr>
+                <m:t> is the same for every </m:t>
+              </m:r>
+              <m:r>
+                <m:t>i</m:t>
+              </m:r>
+              <m:r>
+                <m:rPr>
+                  <m:nor/>
+                  <m:sty m:val="p"/>
+                </m:rPr>
+                <m:t>)</m:t>
+              </m:r>
+            </m:e>
+            <m:e>
+              <m:r>
+                <m:t>&amp;</m:t>
+              </m:r>
+              <m:r>
+                <m:rPr>
+                  <m:sty m:val="p"/>
+                </m:rPr>
+                <m:t>=</m:t>
+              </m:r>
+              <m:r>
+                <m:t>τ</m:t>
+              </m:r>
+              <m:nary>
+                <m:naryPr>
+                  <m:chr m:val="∑"/>
+                  <m:limLoc m:val="undOvr"/>
+                  <m:subHide m:val="off"/>
+                  <m:supHide m:val="off"/>
+                </m:naryPr>
+                <m:sub>
+                  <m:r>
+                    <m:t>i</m:t>
+                  </m:r>
+                  <m:r>
+                    <m:rPr>
+                      <m:sty m:val="p"/>
+                    </m:rPr>
+                    <m:t>=</m:t>
+                  </m:r>
+                  <m:r>
+                    <m:t>1</m:t>
+                  </m:r>
+                </m:sub>
+                <m:sup>
+                  <m:r>
+                    <m:t>n</m:t>
+                  </m:r>
+                </m:sup>
+                <m:e>
                   <m:r>
                     <m:rPr>
                       <m:sty m:val="p"/>
@@ -8695,21 +9343,20 @@
                   <m:nor/>
                   <m:sty m:val="p"/>
                 </m:rPr>
-                <m:t>(</m:t>
-              </m:r>
-              <m:r>
-                <m:t>τ</m:t>
-              </m:r>
-              <m:r>
-                <m:rPr>
-                  <m:nor/>
-                  <m:sty m:val="p"/>
-                </m:rPr>
-                <m:t> is the same for every </m:t>
-              </m:r>
-              <m:r>
-                <m:t>i</m:t>
-              </m:r>
+                <m:t>(definition of </m:t>
+              </m:r>
+              <m:sSub>
+                <m:e>
+                  <m:r>
+                    <m:t>δ</m:t>
+                  </m:r>
+                </m:e>
+                <m:sub>
+                  <m:r>
+                    <m:t>i</m:t>
+                  </m:r>
+                </m:sub>
+              </m:sSub>
               <m:r>
                 <m:rPr>
                   <m:nor/>
@@ -9197,13 +9844,13 @@
         </m:oMath>
       </m:oMathPara>
     </w:p>
-    <w:bookmarkEnd w:id="41"/>
-    <w:bookmarkStart w:id="42" w:name="thm-bernoulli-score-sum"/>
+    <w:bookmarkEnd w:id="42"/>
+    <w:bookmarkStart w:id="43" w:name="thm-bernoulli-score-sum"/>
     <w:p>
       <w:pPr>
         <w:pStyle w:val="FirstParagraph"/>
       </w:pPr>
-      <w:ins w:id="409" w:author="PR Preview" w:date="2026-01-01T00:00:00Z">
+      <w:ins w:id="450" w:author="PR Preview" w:date="2026-01-01T00:00:00Z">
         <w:r>
           <w:rPr>
             <w:b/>
@@ -9212,17 +9859,17 @@
           <w:t xml:space="preserve">Theorem 6 (Score function of a binary sample)</w:t>
         </w:r>
       </w:ins>
-      <w:ins w:id="410" w:author="PR Preview" w:date="2026-01-01T00:00:00Z">
-        <w:r>
-          <w:t xml:space="preserve"> </w:t>
-        </w:r>
-      </w:ins>
-      <w:ins w:id="411" w:author="PR Preview" w:date="2026-01-01T00:00:00Z">
+      <w:ins w:id="451" w:author="PR Preview" w:date="2026-01-01T00:00:00Z">
+        <w:r>
+          <w:t xml:space="preserve"> </w:t>
+        </w:r>
+      </w:ins>
+      <w:ins w:id="452" w:author="PR Preview" w:date="2026-01-01T00:00:00Z">
         <w:r>
           <w:t xml:space="preserve">If</w:t>
         </w:r>
       </w:ins>
-      <w:ins w:id="412" w:author="PR Preview" w:date="2026-01-01T00:00:00Z">
+      <w:ins w:id="453" w:author="PR Preview" w:date="2026-01-01T00:00:00Z">
         <w:r>
           <w:t xml:space="preserve"> </w:t>
         </w:r>
@@ -9301,17 +9948,17 @@
           <m:t>)</m:t>
         </m:r>
       </m:oMath>
-      <w:ins w:id="413" w:author="PR Preview" w:date="2026-01-01T00:00:00Z">
-        <w:r>
-          <w:t xml:space="preserve"> </w:t>
-        </w:r>
-      </w:ins>
-      <w:ins w:id="414" w:author="PR Preview" w:date="2026-01-01T00:00:00Z">
+      <w:ins w:id="454" w:author="PR Preview" w:date="2026-01-01T00:00:00Z">
+        <w:r>
+          <w:t xml:space="preserve"> </w:t>
+        </w:r>
+      </w:ins>
+      <w:ins w:id="455" w:author="PR Preview" w:date="2026-01-01T00:00:00Z">
         <w:r>
           <w:t xml:space="preserve">for</w:t>
         </w:r>
       </w:ins>
-      <w:ins w:id="415" w:author="PR Preview" w:date="2026-01-01T00:00:00Z">
+      <w:ins w:id="456" w:author="PR Preview" w:date="2026-01-01T00:00:00Z">
         <w:r>
           <w:t xml:space="preserve"> </w:t>
         </w:r>
@@ -9351,28 +9998,28 @@
           <m:t>n</m:t>
         </m:r>
       </m:oMath>
-      <w:ins w:id="416" w:author="PR Preview" w:date="2026-01-01T00:00:00Z">
+      <w:ins w:id="457" w:author="PR Preview" w:date="2026-01-01T00:00:00Z">
         <w:r>
           <w:t xml:space="preserve">,</w:t>
         </w:r>
       </w:ins>
-      <w:ins w:id="417" w:author="PR Preview" w:date="2026-01-01T00:00:00Z">
-        <w:r>
-          <w:t xml:space="preserve"> </w:t>
-        </w:r>
-      </w:ins>
-      <w:ins w:id="418" w:author="PR Preview" w:date="2026-01-01T00:00:00Z">
+      <w:ins w:id="458" w:author="PR Preview" w:date="2026-01-01T00:00:00Z">
+        <w:r>
+          <w:t xml:space="preserve"> </w:t>
+        </w:r>
+      </w:ins>
+      <w:ins w:id="459" w:author="PR Preview" w:date="2026-01-01T00:00:00Z">
         <w:r>
           <w:t xml:space="preserve">with observed</w:t>
         </w:r>
       </w:ins>
-      <w:ins w:id="419" w:author="PR Preview" w:date="2026-01-01T00:00:00Z">
-        <w:r>
-          <w:t xml:space="preserve"> </w:t>
-        </w:r>
-      </w:ins>
-      <w:hyperlink r:id="rId38">
-        <w:ins w:id="420" w:author="PR Preview" w:date="2026-01-01T00:00:00Z">
+      <w:ins w:id="460" w:author="PR Preview" w:date="2026-01-01T00:00:00Z">
+        <w:r>
+          <w:t xml:space="preserve"> </w:t>
+        </w:r>
+      </w:ins>
+      <w:hyperlink r:id="rId39">
+        <w:ins w:id="461" w:author="PR Preview" w:date="2026-01-01T00:00:00Z">
           <w:r>
             <w:rPr>
               <w:rStyle w:val="Hyperlink"/>
@@ -9381,7 +10028,7 @@
           </w:r>
         </w:ins>
       </w:hyperlink>
-      <w:ins w:id="421" w:author="PR Preview" w:date="2026-01-01T00:00:00Z">
+      <w:ins w:id="462" w:author="PR Preview" w:date="2026-01-01T00:00:00Z">
         <w:r>
           <w:t xml:space="preserve"> </w:t>
         </w:r>
@@ -9398,17 +10045,32 @@
           </m:e>
         </m:acc>
       </m:oMath>
-      <w:ins w:id="422" w:author="PR Preview" w:date="2026-01-01T00:00:00Z">
-        <w:r>
-          <w:t xml:space="preserve"> </w:t>
-        </w:r>
-      </w:ins>
-      <w:ins w:id="423" w:author="PR Preview" w:date="2026-01-01T00:00:00Z">
-        <w:r>
-          <w:t xml:space="preserve">and precision</w:t>
-        </w:r>
-      </w:ins>
-      <w:ins w:id="424" w:author="PR Preview" w:date="2026-01-01T00:00:00Z">
+      <w:ins w:id="463" w:author="PR Preview" w:date="2026-01-01T00:00:00Z">
+        <w:r>
+          <w:t xml:space="preserve"> </w:t>
+        </w:r>
+      </w:ins>
+      <w:ins w:id="464" w:author="PR Preview" w:date="2026-01-01T00:00:00Z">
+        <w:r>
+          <w:t xml:space="preserve">and</w:t>
+        </w:r>
+      </w:ins>
+      <w:ins w:id="465" w:author="PR Preview" w:date="2026-01-01T00:00:00Z">
+        <w:r>
+          <w:t xml:space="preserve"> </w:t>
+        </w:r>
+      </w:ins>
+      <w:hyperlink r:id="rId32">
+        <w:ins w:id="466" w:author="PR Preview" w:date="2026-01-01T00:00:00Z">
+          <w:r>
+            <w:rPr>
+              <w:rStyle w:val="Hyperlink"/>
+            </w:rPr>
+            <w:t xml:space="preserve">precision</w:t>
+          </w:r>
+        </w:ins>
+      </w:hyperlink>
+      <w:ins w:id="467" w:author="PR Preview" w:date="2026-01-01T00:00:00Z">
         <w:r>
           <w:t xml:space="preserve"> </w:t>
         </w:r>
@@ -9476,28 +10138,28 @@
           <m:t>​</m:t>
         </m:r>
       </m:oMath>
-      <w:ins w:id="425" w:author="PR Preview" w:date="2026-01-01T00:00:00Z">
+      <w:ins w:id="468" w:author="PR Preview" w:date="2026-01-01T00:00:00Z">
         <w:r>
           <w:t xml:space="preserve">,</w:t>
         </w:r>
       </w:ins>
-      <w:ins w:id="426" w:author="PR Preview" w:date="2026-01-01T00:00:00Z">
-        <w:r>
-          <w:t xml:space="preserve"> </w:t>
-        </w:r>
-      </w:ins>
-      <w:ins w:id="427" w:author="PR Preview" w:date="2026-01-01T00:00:00Z">
+      <w:ins w:id="469" w:author="PR Preview" w:date="2026-01-01T00:00:00Z">
+        <w:r>
+          <w:t xml:space="preserve"> </w:t>
+        </w:r>
+      </w:ins>
+      <w:ins w:id="470" w:author="PR Preview" w:date="2026-01-01T00:00:00Z">
         <w:r>
           <w:t xml:space="preserve">the</w:t>
         </w:r>
       </w:ins>
-      <w:ins w:id="428" w:author="PR Preview" w:date="2026-01-01T00:00:00Z">
-        <w:r>
-          <w:t xml:space="preserve"> </w:t>
-        </w:r>
-      </w:ins>
-      <w:hyperlink r:id="rId28">
-        <w:ins w:id="429" w:author="PR Preview" w:date="2026-01-01T00:00:00Z">
+      <w:ins w:id="471" w:author="PR Preview" w:date="2026-01-01T00:00:00Z">
+        <w:r>
+          <w:t xml:space="preserve"> </w:t>
+        </w:r>
+      </w:ins>
+      <w:hyperlink r:id="rId29">
+        <w:ins w:id="472" w:author="PR Preview" w:date="2026-01-01T00:00:00Z">
           <w:r>
             <w:rPr>
               <w:rStyle w:val="Hyperlink"/>
@@ -9506,12 +10168,12 @@
           </w:r>
         </w:ins>
       </w:hyperlink>
-      <w:ins w:id="430" w:author="PR Preview" w:date="2026-01-01T00:00:00Z">
-        <w:r>
-          <w:t xml:space="preserve"> </w:t>
-        </w:r>
-      </w:ins>
-      <w:ins w:id="431" w:author="PR Preview" w:date="2026-01-01T00:00:00Z">
+      <w:ins w:id="473" w:author="PR Preview" w:date="2026-01-01T00:00:00Z">
+        <w:r>
+          <w:t xml:space="preserve"> </w:t>
+        </w:r>
+      </w:ins>
+      <w:ins w:id="474" w:author="PR Preview" w:date="2026-01-01T00:00:00Z">
         <w:r>
           <w:t xml:space="preserve">is:</w:t>
         </w:r>
@@ -9602,12 +10264,12 @@
         </m:oMath>
       </m:oMathPara>
     </w:p>
-    <w:bookmarkEnd w:id="42"/>
+    <w:bookmarkEnd w:id="43"/>
     <w:p>
       <w:pPr>
         <w:pStyle w:val="FirstParagraph"/>
       </w:pPr>
-      <w:ins w:id="432" w:author="PR Preview" w:date="2026-01-01T00:00:00Z">
+      <w:ins w:id="475" w:author="PR Preview" w:date="2026-01-01T00:00:00Z">
         <w:r>
           <w:rPr>
             <w:i/>
@@ -9616,23 +10278,23 @@
           <w:t xml:space="preserve">Proof</w:t>
         </w:r>
       </w:ins>
-      <w:ins w:id="433" w:author="PR Preview" w:date="2026-01-01T00:00:00Z">
+      <w:ins w:id="476" w:author="PR Preview" w:date="2026-01-01T00:00:00Z">
         <w:r>
           <w:t xml:space="preserve">. </w:t>
         </w:r>
       </w:ins>
-      <w:ins w:id="434" w:author="PR Preview" w:date="2026-01-01T00:00:00Z">
+      <w:ins w:id="477" w:author="PR Preview" w:date="2026-01-01T00:00:00Z">
         <w:r>
           <w:t xml:space="preserve">This is the solution to</w:t>
         </w:r>
       </w:ins>
-      <w:ins w:id="435" w:author="PR Preview" w:date="2026-01-01T00:00:00Z">
+      <w:ins w:id="478" w:author="PR Preview" w:date="2026-01-01T00:00:00Z">
         <w:r>
           <w:t xml:space="preserve"> </w:t>
         </w:r>
       </w:ins>
       <w:hyperlink w:anchor="exr-bernoulli-score-sum">
-        <w:ins w:id="436" w:author="PR Preview" w:date="2026-01-01T00:00:00Z">
+        <w:ins w:id="479" w:author="PR Preview" w:date="2026-01-01T00:00:00Z">
           <w:r>
             <w:rPr>
               <w:rStyle w:val="Hyperlink"/>
@@ -9641,18 +10303,18 @@
           </w:r>
         </w:ins>
       </w:hyperlink>
-      <w:ins w:id="437" w:author="PR Preview" w:date="2026-01-01T00:00:00Z">
+      <w:ins w:id="480" w:author="PR Preview" w:date="2026-01-01T00:00:00Z">
         <w:r>
           <w:t xml:space="preserve">, worked in</w:t>
         </w:r>
       </w:ins>
-      <w:ins w:id="438" w:author="PR Preview" w:date="2026-01-01T00:00:00Z">
+      <w:ins w:id="481" w:author="PR Preview" w:date="2026-01-01T00:00:00Z">
         <w:r>
           <w:t xml:space="preserve"> </w:t>
         </w:r>
       </w:ins>
       <w:hyperlink w:anchor="sol-bernoulli-score-sum">
-        <w:ins w:id="439" w:author="PR Preview" w:date="2026-01-01T00:00:00Z">
+        <w:ins w:id="482" w:author="PR Preview" w:date="2026-01-01T00:00:00Z">
           <w:r>
             <w:rPr>
               <w:rStyle w:val="Hyperlink"/>
@@ -9661,30 +10323,30 @@
           </w:r>
         </w:ins>
       </w:hyperlink>
-      <w:ins w:id="440" w:author="PR Preview" w:date="2026-01-01T00:00:00Z">
+      <w:ins w:id="483" w:author="PR Preview" w:date="2026-01-01T00:00:00Z">
         <w:r>
           <w:t xml:space="preserve">.</w:t>
         </w:r>
       </w:ins>
     </w:p>
-    <w:bookmarkEnd w:id="43"/>
-    <w:bookmarkStart w:id="48" w:name="solving-the-score-equation"/>
+    <w:bookmarkEnd w:id="44"/>
+    <w:bookmarkStart w:id="49" w:name="solving-the-score-equation"/>
     <w:p>
       <w:pPr>
         <w:pStyle w:val="Heading3"/>
       </w:pPr>
-      <w:ins w:id="441" w:author="PR Preview" w:date="2026-01-01T00:00:00Z">
+      <w:ins w:id="484" w:author="PR Preview" w:date="2026-01-01T00:00:00Z">
         <w:r>
           <w:t xml:space="preserve">1.7 Solving the score equation</w:t>
         </w:r>
       </w:ins>
     </w:p>
-    <w:bookmarkStart w:id="45" w:name="exr-bernoulli-score-equation"/>
+    <w:bookmarkStart w:id="46" w:name="exr-bernoulli-score-equation"/>
     <w:p>
       <w:pPr>
         <w:pStyle w:val="FirstParagraph"/>
       </w:pPr>
-      <w:ins w:id="442" w:author="PR Preview" w:date="2026-01-01T00:00:00Z">
+      <w:ins w:id="485" w:author="PR Preview" w:date="2026-01-01T00:00:00Z">
         <w:r>
           <w:rPr>
             <w:b/>
@@ -9693,23 +10355,23 @@
           <w:t xml:space="preserve">Exercise 7 (Solving the score equation of a binary sample)</w:t>
         </w:r>
       </w:ins>
-      <w:ins w:id="443" w:author="PR Preview" w:date="2026-01-01T00:00:00Z">
-        <w:r>
-          <w:t xml:space="preserve"> </w:t>
-        </w:r>
-      </w:ins>
-      <w:ins w:id="444" w:author="PR Preview" w:date="2026-01-01T00:00:00Z">
+      <w:ins w:id="486" w:author="PR Preview" w:date="2026-01-01T00:00:00Z">
+        <w:r>
+          <w:t xml:space="preserve"> </w:t>
+        </w:r>
+      </w:ins>
+      <w:ins w:id="487" w:author="PR Preview" w:date="2026-01-01T00:00:00Z">
         <w:r>
           <w:t xml:space="preserve">In the setting of</w:t>
         </w:r>
       </w:ins>
-      <w:ins w:id="445" w:author="PR Preview" w:date="2026-01-01T00:00:00Z">
+      <w:ins w:id="488" w:author="PR Preview" w:date="2026-01-01T00:00:00Z">
         <w:r>
           <w:t xml:space="preserve"> </w:t>
         </w:r>
       </w:ins>
       <w:hyperlink w:anchor="exr-bernoulli-score-sum">
-        <w:ins w:id="446" w:author="PR Preview" w:date="2026-01-01T00:00:00Z">
+        <w:ins w:id="489" w:author="PR Preview" w:date="2026-01-01T00:00:00Z">
           <w:r>
             <w:rPr>
               <w:rStyle w:val="Hyperlink"/>
@@ -9718,12 +10380,12 @@
           </w:r>
         </w:ins>
       </w:hyperlink>
-      <w:ins w:id="447" w:author="PR Preview" w:date="2026-01-01T00:00:00Z">
+      <w:ins w:id="490" w:author="PR Preview" w:date="2026-01-01T00:00:00Z">
         <w:r>
           <w:t xml:space="preserve">, assume</w:t>
         </w:r>
       </w:ins>
-      <w:ins w:id="448" w:author="PR Preview" w:date="2026-01-01T00:00:00Z">
+      <w:ins w:id="491" w:author="PR Preview" w:date="2026-01-01T00:00:00Z">
         <w:r>
           <w:t xml:space="preserve"> </w:t>
         </w:r>
@@ -9758,28 +10420,28 @@
           <m:t>1</m:t>
         </m:r>
       </m:oMath>
-      <w:ins w:id="449" w:author="PR Preview" w:date="2026-01-01T00:00:00Z">
+      <w:ins w:id="492" w:author="PR Preview" w:date="2026-01-01T00:00:00Z">
         <w:r>
           <w:t xml:space="preserve">:</w:t>
         </w:r>
       </w:ins>
-      <w:ins w:id="450" w:author="PR Preview" w:date="2026-01-01T00:00:00Z">
-        <w:r>
-          <w:t xml:space="preserve"> </w:t>
-        </w:r>
-      </w:ins>
-      <w:ins w:id="451" w:author="PR Preview" w:date="2026-01-01T00:00:00Z">
+      <w:ins w:id="493" w:author="PR Preview" w:date="2026-01-01T00:00:00Z">
+        <w:r>
+          <w:t xml:space="preserve"> </w:t>
+        </w:r>
+      </w:ins>
+      <w:ins w:id="494" w:author="PR Preview" w:date="2026-01-01T00:00:00Z">
         <w:r>
           <w:t xml:space="preserve">the</w:t>
         </w:r>
       </w:ins>
-      <w:ins w:id="452" w:author="PR Preview" w:date="2026-01-01T00:00:00Z">
-        <w:r>
-          <w:t xml:space="preserve"> </w:t>
-        </w:r>
-      </w:ins>
-      <w:hyperlink r:id="rId39">
-        <w:ins w:id="453" w:author="PR Preview" w:date="2026-01-01T00:00:00Z">
+      <w:ins w:id="495" w:author="PR Preview" w:date="2026-01-01T00:00:00Z">
+        <w:r>
+          <w:t xml:space="preserve"> </w:t>
+        </w:r>
+      </w:ins>
+      <w:hyperlink r:id="rId40">
+        <w:ins w:id="496" w:author="PR Preview" w:date="2026-01-01T00:00:00Z">
           <w:r>
             <w:rPr>
               <w:rStyle w:val="Hyperlink"/>
@@ -9788,23 +10450,23 @@
           </w:r>
         </w:ins>
       </w:hyperlink>
-      <w:ins w:id="454" w:author="PR Preview" w:date="2026-01-01T00:00:00Z">
-        <w:r>
-          <w:t xml:space="preserve"> </w:t>
-        </w:r>
-      </w:ins>
-      <w:ins w:id="455" w:author="PR Preview" w:date="2026-01-01T00:00:00Z">
+      <w:ins w:id="497" w:author="PR Preview" w:date="2026-01-01T00:00:00Z">
+        <w:r>
+          <w:t xml:space="preserve"> </w:t>
+        </w:r>
+      </w:ins>
+      <w:ins w:id="498" w:author="PR Preview" w:date="2026-01-01T00:00:00Z">
         <w:r>
           <w:t xml:space="preserve">has at least one</w:t>
         </w:r>
       </w:ins>
-      <w:ins w:id="456" w:author="PR Preview" w:date="2026-01-01T00:00:00Z">
-        <w:r>
-          <w:t xml:space="preserve"> </w:t>
-        </w:r>
-      </w:ins>
-      <w:hyperlink r:id="rId34">
-        <w:ins w:id="457" w:author="PR Preview" w:date="2026-01-01T00:00:00Z">
+      <w:ins w:id="499" w:author="PR Preview" w:date="2026-01-01T00:00:00Z">
+        <w:r>
+          <w:t xml:space="preserve"> </w:t>
+        </w:r>
+      </w:ins>
+      <w:hyperlink r:id="rId35">
+        <w:ins w:id="500" w:author="PR Preview" w:date="2026-01-01T00:00:00Z">
           <w:r>
             <w:rPr>
               <w:rStyle w:val="Hyperlink"/>
@@ -9813,33 +10475,33 @@
           </w:r>
         </w:ins>
       </w:hyperlink>
-      <w:ins w:id="458" w:author="PR Preview" w:date="2026-01-01T00:00:00Z">
-        <w:r>
-          <w:t xml:space="preserve"> </w:t>
-        </w:r>
-      </w:ins>
-      <w:ins w:id="459" w:author="PR Preview" w:date="2026-01-01T00:00:00Z">
+      <w:ins w:id="501" w:author="PR Preview" w:date="2026-01-01T00:00:00Z">
+        <w:r>
+          <w:t xml:space="preserve"> </w:t>
+        </w:r>
+      </w:ins>
+      <w:ins w:id="502" w:author="PR Preview" w:date="2026-01-01T00:00:00Z">
         <w:r>
           <w:t xml:space="preserve">and at least one non-event.</w:t>
         </w:r>
       </w:ins>
-      <w:ins w:id="460" w:author="PR Preview" w:date="2026-01-01T00:00:00Z">
-        <w:r>
-          <w:t xml:space="preserve"> </w:t>
-        </w:r>
-      </w:ins>
-      <w:ins w:id="461" w:author="PR Preview" w:date="2026-01-01T00:00:00Z">
+      <w:ins w:id="503" w:author="PR Preview" w:date="2026-01-01T00:00:00Z">
+        <w:r>
+          <w:t xml:space="preserve"> </w:t>
+        </w:r>
+      </w:ins>
+      <w:ins w:id="504" w:author="PR Preview" w:date="2026-01-01T00:00:00Z">
         <w:r>
           <w:t xml:space="preserve">Solve the</w:t>
         </w:r>
       </w:ins>
-      <w:ins w:id="462" w:author="PR Preview" w:date="2026-01-01T00:00:00Z">
-        <w:r>
-          <w:t xml:space="preserve"> </w:t>
-        </w:r>
-      </w:ins>
-      <w:hyperlink r:id="rId44">
-        <w:ins w:id="463" w:author="PR Preview" w:date="2026-01-01T00:00:00Z">
+      <w:ins w:id="505" w:author="PR Preview" w:date="2026-01-01T00:00:00Z">
+        <w:r>
+          <w:t xml:space="preserve"> </w:t>
+        </w:r>
+      </w:ins>
+      <w:hyperlink r:id="rId45">
+        <w:ins w:id="506" w:author="PR Preview" w:date="2026-01-01T00:00:00Z">
           <w:r>
             <w:rPr>
               <w:rStyle w:val="Hyperlink"/>
@@ -9848,7 +10510,7 @@
           </w:r>
         </w:ins>
       </w:hyperlink>
-      <w:ins w:id="464" w:author="PR Preview" w:date="2026-01-01T00:00:00Z">
+      <w:ins w:id="507" w:author="PR Preview" w:date="2026-01-01T00:00:00Z">
         <w:r>
           <w:t xml:space="preserve"> </w:t>
         </w:r>
@@ -9894,17 +10556,17 @@
           <m:t>0</m:t>
         </m:r>
       </m:oMath>
-      <w:ins w:id="465" w:author="PR Preview" w:date="2026-01-01T00:00:00Z">
-        <w:r>
-          <w:t xml:space="preserve"> </w:t>
-        </w:r>
-      </w:ins>
-      <w:ins w:id="466" w:author="PR Preview" w:date="2026-01-01T00:00:00Z">
+      <w:ins w:id="508" w:author="PR Preview" w:date="2026-01-01T00:00:00Z">
+        <w:r>
+          <w:t xml:space="preserve"> </w:t>
+        </w:r>
+      </w:ins>
+      <w:ins w:id="509" w:author="PR Preview" w:date="2026-01-01T00:00:00Z">
         <w:r>
           <w:t xml:space="preserve">for</w:t>
         </w:r>
       </w:ins>
-      <w:ins w:id="467" w:author="PR Preview" w:date="2026-01-01T00:00:00Z">
+      <w:ins w:id="510" w:author="PR Preview" w:date="2026-01-01T00:00:00Z">
         <w:r>
           <w:t xml:space="preserve"> </w:t>
         </w:r>
@@ -9944,19 +10606,19 @@
           <m:t>)</m:t>
         </m:r>
       </m:oMath>
-      <w:ins w:id="468" w:author="PR Preview" w:date="2026-01-01T00:00:00Z">
+      <w:ins w:id="511" w:author="PR Preview" w:date="2026-01-01T00:00:00Z">
         <w:r>
           <w:t xml:space="preserve">.</w:t>
         </w:r>
       </w:ins>
     </w:p>
-    <w:bookmarkEnd w:id="45"/>
-    <w:bookmarkStart w:id="46" w:name="sol-bernoulli-score-equation"/>
+    <w:bookmarkEnd w:id="46"/>
+    <w:bookmarkStart w:id="47" w:name="sol-bernoulli-score-equation"/>
     <w:p>
       <w:pPr>
         <w:pStyle w:val="BodyText"/>
       </w:pPr>
-      <w:ins w:id="469" w:author="PR Preview" w:date="2026-01-01T00:00:00Z">
+      <w:ins w:id="512" w:author="PR Preview" w:date="2026-01-01T00:00:00Z">
         <w:r>
           <w:rPr>
             <w:i/>
@@ -9965,17 +10627,17 @@
           <w:t xml:space="preserve">Solution 7</w:t>
         </w:r>
       </w:ins>
-      <w:ins w:id="470" w:author="PR Preview" w:date="2026-01-01T00:00:00Z">
+      <w:ins w:id="513" w:author="PR Preview" w:date="2026-01-01T00:00:00Z">
         <w:r>
           <w:t xml:space="preserve">. </w:t>
         </w:r>
       </w:ins>
-      <w:ins w:id="471" w:author="PR Preview" w:date="2026-01-01T00:00:00Z">
+      <w:ins w:id="514" w:author="PR Preview" w:date="2026-01-01T00:00:00Z">
         <w:r>
           <w:t xml:space="preserve">For</w:t>
         </w:r>
       </w:ins>
-      <w:ins w:id="472" w:author="PR Preview" w:date="2026-01-01T00:00:00Z">
+      <w:ins w:id="515" w:author="PR Preview" w:date="2026-01-01T00:00:00Z">
         <w:r>
           <w:t xml:space="preserve"> </w:t>
         </w:r>
@@ -10015,12 +10677,12 @@
           <m:t>)</m:t>
         </m:r>
       </m:oMath>
-      <w:ins w:id="473" w:author="PR Preview" w:date="2026-01-01T00:00:00Z">
+      <w:ins w:id="516" w:author="PR Preview" w:date="2026-01-01T00:00:00Z">
         <w:r>
           <w:t xml:space="preserve">,</w:t>
         </w:r>
       </w:ins>
-      <w:ins w:id="474" w:author="PR Preview" w:date="2026-01-01T00:00:00Z">
+      <w:ins w:id="517" w:author="PR Preview" w:date="2026-01-01T00:00:00Z">
         <w:r>
           <w:t xml:space="preserve"> </w:t>
         </w:r>
@@ -10088,32 +10750,32 @@
           <m:t>​</m:t>
         </m:r>
       </m:oMath>
-      <w:ins w:id="475" w:author="PR Preview" w:date="2026-01-01T00:00:00Z">
-        <w:r>
-          <w:t xml:space="preserve"> </w:t>
-        </w:r>
-      </w:ins>
-      <w:ins w:id="476" w:author="PR Preview" w:date="2026-01-01T00:00:00Z">
+      <w:ins w:id="518" w:author="PR Preview" w:date="2026-01-01T00:00:00Z">
+        <w:r>
+          <w:t xml:space="preserve"> </w:t>
+        </w:r>
+      </w:ins>
+      <w:ins w:id="519" w:author="PR Preview" w:date="2026-01-01T00:00:00Z">
         <w:r>
           <w:t xml:space="preserve">is finite and positive,</w:t>
         </w:r>
       </w:ins>
-      <w:ins w:id="477" w:author="PR Preview" w:date="2026-01-01T00:00:00Z">
-        <w:r>
-          <w:t xml:space="preserve"> </w:t>
-        </w:r>
-      </w:ins>
-      <w:ins w:id="478" w:author="PR Preview" w:date="2026-01-01T00:00:00Z">
-        <w:r>
-          <w:t xml:space="preserve"> </w:t>
-        </w:r>
-      </w:ins>
-      <w:ins w:id="479" w:author="PR Preview" w:date="2026-01-01T00:00:00Z">
+      <w:ins w:id="520" w:author="PR Preview" w:date="2026-01-01T00:00:00Z">
+        <w:r>
+          <w:t xml:space="preserve"> </w:t>
+        </w:r>
+      </w:ins>
+      <w:ins w:id="521" w:author="PR Preview" w:date="2026-01-01T00:00:00Z">
+        <w:r>
+          <w:t xml:space="preserve"> </w:t>
+        </w:r>
+      </w:ins>
+      <w:ins w:id="522" w:author="PR Preview" w:date="2026-01-01T00:00:00Z">
         <w:r>
           <w:t xml:space="preserve">and</w:t>
         </w:r>
       </w:ins>
-      <w:ins w:id="480" w:author="PR Preview" w:date="2026-01-01T00:00:00Z">
+      <w:ins w:id="523" w:author="PR Preview" w:date="2026-01-01T00:00:00Z">
         <w:r>
           <w:t xml:space="preserve"> </w:t>
         </w:r>
@@ -10132,12 +10794,12 @@
           <m:t>0</m:t>
         </m:r>
       </m:oMath>
-      <w:ins w:id="481" w:author="PR Preview" w:date="2026-01-01T00:00:00Z">
+      <w:ins w:id="524" w:author="PR Preview" w:date="2026-01-01T00:00:00Z">
         <w:r>
           <w:t xml:space="preserve">, so</w:t>
         </w:r>
       </w:ins>
-      <w:ins w:id="482" w:author="PR Preview" w:date="2026-01-01T00:00:00Z">
+      <w:ins w:id="525" w:author="PR Preview" w:date="2026-01-01T00:00:00Z">
         <w:r>
           <w:t xml:space="preserve"> </w:t>
         </w:r>
@@ -10159,7 +10821,7 @@
           <m:t>0</m:t>
         </m:r>
       </m:oMath>
-      <w:ins w:id="483" w:author="PR Preview" w:date="2026-01-01T00:00:00Z">
+      <w:ins w:id="526" w:author="PR Preview" w:date="2026-01-01T00:00:00Z">
         <w:r>
           <w:t xml:space="preserve">.</w:t>
         </w:r>
@@ -10419,12 +11081,12 @@
       <w:pPr>
         <w:pStyle w:val="FirstParagraph"/>
       </w:pPr>
-      <w:ins w:id="484" w:author="PR Preview" w:date="2026-01-01T00:00:00Z">
+      <w:ins w:id="527" w:author="PR Preview" w:date="2026-01-01T00:00:00Z">
         <w:r>
           <w:t xml:space="preserve">Since</w:t>
         </w:r>
       </w:ins>
-      <w:ins w:id="485" w:author="PR Preview" w:date="2026-01-01T00:00:00Z">
+      <w:ins w:id="528" w:author="PR Preview" w:date="2026-01-01T00:00:00Z">
         <w:r>
           <w:t xml:space="preserve"> </w:t>
         </w:r>
@@ -10459,12 +11121,12 @@
           <m:t>1</m:t>
         </m:r>
       </m:oMath>
-      <w:ins w:id="486" w:author="PR Preview" w:date="2026-01-01T00:00:00Z">
+      <w:ins w:id="529" w:author="PR Preview" w:date="2026-01-01T00:00:00Z">
         <w:r>
           <w:t xml:space="preserve">, this solution lies in</w:t>
         </w:r>
       </w:ins>
-      <w:ins w:id="487" w:author="PR Preview" w:date="2026-01-01T00:00:00Z">
+      <w:ins w:id="530" w:author="PR Preview" w:date="2026-01-01T00:00:00Z">
         <w:r>
           <w:t xml:space="preserve"> </w:t>
         </w:r>
@@ -10495,19 +11157,19 @@
           <m:t>)</m:t>
         </m:r>
       </m:oMath>
-      <w:ins w:id="488" w:author="PR Preview" w:date="2026-01-01T00:00:00Z">
+      <w:ins w:id="531" w:author="PR Preview" w:date="2026-01-01T00:00:00Z">
         <w:r>
           <w:t xml:space="preserve">.</w:t>
         </w:r>
       </w:ins>
     </w:p>
-    <w:bookmarkEnd w:id="46"/>
-    <w:bookmarkStart w:id="47" w:name="thm-bernoulli-score-equation"/>
+    <w:bookmarkEnd w:id="47"/>
+    <w:bookmarkStart w:id="48" w:name="thm-bernoulli-score-equation"/>
     <w:p>
       <w:pPr>
         <w:pStyle w:val="BodyText"/>
       </w:pPr>
-      <w:ins w:id="489" w:author="PR Preview" w:date="2026-01-01T00:00:00Z">
+      <w:ins w:id="532" w:author="PR Preview" w:date="2026-01-01T00:00:00Z">
         <w:r>
           <w:rPr>
             <w:b/>
@@ -10516,17 +11178,17 @@
           <w:t xml:space="preserve">Theorem 7 (Solution of the score equation of a binary sample)</w:t>
         </w:r>
       </w:ins>
-      <w:ins w:id="490" w:author="PR Preview" w:date="2026-01-01T00:00:00Z">
-        <w:r>
-          <w:t xml:space="preserve"> </w:t>
-        </w:r>
-      </w:ins>
-      <w:ins w:id="491" w:author="PR Preview" w:date="2026-01-01T00:00:00Z">
+      <w:ins w:id="533" w:author="PR Preview" w:date="2026-01-01T00:00:00Z">
+        <w:r>
+          <w:t xml:space="preserve"> </w:t>
+        </w:r>
+      </w:ins>
+      <w:ins w:id="534" w:author="PR Preview" w:date="2026-01-01T00:00:00Z">
         <w:r>
           <w:t xml:space="preserve">If</w:t>
         </w:r>
       </w:ins>
-      <w:ins w:id="492" w:author="PR Preview" w:date="2026-01-01T00:00:00Z">
+      <w:ins w:id="535" w:author="PR Preview" w:date="2026-01-01T00:00:00Z">
         <w:r>
           <w:t xml:space="preserve"> </w:t>
         </w:r>
@@ -10605,17 +11267,17 @@
           <m:t>)</m:t>
         </m:r>
       </m:oMath>
-      <w:ins w:id="493" w:author="PR Preview" w:date="2026-01-01T00:00:00Z">
-        <w:r>
-          <w:t xml:space="preserve"> </w:t>
-        </w:r>
-      </w:ins>
-      <w:ins w:id="494" w:author="PR Preview" w:date="2026-01-01T00:00:00Z">
+      <w:ins w:id="536" w:author="PR Preview" w:date="2026-01-01T00:00:00Z">
+        <w:r>
+          <w:t xml:space="preserve"> </w:t>
+        </w:r>
+      </w:ins>
+      <w:ins w:id="537" w:author="PR Preview" w:date="2026-01-01T00:00:00Z">
         <w:r>
           <w:t xml:space="preserve">for</w:t>
         </w:r>
       </w:ins>
-      <w:ins w:id="495" w:author="PR Preview" w:date="2026-01-01T00:00:00Z">
+      <w:ins w:id="538" w:author="PR Preview" w:date="2026-01-01T00:00:00Z">
         <w:r>
           <w:t xml:space="preserve"> </w:t>
         </w:r>
@@ -10655,23 +11317,23 @@
           <m:t>n</m:t>
         </m:r>
       </m:oMath>
-      <w:ins w:id="496" w:author="PR Preview" w:date="2026-01-01T00:00:00Z">
-        <w:r>
-          <w:t xml:space="preserve"> </w:t>
-        </w:r>
-      </w:ins>
-      <w:ins w:id="497" w:author="PR Preview" w:date="2026-01-01T00:00:00Z">
+      <w:ins w:id="539" w:author="PR Preview" w:date="2026-01-01T00:00:00Z">
+        <w:r>
+          <w:t xml:space="preserve"> </w:t>
+        </w:r>
+      </w:ins>
+      <w:ins w:id="540" w:author="PR Preview" w:date="2026-01-01T00:00:00Z">
         <w:r>
           <w:t xml:space="preserve">and the observed</w:t>
         </w:r>
       </w:ins>
-      <w:ins w:id="498" w:author="PR Preview" w:date="2026-01-01T00:00:00Z">
-        <w:r>
-          <w:t xml:space="preserve"> </w:t>
-        </w:r>
-      </w:ins>
-      <w:hyperlink r:id="rId38">
-        <w:ins w:id="499" w:author="PR Preview" w:date="2026-01-01T00:00:00Z">
+      <w:ins w:id="541" w:author="PR Preview" w:date="2026-01-01T00:00:00Z">
+        <w:r>
+          <w:t xml:space="preserve"> </w:t>
+        </w:r>
+      </w:ins>
+      <w:hyperlink r:id="rId39">
+        <w:ins w:id="542" w:author="PR Preview" w:date="2026-01-01T00:00:00Z">
           <w:r>
             <w:rPr>
               <w:rStyle w:val="Hyperlink"/>
@@ -10680,17 +11342,17 @@
           </w:r>
         </w:ins>
       </w:hyperlink>
-      <w:ins w:id="500" w:author="PR Preview" w:date="2026-01-01T00:00:00Z">
-        <w:r>
-          <w:t xml:space="preserve"> </w:t>
-        </w:r>
-      </w:ins>
-      <w:ins w:id="501" w:author="PR Preview" w:date="2026-01-01T00:00:00Z">
+      <w:ins w:id="543" w:author="PR Preview" w:date="2026-01-01T00:00:00Z">
+        <w:r>
+          <w:t xml:space="preserve"> </w:t>
+        </w:r>
+      </w:ins>
+      <w:ins w:id="544" w:author="PR Preview" w:date="2026-01-01T00:00:00Z">
         <w:r>
           <w:t xml:space="preserve">satisfies</w:t>
         </w:r>
       </w:ins>
-      <w:ins w:id="502" w:author="PR Preview" w:date="2026-01-01T00:00:00Z">
+      <w:ins w:id="545" w:author="PR Preview" w:date="2026-01-01T00:00:00Z">
         <w:r>
           <w:t xml:space="preserve"> </w:t>
         </w:r>
@@ -10725,28 +11387,28 @@
           <m:t>1</m:t>
         </m:r>
       </m:oMath>
-      <w:ins w:id="503" w:author="PR Preview" w:date="2026-01-01T00:00:00Z">
+      <w:ins w:id="546" w:author="PR Preview" w:date="2026-01-01T00:00:00Z">
         <w:r>
           <w:t xml:space="preserve">,</w:t>
         </w:r>
       </w:ins>
-      <w:ins w:id="504" w:author="PR Preview" w:date="2026-01-01T00:00:00Z">
-        <w:r>
-          <w:t xml:space="preserve"> </w:t>
-        </w:r>
-      </w:ins>
-      <w:ins w:id="505" w:author="PR Preview" w:date="2026-01-01T00:00:00Z">
+      <w:ins w:id="547" w:author="PR Preview" w:date="2026-01-01T00:00:00Z">
+        <w:r>
+          <w:t xml:space="preserve"> </w:t>
+        </w:r>
+      </w:ins>
+      <w:ins w:id="548" w:author="PR Preview" w:date="2026-01-01T00:00:00Z">
         <w:r>
           <w:t xml:space="preserve">then the</w:t>
         </w:r>
       </w:ins>
-      <w:ins w:id="506" w:author="PR Preview" w:date="2026-01-01T00:00:00Z">
-        <w:r>
-          <w:t xml:space="preserve"> </w:t>
-        </w:r>
-      </w:ins>
-      <w:hyperlink r:id="rId44">
-        <w:ins w:id="507" w:author="PR Preview" w:date="2026-01-01T00:00:00Z">
+      <w:ins w:id="549" w:author="PR Preview" w:date="2026-01-01T00:00:00Z">
+        <w:r>
+          <w:t xml:space="preserve"> </w:t>
+        </w:r>
+      </w:ins>
+      <w:hyperlink r:id="rId45">
+        <w:ins w:id="550" w:author="PR Preview" w:date="2026-01-01T00:00:00Z">
           <w:r>
             <w:rPr>
               <w:rStyle w:val="Hyperlink"/>
@@ -10755,7 +11417,7 @@
           </w:r>
         </w:ins>
       </w:hyperlink>
-      <w:ins w:id="508" w:author="PR Preview" w:date="2026-01-01T00:00:00Z">
+      <w:ins w:id="551" w:author="PR Preview" w:date="2026-01-01T00:00:00Z">
         <w:r>
           <w:t xml:space="preserve"> </w:t>
         </w:r>
@@ -10801,17 +11463,17 @@
           <m:t>0</m:t>
         </m:r>
       </m:oMath>
-      <w:ins w:id="509" w:author="PR Preview" w:date="2026-01-01T00:00:00Z">
-        <w:r>
-          <w:t xml:space="preserve"> </w:t>
-        </w:r>
-      </w:ins>
-      <w:ins w:id="510" w:author="PR Preview" w:date="2026-01-01T00:00:00Z">
+      <w:ins w:id="552" w:author="PR Preview" w:date="2026-01-01T00:00:00Z">
+        <w:r>
+          <w:t xml:space="preserve"> </w:t>
+        </w:r>
+      </w:ins>
+      <w:ins w:id="553" w:author="PR Preview" w:date="2026-01-01T00:00:00Z">
         <w:r>
           <w:t xml:space="preserve">has exactly one solution in</w:t>
         </w:r>
       </w:ins>
-      <w:ins w:id="511" w:author="PR Preview" w:date="2026-01-01T00:00:00Z">
+      <w:ins w:id="554" w:author="PR Preview" w:date="2026-01-01T00:00:00Z">
         <w:r>
           <w:t xml:space="preserve"> </w:t>
         </w:r>
@@ -10842,22 +11504,22 @@
           <m:t>)</m:t>
         </m:r>
       </m:oMath>
-      <w:ins w:id="512" w:author="PR Preview" w:date="2026-01-01T00:00:00Z">
+      <w:ins w:id="555" w:author="PR Preview" w:date="2026-01-01T00:00:00Z">
         <w:r>
           <w:t xml:space="preserve">:</w:t>
         </w:r>
       </w:ins>
-      <w:ins w:id="513" w:author="PR Preview" w:date="2026-01-01T00:00:00Z">
-        <w:r>
-          <w:t xml:space="preserve"> </w:t>
-        </w:r>
-      </w:ins>
-      <w:ins w:id="514" w:author="PR Preview" w:date="2026-01-01T00:00:00Z">
+      <w:ins w:id="556" w:author="PR Preview" w:date="2026-01-01T00:00:00Z">
+        <w:r>
+          <w:t xml:space="preserve"> </w:t>
+        </w:r>
+      </w:ins>
+      <w:ins w:id="557" w:author="PR Preview" w:date="2026-01-01T00:00:00Z">
         <w:r>
           <w:t xml:space="preserve">the sample mean</w:t>
         </w:r>
       </w:ins>
-      <w:ins w:id="515" w:author="PR Preview" w:date="2026-01-01T00:00:00Z">
+      <w:ins w:id="558" w:author="PR Preview" w:date="2026-01-01T00:00:00Z">
         <w:r>
           <w:t xml:space="preserve"> </w:t>
         </w:r>
@@ -10883,18 +11545,18 @@
           </m:e>
         </m:acc>
       </m:oMath>
-      <w:ins w:id="516" w:author="PR Preview" w:date="2026-01-01T00:00:00Z">
+      <w:ins w:id="559" w:author="PR Preview" w:date="2026-01-01T00:00:00Z">
         <w:r>
           <w:t xml:space="preserve">.</w:t>
         </w:r>
       </w:ins>
     </w:p>
-    <w:bookmarkEnd w:id="47"/>
+    <w:bookmarkEnd w:id="48"/>
     <w:p>
       <w:pPr>
         <w:pStyle w:val="BodyText"/>
       </w:pPr>
-      <w:ins w:id="517" w:author="PR Preview" w:date="2026-01-01T00:00:00Z">
+      <w:ins w:id="560" w:author="PR Preview" w:date="2026-01-01T00:00:00Z">
         <w:r>
           <w:rPr>
             <w:i/>
@@ -10903,23 +11565,23 @@
           <w:t xml:space="preserve">Proof</w:t>
         </w:r>
       </w:ins>
-      <w:ins w:id="518" w:author="PR Preview" w:date="2026-01-01T00:00:00Z">
+      <w:ins w:id="561" w:author="PR Preview" w:date="2026-01-01T00:00:00Z">
         <w:r>
           <w:t xml:space="preserve">. </w:t>
         </w:r>
       </w:ins>
-      <w:ins w:id="519" w:author="PR Preview" w:date="2026-01-01T00:00:00Z">
+      <w:ins w:id="562" w:author="PR Preview" w:date="2026-01-01T00:00:00Z">
         <w:r>
           <w:t xml:space="preserve">This is the solution to</w:t>
         </w:r>
       </w:ins>
-      <w:ins w:id="520" w:author="PR Preview" w:date="2026-01-01T00:00:00Z">
+      <w:ins w:id="563" w:author="PR Preview" w:date="2026-01-01T00:00:00Z">
         <w:r>
           <w:t xml:space="preserve"> </w:t>
         </w:r>
       </w:ins>
       <w:hyperlink w:anchor="exr-bernoulli-score-equation">
-        <w:ins w:id="521" w:author="PR Preview" w:date="2026-01-01T00:00:00Z">
+        <w:ins w:id="564" w:author="PR Preview" w:date="2026-01-01T00:00:00Z">
           <w:r>
             <w:rPr>
               <w:rStyle w:val="Hyperlink"/>
@@ -10928,18 +11590,18 @@
           </w:r>
         </w:ins>
       </w:hyperlink>
-      <w:ins w:id="522" w:author="PR Preview" w:date="2026-01-01T00:00:00Z">
+      <w:ins w:id="565" w:author="PR Preview" w:date="2026-01-01T00:00:00Z">
         <w:r>
           <w:t xml:space="preserve">, worked in</w:t>
         </w:r>
       </w:ins>
-      <w:ins w:id="523" w:author="PR Preview" w:date="2026-01-01T00:00:00Z">
+      <w:ins w:id="566" w:author="PR Preview" w:date="2026-01-01T00:00:00Z">
         <w:r>
           <w:t xml:space="preserve"> </w:t>
         </w:r>
       </w:ins>
       <w:hyperlink w:anchor="sol-bernoulli-score-equation">
-        <w:ins w:id="524" w:author="PR Preview" w:date="2026-01-01T00:00:00Z">
+        <w:ins w:id="567" w:author="PR Preview" w:date="2026-01-01T00:00:00Z">
           <w:r>
             <w:rPr>
               <w:rStyle w:val="Hyperlink"/>
@@ -10948,30 +11610,30 @@
           </w:r>
         </w:ins>
       </w:hyperlink>
-      <w:ins w:id="525" w:author="PR Preview" w:date="2026-01-01T00:00:00Z">
+      <w:ins w:id="568" w:author="PR Preview" w:date="2026-01-01T00:00:00Z">
         <w:r>
           <w:t xml:space="preserve">.</w:t>
         </w:r>
       </w:ins>
     </w:p>
-    <w:bookmarkEnd w:id="48"/>
-    <w:bookmarkStart w:id="53" w:name="hessian-contributions"/>
+    <w:bookmarkEnd w:id="49"/>
+    <w:bookmarkStart w:id="54" w:name="hessian-contributions"/>
     <w:p>
       <w:pPr>
         <w:pStyle w:val="Heading3"/>
       </w:pPr>
-      <w:ins w:id="526" w:author="PR Preview" w:date="2026-01-01T00:00:00Z">
+      <w:ins w:id="569" w:author="PR Preview" w:date="2026-01-01T00:00:00Z">
         <w:r>
           <w:t xml:space="preserve">1.8 Hessian contributions</w:t>
         </w:r>
       </w:ins>
     </w:p>
-    <w:bookmarkStart w:id="50" w:name="exr-bernoulli-hessian-contribution"/>
+    <w:bookmarkStart w:id="51" w:name="exr-bernoulli-hessian-contribution"/>
     <w:p>
       <w:pPr>
         <w:pStyle w:val="FirstParagraph"/>
       </w:pPr>
-      <w:ins w:id="527" w:author="PR Preview" w:date="2026-01-01T00:00:00Z">
+      <w:ins w:id="570" w:author="PR Preview" w:date="2026-01-01T00:00:00Z">
         <w:r>
           <w:rPr>
             <w:b/>
@@ -10980,23 +11642,23 @@
           <w:t xml:space="preserve">Exercise 8 (Hessian contribution of one binary outcome)</w:t>
         </w:r>
       </w:ins>
-      <w:ins w:id="528" w:author="PR Preview" w:date="2026-01-01T00:00:00Z">
-        <w:r>
-          <w:t xml:space="preserve"> </w:t>
-        </w:r>
-      </w:ins>
-      <w:ins w:id="529" w:author="PR Preview" w:date="2026-01-01T00:00:00Z">
+      <w:ins w:id="571" w:author="PR Preview" w:date="2026-01-01T00:00:00Z">
+        <w:r>
+          <w:t xml:space="preserve"> </w:t>
+        </w:r>
+      </w:ins>
+      <w:ins w:id="572" w:author="PR Preview" w:date="2026-01-01T00:00:00Z">
         <w:r>
           <w:t xml:space="preserve">In the setting of</w:t>
         </w:r>
       </w:ins>
-      <w:ins w:id="530" w:author="PR Preview" w:date="2026-01-01T00:00:00Z">
+      <w:ins w:id="573" w:author="PR Preview" w:date="2026-01-01T00:00:00Z">
         <w:r>
           <w:t xml:space="preserve"> </w:t>
         </w:r>
       </w:ins>
       <w:hyperlink w:anchor="exr-bernoulli-score-contribution">
-        <w:ins w:id="531" w:author="PR Preview" w:date="2026-01-01T00:00:00Z">
+        <w:ins w:id="574" w:author="PR Preview" w:date="2026-01-01T00:00:00Z">
           <w:r>
             <w:rPr>
               <w:rStyle w:val="Hyperlink"/>
@@ -11005,28 +11667,28 @@
           </w:r>
         </w:ins>
       </w:hyperlink>
-      <w:ins w:id="532" w:author="PR Preview" w:date="2026-01-01T00:00:00Z">
+      <w:ins w:id="575" w:author="PR Preview" w:date="2026-01-01T00:00:00Z">
         <w:r>
           <w:t xml:space="preserve">,</w:t>
         </w:r>
       </w:ins>
-      <w:ins w:id="533" w:author="PR Preview" w:date="2026-01-01T00:00:00Z">
-        <w:r>
-          <w:t xml:space="preserve"> </w:t>
-        </w:r>
-      </w:ins>
-      <w:ins w:id="534" w:author="PR Preview" w:date="2026-01-01T00:00:00Z">
+      <w:ins w:id="576" w:author="PR Preview" w:date="2026-01-01T00:00:00Z">
+        <w:r>
+          <w:t xml:space="preserve"> </w:t>
+        </w:r>
+      </w:ins>
+      <w:ins w:id="577" w:author="PR Preview" w:date="2026-01-01T00:00:00Z">
         <w:r>
           <w:t xml:space="preserve">derive the</w:t>
         </w:r>
       </w:ins>
-      <w:ins w:id="535" w:author="PR Preview" w:date="2026-01-01T00:00:00Z">
-        <w:r>
-          <w:t xml:space="preserve"> </w:t>
-        </w:r>
-      </w:ins>
-      <w:hyperlink r:id="rId49">
-        <w:ins w:id="536" w:author="PR Preview" w:date="2026-01-01T00:00:00Z">
+      <w:ins w:id="578" w:author="PR Preview" w:date="2026-01-01T00:00:00Z">
+        <w:r>
+          <w:t xml:space="preserve"> </w:t>
+        </w:r>
+      </w:ins>
+      <w:hyperlink r:id="rId50">
+        <w:ins w:id="579" w:author="PR Preview" w:date="2026-01-01T00:00:00Z">
           <w:r>
             <w:rPr>
               <w:rStyle w:val="Hyperlink"/>
@@ -11035,17 +11697,17 @@
           </w:r>
         </w:ins>
       </w:hyperlink>
-      <w:ins w:id="537" w:author="PR Preview" w:date="2026-01-01T00:00:00Z">
-        <w:r>
-          <w:t xml:space="preserve"> </w:t>
-        </w:r>
-      </w:ins>
-      <w:ins w:id="538" w:author="PR Preview" w:date="2026-01-01T00:00:00Z">
+      <w:ins w:id="580" w:author="PR Preview" w:date="2026-01-01T00:00:00Z">
+        <w:r>
+          <w:t xml:space="preserve"> </w:t>
+        </w:r>
+      </w:ins>
+      <w:ins w:id="581" w:author="PR Preview" w:date="2026-01-01T00:00:00Z">
         <w:r>
           <w:t xml:space="preserve">contribution</w:t>
         </w:r>
       </w:ins>
-      <w:ins w:id="539" w:author="PR Preview" w:date="2026-01-01T00:00:00Z">
+      <w:ins w:id="582" w:author="PR Preview" w:date="2026-01-01T00:00:00Z">
         <w:r>
           <w:t xml:space="preserve"> </w:t>
         </w:r>
@@ -11165,17 +11827,17 @@
           <m:t>)</m:t>
         </m:r>
       </m:oMath>
-      <w:ins w:id="540" w:author="PR Preview" w:date="2026-01-01T00:00:00Z">
-        <w:r>
-          <w:t xml:space="preserve"> </w:t>
-        </w:r>
-      </w:ins>
-      <w:ins w:id="541" w:author="PR Preview" w:date="2026-01-01T00:00:00Z">
+      <w:ins w:id="583" w:author="PR Preview" w:date="2026-01-01T00:00:00Z">
+        <w:r>
+          <w:t xml:space="preserve"> </w:t>
+        </w:r>
+      </w:ins>
+      <w:ins w:id="584" w:author="PR Preview" w:date="2026-01-01T00:00:00Z">
         <w:r>
           <w:t xml:space="preserve">of observation</w:t>
         </w:r>
       </w:ins>
-      <w:ins w:id="542" w:author="PR Preview" w:date="2026-01-01T00:00:00Z">
+      <w:ins w:id="585" w:author="PR Preview" w:date="2026-01-01T00:00:00Z">
         <w:r>
           <w:t xml:space="preserve"> </w:t>
         </w:r>
@@ -11185,28 +11847,28 @@
           <m:t>i</m:t>
         </m:r>
       </m:oMath>
-      <w:ins w:id="543" w:author="PR Preview" w:date="2026-01-01T00:00:00Z">
+      <w:ins w:id="586" w:author="PR Preview" w:date="2026-01-01T00:00:00Z">
         <w:r>
           <w:t xml:space="preserve">.</w:t>
         </w:r>
       </w:ins>
-      <w:ins w:id="544" w:author="PR Preview" w:date="2026-01-01T00:00:00Z">
-        <w:r>
-          <w:t xml:space="preserve"> </w:t>
-        </w:r>
-      </w:ins>
-      <w:ins w:id="545" w:author="PR Preview" w:date="2026-01-01T00:00:00Z">
+      <w:ins w:id="587" w:author="PR Preview" w:date="2026-01-01T00:00:00Z">
+        <w:r>
+          <w:t xml:space="preserve"> </w:t>
+        </w:r>
+      </w:ins>
+      <w:ins w:id="588" w:author="PR Preview" w:date="2026-01-01T00:00:00Z">
         <w:r>
           <w:t xml:space="preserve">Start from the</w:t>
         </w:r>
       </w:ins>
-      <w:ins w:id="546" w:author="PR Preview" w:date="2026-01-01T00:00:00Z">
-        <w:r>
-          <w:t xml:space="preserve"> </w:t>
-        </w:r>
-      </w:ins>
-      <w:hyperlink r:id="rId28">
-        <w:ins w:id="547" w:author="PR Preview" w:date="2026-01-01T00:00:00Z">
+      <w:ins w:id="589" w:author="PR Preview" w:date="2026-01-01T00:00:00Z">
+        <w:r>
+          <w:t xml:space="preserve"> </w:t>
+        </w:r>
+      </w:ins>
+      <w:hyperlink r:id="rId29">
+        <w:ins w:id="590" w:author="PR Preview" w:date="2026-01-01T00:00:00Z">
           <w:r>
             <w:rPr>
               <w:rStyle w:val="Hyperlink"/>
@@ -11215,17 +11877,17 @@
           </w:r>
         </w:ins>
       </w:hyperlink>
-      <w:ins w:id="548" w:author="PR Preview" w:date="2026-01-01T00:00:00Z">
-        <w:r>
-          <w:t xml:space="preserve"> </w:t>
-        </w:r>
-      </w:ins>
-      <w:ins w:id="549" w:author="PR Preview" w:date="2026-01-01T00:00:00Z">
+      <w:ins w:id="591" w:author="PR Preview" w:date="2026-01-01T00:00:00Z">
+        <w:r>
+          <w:t xml:space="preserve"> </w:t>
+        </w:r>
+      </w:ins>
+      <w:ins w:id="592" w:author="PR Preview" w:date="2026-01-01T00:00:00Z">
         <w:r>
           <w:t xml:space="preserve">contribution written as a difference of two fractions,</w:t>
         </w:r>
       </w:ins>
-      <w:ins w:id="550" w:author="PR Preview" w:date="2026-01-01T00:00:00Z">
+      <w:ins w:id="593" w:author="PR Preview" w:date="2026-01-01T00:00:00Z">
         <w:r>
           <w:t xml:space="preserve"> </w:t>
         </w:r>
@@ -11363,28 +12025,28 @@
           <m:t>)</m:t>
         </m:r>
       </m:oMath>
-      <w:ins w:id="551" w:author="PR Preview" w:date="2026-01-01T00:00:00Z">
+      <w:ins w:id="594" w:author="PR Preview" w:date="2026-01-01T00:00:00Z">
         <w:r>
           <w:t xml:space="preserve">,</w:t>
         </w:r>
       </w:ins>
-      <w:ins w:id="552" w:author="PR Preview" w:date="2026-01-01T00:00:00Z">
-        <w:r>
-          <w:t xml:space="preserve"> </w:t>
-        </w:r>
-      </w:ins>
-      <w:ins w:id="553" w:author="PR Preview" w:date="2026-01-01T00:00:00Z">
+      <w:ins w:id="595" w:author="PR Preview" w:date="2026-01-01T00:00:00Z">
+        <w:r>
+          <w:t xml:space="preserve"> </w:t>
+        </w:r>
+      </w:ins>
+      <w:ins w:id="596" w:author="PR Preview" w:date="2026-01-01T00:00:00Z">
         <w:r>
           <w:t xml:space="preserve">the form in</w:t>
         </w:r>
       </w:ins>
-      <w:ins w:id="554" w:author="PR Preview" w:date="2026-01-01T00:00:00Z">
+      <w:ins w:id="597" w:author="PR Preview" w:date="2026-01-01T00:00:00Z">
         <w:r>
           <w:t xml:space="preserve"> </w:t>
         </w:r>
       </w:ins>
       <w:hyperlink w:anchor="sol-derive-bernoulli-score">
-        <w:ins w:id="555" w:author="PR Preview" w:date="2026-01-01T00:00:00Z">
+        <w:ins w:id="598" w:author="PR Preview" w:date="2026-01-01T00:00:00Z">
           <w:r>
             <w:rPr>
               <w:rStyle w:val="Hyperlink"/>
@@ -11393,24 +12055,24 @@
           </w:r>
         </w:ins>
       </w:hyperlink>
-      <w:ins w:id="556" w:author="PR Preview" w:date="2026-01-01T00:00:00Z">
-        <w:r>
-          <w:t xml:space="preserve"> </w:t>
-        </w:r>
-      </w:ins>
-      <w:ins w:id="557" w:author="PR Preview" w:date="2026-01-01T00:00:00Z">
+      <w:ins w:id="599" w:author="PR Preview" w:date="2026-01-01T00:00:00Z">
+        <w:r>
+          <w:t xml:space="preserve"> </w:t>
+        </w:r>
+      </w:ins>
+      <w:ins w:id="600" w:author="PR Preview" w:date="2026-01-01T00:00:00Z">
         <w:r>
           <w:t xml:space="preserve">before its fractions are combined.</w:t>
         </w:r>
       </w:ins>
     </w:p>
-    <w:bookmarkEnd w:id="50"/>
-    <w:bookmarkStart w:id="51" w:name="sol-bernoulli-hessian-contribution"/>
+    <w:bookmarkEnd w:id="51"/>
+    <w:bookmarkStart w:id="52" w:name="sol-bernoulli-hessian-contribution"/>
     <w:p>
       <w:pPr>
         <w:pStyle w:val="BodyText"/>
       </w:pPr>
-      <w:ins w:id="558" w:author="PR Preview" w:date="2026-01-01T00:00:00Z">
+      <w:ins w:id="601" w:author="PR Preview" w:date="2026-01-01T00:00:00Z">
         <w:r>
           <w:rPr>
             <w:i/>
@@ -11419,7 +12081,7 @@
           <w:t xml:space="preserve">Solution 8</w:t>
         </w:r>
       </w:ins>
-      <w:ins w:id="559" w:author="PR Preview" w:date="2026-01-01T00:00:00Z">
+      <w:ins w:id="602" w:author="PR Preview" w:date="2026-01-01T00:00:00Z">
         <w:r>
           <w:t xml:space="preserve">. </w:t>
         </w:r>
@@ -12049,7 +12711,7 @@
       <w:pPr>
         <w:pStyle w:val="FirstParagraph"/>
       </w:pPr>
-      <w:ins w:id="560" w:author="PR Preview" w:date="2026-01-01T00:00:00Z">
+      <w:ins w:id="603" w:author="PR Preview" w:date="2026-01-01T00:00:00Z">
         <w:r>
           <w:t xml:space="preserve">The first derivative is:</w:t>
         </w:r>
@@ -12153,7 +12815,7 @@
       <w:pPr>
         <w:pStyle w:val="FirstParagraph"/>
       </w:pPr>
-      <w:ins w:id="561" w:author="PR Preview" w:date="2026-01-01T00:00:00Z">
+      <w:ins w:id="604" w:author="PR Preview" w:date="2026-01-01T00:00:00Z">
         <w:r>
           <w:t xml:space="preserve">The second derivative needs the chain rule:</w:t>
         </w:r>
@@ -12580,7 +13242,7 @@
       <w:pPr>
         <w:pStyle w:val="FirstParagraph"/>
       </w:pPr>
-      <w:ins w:id="562" w:author="PR Preview" w:date="2026-01-01T00:00:00Z">
+      <w:ins w:id="605" w:author="PR Preview" w:date="2026-01-01T00:00:00Z">
         <w:r>
           <w:t xml:space="preserve">Substituting both derivatives back in:</w:t>
         </w:r>
@@ -12941,13 +13603,13 @@
         </m:oMath>
       </m:oMathPara>
     </w:p>
-    <w:bookmarkEnd w:id="51"/>
-    <w:bookmarkStart w:id="52" w:name="thm-bernoulli-hessian-contribution"/>
+    <w:bookmarkEnd w:id="52"/>
+    <w:bookmarkStart w:id="53" w:name="thm-bernoulli-hessian-contribution"/>
     <w:p>
       <w:pPr>
         <w:pStyle w:val="FirstParagraph"/>
       </w:pPr>
-      <w:ins w:id="563" w:author="PR Preview" w:date="2026-01-01T00:00:00Z">
+      <w:ins w:id="606" w:author="PR Preview" w:date="2026-01-01T00:00:00Z">
         <w:r>
           <w:rPr>
             <w:b/>
@@ -12956,17 +13618,17 @@
           <w:t xml:space="preserve">Theorem 8 (Hessian contribution of one binary outcome)</w:t>
         </w:r>
       </w:ins>
-      <w:ins w:id="564" w:author="PR Preview" w:date="2026-01-01T00:00:00Z">
-        <w:r>
-          <w:t xml:space="preserve"> </w:t>
-        </w:r>
-      </w:ins>
-      <w:ins w:id="565" w:author="PR Preview" w:date="2026-01-01T00:00:00Z">
+      <w:ins w:id="607" w:author="PR Preview" w:date="2026-01-01T00:00:00Z">
+        <w:r>
+          <w:t xml:space="preserve"> </w:t>
+        </w:r>
+      </w:ins>
+      <w:ins w:id="608" w:author="PR Preview" w:date="2026-01-01T00:00:00Z">
         <w:r>
           <w:t xml:space="preserve">If</w:t>
         </w:r>
       </w:ins>
-      <w:ins w:id="566" w:author="PR Preview" w:date="2026-01-01T00:00:00Z">
+      <w:ins w:id="609" w:author="PR Preview" w:date="2026-01-01T00:00:00Z">
         <w:r>
           <w:t xml:space="preserve"> </w:t>
         </w:r>
@@ -13012,17 +13674,17 @@
           <m:t>)</m:t>
         </m:r>
       </m:oMath>
-      <w:ins w:id="567" w:author="PR Preview" w:date="2026-01-01T00:00:00Z">
-        <w:r>
-          <w:t xml:space="preserve"> </w:t>
-        </w:r>
-      </w:ins>
-      <w:ins w:id="568" w:author="PR Preview" w:date="2026-01-01T00:00:00Z">
+      <w:ins w:id="610" w:author="PR Preview" w:date="2026-01-01T00:00:00Z">
+        <w:r>
+          <w:t xml:space="preserve"> </w:t>
+        </w:r>
+      </w:ins>
+      <w:ins w:id="611" w:author="PR Preview" w:date="2026-01-01T00:00:00Z">
         <w:r>
           <w:t xml:space="preserve">has observed value</w:t>
         </w:r>
       </w:ins>
-      <w:ins w:id="569" w:author="PR Preview" w:date="2026-01-01T00:00:00Z">
+      <w:ins w:id="612" w:author="PR Preview" w:date="2026-01-01T00:00:00Z">
         <w:r>
           <w:t xml:space="preserve"> </w:t>
         </w:r>
@@ -13075,28 +13737,28 @@
           <m:t>​</m:t>
         </m:r>
       </m:oMath>
-      <w:ins w:id="570" w:author="PR Preview" w:date="2026-01-01T00:00:00Z">
+      <w:ins w:id="613" w:author="PR Preview" w:date="2026-01-01T00:00:00Z">
         <w:r>
           <w:t xml:space="preserve">,</w:t>
         </w:r>
       </w:ins>
-      <w:ins w:id="571" w:author="PR Preview" w:date="2026-01-01T00:00:00Z">
-        <w:r>
-          <w:t xml:space="preserve"> </w:t>
-        </w:r>
-      </w:ins>
-      <w:ins w:id="572" w:author="PR Preview" w:date="2026-01-01T00:00:00Z">
+      <w:ins w:id="614" w:author="PR Preview" w:date="2026-01-01T00:00:00Z">
+        <w:r>
+          <w:t xml:space="preserve"> </w:t>
+        </w:r>
+      </w:ins>
+      <w:ins w:id="615" w:author="PR Preview" w:date="2026-01-01T00:00:00Z">
         <w:r>
           <w:t xml:space="preserve">its</w:t>
         </w:r>
       </w:ins>
-      <w:ins w:id="573" w:author="PR Preview" w:date="2026-01-01T00:00:00Z">
-        <w:r>
-          <w:t xml:space="preserve"> </w:t>
-        </w:r>
-      </w:ins>
-      <w:hyperlink r:id="rId49">
-        <w:ins w:id="574" w:author="PR Preview" w:date="2026-01-01T00:00:00Z">
+      <w:ins w:id="616" w:author="PR Preview" w:date="2026-01-01T00:00:00Z">
+        <w:r>
+          <w:t xml:space="preserve"> </w:t>
+        </w:r>
+      </w:ins>
+      <w:hyperlink r:id="rId50">
+        <w:ins w:id="617" w:author="PR Preview" w:date="2026-01-01T00:00:00Z">
           <w:r>
             <w:rPr>
               <w:rStyle w:val="Hyperlink"/>
@@ -13105,12 +13767,12 @@
           </w:r>
         </w:ins>
       </w:hyperlink>
-      <w:ins w:id="575" w:author="PR Preview" w:date="2026-01-01T00:00:00Z">
-        <w:r>
-          <w:t xml:space="preserve"> </w:t>
-        </w:r>
-      </w:ins>
-      <w:ins w:id="576" w:author="PR Preview" w:date="2026-01-01T00:00:00Z">
+      <w:ins w:id="618" w:author="PR Preview" w:date="2026-01-01T00:00:00Z">
+        <w:r>
+          <w:t xml:space="preserve"> </w:t>
+        </w:r>
+      </w:ins>
+      <w:ins w:id="619" w:author="PR Preview" w:date="2026-01-01T00:00:00Z">
         <w:r>
           <w:t xml:space="preserve">contribution is:</w:t>
         </w:r>
@@ -13297,12 +13959,12 @@
         </m:oMath>
       </m:oMathPara>
     </w:p>
-    <w:bookmarkEnd w:id="52"/>
+    <w:bookmarkEnd w:id="53"/>
     <w:p>
       <w:pPr>
         <w:pStyle w:val="FirstParagraph"/>
       </w:pPr>
-      <w:ins w:id="577" w:author="PR Preview" w:date="2026-01-01T00:00:00Z">
+      <w:ins w:id="620" w:author="PR Preview" w:date="2026-01-01T00:00:00Z">
         <w:r>
           <w:rPr>
             <w:i/>
@@ -13311,23 +13973,23 @@
           <w:t xml:space="preserve">Proof</w:t>
         </w:r>
       </w:ins>
-      <w:ins w:id="578" w:author="PR Preview" w:date="2026-01-01T00:00:00Z">
+      <w:ins w:id="621" w:author="PR Preview" w:date="2026-01-01T00:00:00Z">
         <w:r>
           <w:t xml:space="preserve">. </w:t>
         </w:r>
       </w:ins>
-      <w:ins w:id="579" w:author="PR Preview" w:date="2026-01-01T00:00:00Z">
+      <w:ins w:id="622" w:author="PR Preview" w:date="2026-01-01T00:00:00Z">
         <w:r>
           <w:t xml:space="preserve">This is the solution to</w:t>
         </w:r>
       </w:ins>
-      <w:ins w:id="580" w:author="PR Preview" w:date="2026-01-01T00:00:00Z">
+      <w:ins w:id="623" w:author="PR Preview" w:date="2026-01-01T00:00:00Z">
         <w:r>
           <w:t xml:space="preserve"> </w:t>
         </w:r>
       </w:ins>
       <w:hyperlink w:anchor="exr-bernoulli-hessian-contribution">
-        <w:ins w:id="581" w:author="PR Preview" w:date="2026-01-01T00:00:00Z">
+        <w:ins w:id="624" w:author="PR Preview" w:date="2026-01-01T00:00:00Z">
           <w:r>
             <w:rPr>
               <w:rStyle w:val="Hyperlink"/>
@@ -13336,18 +13998,18 @@
           </w:r>
         </w:ins>
       </w:hyperlink>
-      <w:ins w:id="582" w:author="PR Preview" w:date="2026-01-01T00:00:00Z">
+      <w:ins w:id="625" w:author="PR Preview" w:date="2026-01-01T00:00:00Z">
         <w:r>
           <w:t xml:space="preserve">, worked in</w:t>
         </w:r>
       </w:ins>
-      <w:ins w:id="583" w:author="PR Preview" w:date="2026-01-01T00:00:00Z">
+      <w:ins w:id="626" w:author="PR Preview" w:date="2026-01-01T00:00:00Z">
         <w:r>
           <w:t xml:space="preserve"> </w:t>
         </w:r>
       </w:ins>
       <w:hyperlink w:anchor="sol-bernoulli-hessian-contribution">
-        <w:ins w:id="584" w:author="PR Preview" w:date="2026-01-01T00:00:00Z">
+        <w:ins w:id="627" w:author="PR Preview" w:date="2026-01-01T00:00:00Z">
           <w:r>
             <w:rPr>
               <w:rStyle w:val="Hyperlink"/>
@@ -13356,30 +14018,30 @@
           </w:r>
         </w:ins>
       </w:hyperlink>
-      <w:ins w:id="585" w:author="PR Preview" w:date="2026-01-01T00:00:00Z">
+      <w:ins w:id="628" w:author="PR Preview" w:date="2026-01-01T00:00:00Z">
         <w:r>
           <w:t xml:space="preserve">.</w:t>
         </w:r>
       </w:ins>
     </w:p>
-    <w:bookmarkEnd w:id="53"/>
-    <w:bookmarkStart w:id="57" w:name="the-hessian-of-the-sample"/>
+    <w:bookmarkEnd w:id="54"/>
+    <w:bookmarkStart w:id="58" w:name="the-hessian-of-the-sample"/>
     <w:p>
       <w:pPr>
         <w:pStyle w:val="Heading3"/>
       </w:pPr>
-      <w:ins w:id="586" w:author="PR Preview" w:date="2026-01-01T00:00:00Z">
+      <w:ins w:id="629" w:author="PR Preview" w:date="2026-01-01T00:00:00Z">
         <w:r>
           <w:t xml:space="preserve">1.9 The Hessian of the sample</w:t>
         </w:r>
       </w:ins>
     </w:p>
-    <w:bookmarkStart w:id="54" w:name="exr-bernoulli-hessian-sum"/>
+    <w:bookmarkStart w:id="55" w:name="exr-bernoulli-hessian-sum"/>
     <w:p>
       <w:pPr>
         <w:pStyle w:val="FirstParagraph"/>
       </w:pPr>
-      <w:ins w:id="587" w:author="PR Preview" w:date="2026-01-01T00:00:00Z">
+      <w:ins w:id="630" w:author="PR Preview" w:date="2026-01-01T00:00:00Z">
         <w:r>
           <w:rPr>
             <w:b/>
@@ -13388,23 +14050,23 @@
           <w:t xml:space="preserve">Exercise 9 (Hessian of a binary sample)</w:t>
         </w:r>
       </w:ins>
-      <w:ins w:id="588" w:author="PR Preview" w:date="2026-01-01T00:00:00Z">
-        <w:r>
-          <w:t xml:space="preserve"> </w:t>
-        </w:r>
-      </w:ins>
-      <w:ins w:id="589" w:author="PR Preview" w:date="2026-01-01T00:00:00Z">
+      <w:ins w:id="631" w:author="PR Preview" w:date="2026-01-01T00:00:00Z">
+        <w:r>
+          <w:t xml:space="preserve"> </w:t>
+        </w:r>
+      </w:ins>
+      <w:ins w:id="632" w:author="PR Preview" w:date="2026-01-01T00:00:00Z">
         <w:r>
           <w:t xml:space="preserve">In the setting of</w:t>
         </w:r>
       </w:ins>
-      <w:ins w:id="590" w:author="PR Preview" w:date="2026-01-01T00:00:00Z">
+      <w:ins w:id="633" w:author="PR Preview" w:date="2026-01-01T00:00:00Z">
         <w:r>
           <w:t xml:space="preserve"> </w:t>
         </w:r>
       </w:ins>
       <w:hyperlink w:anchor="exr-bernoulli-score-sum">
-        <w:ins w:id="591" w:author="PR Preview" w:date="2026-01-01T00:00:00Z">
+        <w:ins w:id="634" w:author="PR Preview" w:date="2026-01-01T00:00:00Z">
           <w:r>
             <w:rPr>
               <w:rStyle w:val="Hyperlink"/>
@@ -13413,28 +14075,28 @@
           </w:r>
         </w:ins>
       </w:hyperlink>
-      <w:ins w:id="592" w:author="PR Preview" w:date="2026-01-01T00:00:00Z">
+      <w:ins w:id="635" w:author="PR Preview" w:date="2026-01-01T00:00:00Z">
         <w:r>
           <w:t xml:space="preserve">,</w:t>
         </w:r>
       </w:ins>
-      <w:ins w:id="593" w:author="PR Preview" w:date="2026-01-01T00:00:00Z">
-        <w:r>
-          <w:t xml:space="preserve"> </w:t>
-        </w:r>
-      </w:ins>
-      <w:ins w:id="594" w:author="PR Preview" w:date="2026-01-01T00:00:00Z">
+      <w:ins w:id="636" w:author="PR Preview" w:date="2026-01-01T00:00:00Z">
+        <w:r>
+          <w:t xml:space="preserve"> </w:t>
+        </w:r>
+      </w:ins>
+      <w:ins w:id="637" w:author="PR Preview" w:date="2026-01-01T00:00:00Z">
         <w:r>
           <w:t xml:space="preserve">assemble the</w:t>
         </w:r>
       </w:ins>
-      <w:ins w:id="595" w:author="PR Preview" w:date="2026-01-01T00:00:00Z">
-        <w:r>
-          <w:t xml:space="preserve"> </w:t>
-        </w:r>
-      </w:ins>
-      <w:hyperlink r:id="rId49">
-        <w:ins w:id="596" w:author="PR Preview" w:date="2026-01-01T00:00:00Z">
+      <w:ins w:id="638" w:author="PR Preview" w:date="2026-01-01T00:00:00Z">
+        <w:r>
+          <w:t xml:space="preserve"> </w:t>
+        </w:r>
+      </w:ins>
+      <w:hyperlink r:id="rId50">
+        <w:ins w:id="639" w:author="PR Preview" w:date="2026-01-01T00:00:00Z">
           <w:r>
             <w:rPr>
               <w:rStyle w:val="Hyperlink"/>
@@ -13443,7 +14105,7 @@
           </w:r>
         </w:ins>
       </w:hyperlink>
-      <w:ins w:id="597" w:author="PR Preview" w:date="2026-01-01T00:00:00Z">
+      <w:ins w:id="640" w:author="PR Preview" w:date="2026-01-01T00:00:00Z">
         <w:r>
           <w:t xml:space="preserve"> </w:t>
         </w:r>
@@ -13480,23 +14142,23 @@
           <m:t>)</m:t>
         </m:r>
       </m:oMath>
-      <w:ins w:id="598" w:author="PR Preview" w:date="2026-01-01T00:00:00Z">
-        <w:r>
-          <w:t xml:space="preserve"> </w:t>
-        </w:r>
-      </w:ins>
-      <w:ins w:id="599" w:author="PR Preview" w:date="2026-01-01T00:00:00Z">
+      <w:ins w:id="641" w:author="PR Preview" w:date="2026-01-01T00:00:00Z">
+        <w:r>
+          <w:t xml:space="preserve"> </w:t>
+        </w:r>
+      </w:ins>
+      <w:ins w:id="642" w:author="PR Preview" w:date="2026-01-01T00:00:00Z">
         <w:r>
           <w:t xml:space="preserve">of the whole</w:t>
         </w:r>
       </w:ins>
-      <w:ins w:id="600" w:author="PR Preview" w:date="2026-01-01T00:00:00Z">
-        <w:r>
-          <w:t xml:space="preserve"> </w:t>
-        </w:r>
-      </w:ins>
-      <w:hyperlink r:id="rId39">
-        <w:ins w:id="601" w:author="PR Preview" w:date="2026-01-01T00:00:00Z">
+      <w:ins w:id="643" w:author="PR Preview" w:date="2026-01-01T00:00:00Z">
+        <w:r>
+          <w:t xml:space="preserve"> </w:t>
+        </w:r>
+      </w:ins>
+      <w:hyperlink r:id="rId40">
+        <w:ins w:id="644" w:author="PR Preview" w:date="2026-01-01T00:00:00Z">
           <w:r>
             <w:rPr>
               <w:rStyle w:val="Hyperlink"/>
@@ -13505,24 +14167,24 @@
           </w:r>
         </w:ins>
       </w:hyperlink>
-      <w:ins w:id="602" w:author="PR Preview" w:date="2026-01-01T00:00:00Z">
-        <w:r>
-          <w:t xml:space="preserve"> </w:t>
-        </w:r>
-      </w:ins>
-      <w:ins w:id="603" w:author="PR Preview" w:date="2026-01-01T00:00:00Z">
+      <w:ins w:id="645" w:author="PR Preview" w:date="2026-01-01T00:00:00Z">
+        <w:r>
+          <w:t xml:space="preserve"> </w:t>
+        </w:r>
+      </w:ins>
+      <w:ins w:id="646" w:author="PR Preview" w:date="2026-01-01T00:00:00Z">
         <w:r>
           <w:t xml:space="preserve">from the Hessian contributions.</w:t>
         </w:r>
       </w:ins>
     </w:p>
-    <w:bookmarkEnd w:id="54"/>
-    <w:bookmarkStart w:id="55" w:name="sol-bernoulli-hessian-sum"/>
+    <w:bookmarkEnd w:id="55"/>
+    <w:bookmarkStart w:id="56" w:name="sol-bernoulli-hessian-sum"/>
     <w:p>
       <w:pPr>
         <w:pStyle w:val="BodyText"/>
       </w:pPr>
-      <w:ins w:id="604" w:author="PR Preview" w:date="2026-01-01T00:00:00Z">
+      <w:ins w:id="647" w:author="PR Preview" w:date="2026-01-01T00:00:00Z">
         <w:r>
           <w:rPr>
             <w:i/>
@@ -13531,7 +14193,7 @@
           <w:t xml:space="preserve">Solution 9</w:t>
         </w:r>
       </w:ins>
-      <w:ins w:id="605" w:author="PR Preview" w:date="2026-01-01T00:00:00Z">
+      <w:ins w:id="648" w:author="PR Preview" w:date="2026-01-01T00:00:00Z">
         <w:r>
           <w:t xml:space="preserve">. </w:t>
         </w:r>
@@ -14751,13 +15413,13 @@
         </m:oMath>
       </m:oMathPara>
     </w:p>
-    <w:bookmarkEnd w:id="55"/>
-    <w:bookmarkStart w:id="56" w:name="thm-bernoulli-hessian-sum"/>
+    <w:bookmarkEnd w:id="56"/>
+    <w:bookmarkStart w:id="57" w:name="thm-bernoulli-hessian-sum"/>
     <w:p>
       <w:pPr>
         <w:pStyle w:val="FirstParagraph"/>
       </w:pPr>
-      <w:ins w:id="606" w:author="PR Preview" w:date="2026-01-01T00:00:00Z">
+      <w:ins w:id="649" w:author="PR Preview" w:date="2026-01-01T00:00:00Z">
         <w:r>
           <w:rPr>
             <w:b/>
@@ -14766,17 +15428,17 @@
           <w:t xml:space="preserve">Theorem 9 (Hessian of a binary sample)</w:t>
         </w:r>
       </w:ins>
-      <w:ins w:id="607" w:author="PR Preview" w:date="2026-01-01T00:00:00Z">
-        <w:r>
-          <w:t xml:space="preserve"> </w:t>
-        </w:r>
-      </w:ins>
-      <w:ins w:id="608" w:author="PR Preview" w:date="2026-01-01T00:00:00Z">
+      <w:ins w:id="650" w:author="PR Preview" w:date="2026-01-01T00:00:00Z">
+        <w:r>
+          <w:t xml:space="preserve"> </w:t>
+        </w:r>
+      </w:ins>
+      <w:ins w:id="651" w:author="PR Preview" w:date="2026-01-01T00:00:00Z">
         <w:r>
           <w:t xml:space="preserve">If</w:t>
         </w:r>
       </w:ins>
-      <w:ins w:id="609" w:author="PR Preview" w:date="2026-01-01T00:00:00Z">
+      <w:ins w:id="652" w:author="PR Preview" w:date="2026-01-01T00:00:00Z">
         <w:r>
           <w:t xml:space="preserve"> </w:t>
         </w:r>
@@ -14855,17 +15517,17 @@
           <m:t>)</m:t>
         </m:r>
       </m:oMath>
-      <w:ins w:id="610" w:author="PR Preview" w:date="2026-01-01T00:00:00Z">
-        <w:r>
-          <w:t xml:space="preserve"> </w:t>
-        </w:r>
-      </w:ins>
-      <w:ins w:id="611" w:author="PR Preview" w:date="2026-01-01T00:00:00Z">
+      <w:ins w:id="653" w:author="PR Preview" w:date="2026-01-01T00:00:00Z">
+        <w:r>
+          <w:t xml:space="preserve"> </w:t>
+        </w:r>
+      </w:ins>
+      <w:ins w:id="654" w:author="PR Preview" w:date="2026-01-01T00:00:00Z">
         <w:r>
           <w:t xml:space="preserve">for</w:t>
         </w:r>
       </w:ins>
-      <w:ins w:id="612" w:author="PR Preview" w:date="2026-01-01T00:00:00Z">
+      <w:ins w:id="655" w:author="PR Preview" w:date="2026-01-01T00:00:00Z">
         <w:r>
           <w:t xml:space="preserve"> </w:t>
         </w:r>
@@ -14905,18 +15567,18 @@
           <m:t>n</m:t>
         </m:r>
       </m:oMath>
-      <w:ins w:id="613" w:author="PR Preview" w:date="2026-01-01T00:00:00Z">
+      <w:ins w:id="656" w:author="PR Preview" w:date="2026-01-01T00:00:00Z">
         <w:r>
           <w:t xml:space="preserve">, with observed</w:t>
         </w:r>
       </w:ins>
-      <w:ins w:id="614" w:author="PR Preview" w:date="2026-01-01T00:00:00Z">
-        <w:r>
-          <w:t xml:space="preserve"> </w:t>
-        </w:r>
-      </w:ins>
-      <w:hyperlink r:id="rId38">
-        <w:ins w:id="615" w:author="PR Preview" w:date="2026-01-01T00:00:00Z">
+      <w:ins w:id="657" w:author="PR Preview" w:date="2026-01-01T00:00:00Z">
+        <w:r>
+          <w:t xml:space="preserve"> </w:t>
+        </w:r>
+      </w:ins>
+      <w:hyperlink r:id="rId39">
+        <w:ins w:id="658" w:author="PR Preview" w:date="2026-01-01T00:00:00Z">
           <w:r>
             <w:rPr>
               <w:rStyle w:val="Hyperlink"/>
@@ -14925,7 +15587,7 @@
           </w:r>
         </w:ins>
       </w:hyperlink>
-      <w:ins w:id="616" w:author="PR Preview" w:date="2026-01-01T00:00:00Z">
+      <w:ins w:id="659" w:author="PR Preview" w:date="2026-01-01T00:00:00Z">
         <w:r>
           <w:t xml:space="preserve"> </w:t>
         </w:r>
@@ -14942,28 +15604,28 @@
           </m:e>
         </m:acc>
       </m:oMath>
-      <w:ins w:id="617" w:author="PR Preview" w:date="2026-01-01T00:00:00Z">
+      <w:ins w:id="660" w:author="PR Preview" w:date="2026-01-01T00:00:00Z">
         <w:r>
           <w:t xml:space="preserve">,</w:t>
         </w:r>
       </w:ins>
-      <w:ins w:id="618" w:author="PR Preview" w:date="2026-01-01T00:00:00Z">
-        <w:r>
-          <w:t xml:space="preserve"> </w:t>
-        </w:r>
-      </w:ins>
-      <w:ins w:id="619" w:author="PR Preview" w:date="2026-01-01T00:00:00Z">
+      <w:ins w:id="661" w:author="PR Preview" w:date="2026-01-01T00:00:00Z">
+        <w:r>
+          <w:t xml:space="preserve"> </w:t>
+        </w:r>
+      </w:ins>
+      <w:ins w:id="662" w:author="PR Preview" w:date="2026-01-01T00:00:00Z">
         <w:r>
           <w:t xml:space="preserve">the</w:t>
         </w:r>
       </w:ins>
-      <w:ins w:id="620" w:author="PR Preview" w:date="2026-01-01T00:00:00Z">
-        <w:r>
-          <w:t xml:space="preserve"> </w:t>
-        </w:r>
-      </w:ins>
-      <w:hyperlink r:id="rId49">
-        <w:ins w:id="621" w:author="PR Preview" w:date="2026-01-01T00:00:00Z">
+      <w:ins w:id="663" w:author="PR Preview" w:date="2026-01-01T00:00:00Z">
+        <w:r>
+          <w:t xml:space="preserve"> </w:t>
+        </w:r>
+      </w:ins>
+      <w:hyperlink r:id="rId50">
+        <w:ins w:id="664" w:author="PR Preview" w:date="2026-01-01T00:00:00Z">
           <w:r>
             <w:rPr>
               <w:rStyle w:val="Hyperlink"/>
@@ -14972,23 +15634,23 @@
           </w:r>
         </w:ins>
       </w:hyperlink>
-      <w:ins w:id="622" w:author="PR Preview" w:date="2026-01-01T00:00:00Z">
-        <w:r>
-          <w:t xml:space="preserve"> </w:t>
-        </w:r>
-      </w:ins>
-      <w:ins w:id="623" w:author="PR Preview" w:date="2026-01-01T00:00:00Z">
+      <w:ins w:id="665" w:author="PR Preview" w:date="2026-01-01T00:00:00Z">
+        <w:r>
+          <w:t xml:space="preserve"> </w:t>
+        </w:r>
+      </w:ins>
+      <w:ins w:id="666" w:author="PR Preview" w:date="2026-01-01T00:00:00Z">
         <w:r>
           <w:t xml:space="preserve">of the</w:t>
         </w:r>
       </w:ins>
-      <w:ins w:id="624" w:author="PR Preview" w:date="2026-01-01T00:00:00Z">
+      <w:ins w:id="667" w:author="PR Preview" w:date="2026-01-01T00:00:00Z">
         <w:r>
           <w:t xml:space="preserve"> </w:t>
         </w:r>
       </w:ins>
       <w:hyperlink r:id="rId15">
-        <w:ins w:id="625" w:author="PR Preview" w:date="2026-01-01T00:00:00Z">
+        <w:ins w:id="668" w:author="PR Preview" w:date="2026-01-01T00:00:00Z">
           <w:r>
             <w:rPr>
               <w:rStyle w:val="Hyperlink"/>
@@ -14997,17 +15659,17 @@
           </w:r>
         </w:ins>
       </w:hyperlink>
-      <w:ins w:id="626" w:author="PR Preview" w:date="2026-01-01T00:00:00Z">
-        <w:r>
-          <w:t xml:space="preserve"> </w:t>
-        </w:r>
-      </w:ins>
-      <w:ins w:id="627" w:author="PR Preview" w:date="2026-01-01T00:00:00Z">
+      <w:ins w:id="669" w:author="PR Preview" w:date="2026-01-01T00:00:00Z">
+        <w:r>
+          <w:t xml:space="preserve"> </w:t>
+        </w:r>
+      </w:ins>
+      <w:ins w:id="670" w:author="PR Preview" w:date="2026-01-01T00:00:00Z">
         <w:r>
           <w:t xml:space="preserve">is the</w:t>
         </w:r>
       </w:ins>
-      <w:ins w:id="628" w:author="PR Preview" w:date="2026-01-01T00:00:00Z">
+      <w:ins w:id="671" w:author="PR Preview" w:date="2026-01-01T00:00:00Z">
         <w:r>
           <w:t xml:space="preserve"> </w:t>
         </w:r>
@@ -15026,12 +15688,12 @@
           <m:t>1</m:t>
         </m:r>
       </m:oMath>
-      <w:ins w:id="629" w:author="PR Preview" w:date="2026-01-01T00:00:00Z">
-        <w:r>
-          <w:t xml:space="preserve"> </w:t>
-        </w:r>
-      </w:ins>
-      <w:ins w:id="630" w:author="PR Preview" w:date="2026-01-01T00:00:00Z">
+      <w:ins w:id="672" w:author="PR Preview" w:date="2026-01-01T00:00:00Z">
+        <w:r>
+          <w:t xml:space="preserve"> </w:t>
+        </w:r>
+      </w:ins>
+      <w:ins w:id="673" w:author="PR Preview" w:date="2026-01-01T00:00:00Z">
         <w:r>
           <w:t xml:space="preserve">matrix whose only entry is:</w:t>
         </w:r>
@@ -15228,12 +15890,12 @@
         </m:oMath>
       </m:oMathPara>
     </w:p>
-    <w:bookmarkEnd w:id="56"/>
+    <w:bookmarkEnd w:id="57"/>
     <w:p>
       <w:pPr>
         <w:pStyle w:val="FirstParagraph"/>
       </w:pPr>
-      <w:ins w:id="631" w:author="PR Preview" w:date="2026-01-01T00:00:00Z">
+      <w:ins w:id="674" w:author="PR Preview" w:date="2026-01-01T00:00:00Z">
         <w:r>
           <w:rPr>
             <w:i/>
@@ -15242,23 +15904,23 @@
           <w:t xml:space="preserve">Proof</w:t>
         </w:r>
       </w:ins>
-      <w:ins w:id="632" w:author="PR Preview" w:date="2026-01-01T00:00:00Z">
+      <w:ins w:id="675" w:author="PR Preview" w:date="2026-01-01T00:00:00Z">
         <w:r>
           <w:t xml:space="preserve">. </w:t>
         </w:r>
       </w:ins>
-      <w:ins w:id="633" w:author="PR Preview" w:date="2026-01-01T00:00:00Z">
+      <w:ins w:id="676" w:author="PR Preview" w:date="2026-01-01T00:00:00Z">
         <w:r>
           <w:t xml:space="preserve">This is the solution to</w:t>
         </w:r>
       </w:ins>
-      <w:ins w:id="634" w:author="PR Preview" w:date="2026-01-01T00:00:00Z">
+      <w:ins w:id="677" w:author="PR Preview" w:date="2026-01-01T00:00:00Z">
         <w:r>
           <w:t xml:space="preserve"> </w:t>
         </w:r>
       </w:ins>
       <w:hyperlink w:anchor="exr-bernoulli-hessian-sum">
-        <w:ins w:id="635" w:author="PR Preview" w:date="2026-01-01T00:00:00Z">
+        <w:ins w:id="678" w:author="PR Preview" w:date="2026-01-01T00:00:00Z">
           <w:r>
             <w:rPr>
               <w:rStyle w:val="Hyperlink"/>
@@ -15267,18 +15929,18 @@
           </w:r>
         </w:ins>
       </w:hyperlink>
-      <w:ins w:id="636" w:author="PR Preview" w:date="2026-01-01T00:00:00Z">
+      <w:ins w:id="679" w:author="PR Preview" w:date="2026-01-01T00:00:00Z">
         <w:r>
           <w:t xml:space="preserve">, worked in</w:t>
         </w:r>
       </w:ins>
-      <w:ins w:id="637" w:author="PR Preview" w:date="2026-01-01T00:00:00Z">
+      <w:ins w:id="680" w:author="PR Preview" w:date="2026-01-01T00:00:00Z">
         <w:r>
           <w:t xml:space="preserve"> </w:t>
         </w:r>
       </w:ins>
       <w:hyperlink w:anchor="sol-bernoulli-hessian-sum">
-        <w:ins w:id="638" w:author="PR Preview" w:date="2026-01-01T00:00:00Z">
+        <w:ins w:id="681" w:author="PR Preview" w:date="2026-01-01T00:00:00Z">
           <w:r>
             <w:rPr>
               <w:rStyle w:val="Hyperlink"/>
@@ -15287,30 +15949,30 @@
           </w:r>
         </w:ins>
       </w:hyperlink>
-      <w:ins w:id="639" w:author="PR Preview" w:date="2026-01-01T00:00:00Z">
+      <w:ins w:id="682" w:author="PR Preview" w:date="2026-01-01T00:00:00Z">
         <w:r>
           <w:t xml:space="preserve">.</w:t>
         </w:r>
       </w:ins>
     </w:p>
-    <w:bookmarkEnd w:id="57"/>
-    <w:bookmarkStart w:id="61" w:name="Xe6f0330750786d17cdc249e2ac3930030794e59"/>
+    <w:bookmarkEnd w:id="58"/>
+    <w:bookmarkStart w:id="62" w:name="Xe6f0330750786d17cdc249e2ac3930030794e59"/>
     <w:p>
       <w:pPr>
         <w:pStyle w:val="Heading3"/>
       </w:pPr>
-      <w:ins w:id="640" w:author="PR Preview" w:date="2026-01-01T00:00:00Z">
+      <w:ins w:id="683" w:author="PR Preview" w:date="2026-01-01T00:00:00Z">
         <w:r>
           <w:t xml:space="preserve">1.10 Checking that the Hessian is negative definite</w:t>
         </w:r>
       </w:ins>
     </w:p>
-    <w:bookmarkStart w:id="58" w:name="exr-bernoulli-hessian-nd"/>
+    <w:bookmarkStart w:id="59" w:name="exr-bernoulli-hessian-nd"/>
     <w:p>
       <w:pPr>
         <w:pStyle w:val="FirstParagraph"/>
       </w:pPr>
-      <w:ins w:id="641" w:author="PR Preview" w:date="2026-01-01T00:00:00Z">
+      <w:ins w:id="684" w:author="PR Preview" w:date="2026-01-01T00:00:00Z">
         <w:r>
           <w:rPr>
             <w:b/>
@@ -15319,23 +15981,23 @@
           <w:t xml:space="preserve">Exercise 10 (Negative definiteness of the Hessian of a binary sample)</w:t>
         </w:r>
       </w:ins>
-      <w:ins w:id="642" w:author="PR Preview" w:date="2026-01-01T00:00:00Z">
-        <w:r>
-          <w:t xml:space="preserve"> </w:t>
-        </w:r>
-      </w:ins>
-      <w:ins w:id="643" w:author="PR Preview" w:date="2026-01-01T00:00:00Z">
+      <w:ins w:id="685" w:author="PR Preview" w:date="2026-01-01T00:00:00Z">
+        <w:r>
+          <w:t xml:space="preserve"> </w:t>
+        </w:r>
+      </w:ins>
+      <w:ins w:id="686" w:author="PR Preview" w:date="2026-01-01T00:00:00Z">
         <w:r>
           <w:t xml:space="preserve">In the setting of</w:t>
         </w:r>
       </w:ins>
-      <w:ins w:id="644" w:author="PR Preview" w:date="2026-01-01T00:00:00Z">
+      <w:ins w:id="687" w:author="PR Preview" w:date="2026-01-01T00:00:00Z">
         <w:r>
           <w:t xml:space="preserve"> </w:t>
         </w:r>
       </w:ins>
       <w:hyperlink w:anchor="exr-bernoulli-hessian-sum">
-        <w:ins w:id="645" w:author="PR Preview" w:date="2026-01-01T00:00:00Z">
+        <w:ins w:id="688" w:author="PR Preview" w:date="2026-01-01T00:00:00Z">
           <w:r>
             <w:rPr>
               <w:rStyle w:val="Hyperlink"/>
@@ -15344,28 +16006,28 @@
           </w:r>
         </w:ins>
       </w:hyperlink>
-      <w:ins w:id="646" w:author="PR Preview" w:date="2026-01-01T00:00:00Z">
+      <w:ins w:id="689" w:author="PR Preview" w:date="2026-01-01T00:00:00Z">
         <w:r>
           <w:t xml:space="preserve">,</w:t>
         </w:r>
       </w:ins>
-      <w:ins w:id="647" w:author="PR Preview" w:date="2026-01-01T00:00:00Z">
-        <w:r>
-          <w:t xml:space="preserve"> </w:t>
-        </w:r>
-      </w:ins>
-      <w:ins w:id="648" w:author="PR Preview" w:date="2026-01-01T00:00:00Z">
+      <w:ins w:id="690" w:author="PR Preview" w:date="2026-01-01T00:00:00Z">
+        <w:r>
+          <w:t xml:space="preserve"> </w:t>
+        </w:r>
+      </w:ins>
+      <w:ins w:id="691" w:author="PR Preview" w:date="2026-01-01T00:00:00Z">
         <w:r>
           <w:t xml:space="preserve">show that the</w:t>
         </w:r>
       </w:ins>
-      <w:ins w:id="649" w:author="PR Preview" w:date="2026-01-01T00:00:00Z">
-        <w:r>
-          <w:t xml:space="preserve"> </w:t>
-        </w:r>
-      </w:ins>
-      <w:hyperlink r:id="rId49">
-        <w:ins w:id="650" w:author="PR Preview" w:date="2026-01-01T00:00:00Z">
+      <w:ins w:id="692" w:author="PR Preview" w:date="2026-01-01T00:00:00Z">
+        <w:r>
+          <w:t xml:space="preserve"> </w:t>
+        </w:r>
+      </w:ins>
+      <w:hyperlink r:id="rId50">
+        <w:ins w:id="693" w:author="PR Preview" w:date="2026-01-01T00:00:00Z">
           <w:r>
             <w:rPr>
               <w:rStyle w:val="Hyperlink"/>
@@ -15374,7 +16036,7 @@
           </w:r>
         </w:ins>
       </w:hyperlink>
-      <w:ins w:id="651" w:author="PR Preview" w:date="2026-01-01T00:00:00Z">
+      <w:ins w:id="694" w:author="PR Preview" w:date="2026-01-01T00:00:00Z">
         <w:r>
           <w:t xml:space="preserve"> </w:t>
         </w:r>
@@ -15411,17 +16073,17 @@
           <m:t>)</m:t>
         </m:r>
       </m:oMath>
-      <w:ins w:id="652" w:author="PR Preview" w:date="2026-01-01T00:00:00Z">
-        <w:r>
-          <w:t xml:space="preserve"> </w:t>
-        </w:r>
-      </w:ins>
-      <w:ins w:id="653" w:author="PR Preview" w:date="2026-01-01T00:00:00Z">
+      <w:ins w:id="695" w:author="PR Preview" w:date="2026-01-01T00:00:00Z">
+        <w:r>
+          <w:t xml:space="preserve"> </w:t>
+        </w:r>
+      </w:ins>
+      <w:ins w:id="696" w:author="PR Preview" w:date="2026-01-01T00:00:00Z">
         <w:r>
           <w:t xml:space="preserve">is negative definite for every</w:t>
         </w:r>
       </w:ins>
-      <w:ins w:id="654" w:author="PR Preview" w:date="2026-01-01T00:00:00Z">
+      <w:ins w:id="697" w:author="PR Preview" w:date="2026-01-01T00:00:00Z">
         <w:r>
           <w:t xml:space="preserve"> </w:t>
         </w:r>
@@ -15461,24 +16123,24 @@
           <m:t>)</m:t>
         </m:r>
       </m:oMath>
-      <w:ins w:id="655" w:author="PR Preview" w:date="2026-01-01T00:00:00Z">
+      <w:ins w:id="698" w:author="PR Preview" w:date="2026-01-01T00:00:00Z">
         <w:r>
           <w:t xml:space="preserve">.</w:t>
         </w:r>
       </w:ins>
-      <w:ins w:id="656" w:author="PR Preview" w:date="2026-01-01T00:00:00Z">
+      <w:ins w:id="699" w:author="PR Preview" w:date="2026-01-01T00:00:00Z">
         <w:r>
           <w:t xml:space="preserve"> </w:t>
         </w:r>
       </w:ins>
     </w:p>
-    <w:bookmarkEnd w:id="58"/>
-    <w:bookmarkStart w:id="59" w:name="sol-bernoulli-hessian-nd"/>
+    <w:bookmarkEnd w:id="59"/>
+    <w:bookmarkStart w:id="60" w:name="sol-bernoulli-hessian-nd"/>
     <w:p>
       <w:pPr>
         <w:pStyle w:val="BodyText"/>
       </w:pPr>
-      <w:ins w:id="657" w:author="PR Preview" w:date="2026-01-01T00:00:00Z">
+      <w:ins w:id="700" w:author="PR Preview" w:date="2026-01-01T00:00:00Z">
         <w:r>
           <w:rPr>
             <w:i/>
@@ -15487,17 +16149,17 @@
           <w:t xml:space="preserve">Solution 10</w:t>
         </w:r>
       </w:ins>
-      <w:ins w:id="658" w:author="PR Preview" w:date="2026-01-01T00:00:00Z">
+      <w:ins w:id="701" w:author="PR Preview" w:date="2026-01-01T00:00:00Z">
         <w:r>
           <w:t xml:space="preserve">. </w:t>
         </w:r>
       </w:ins>
-      <w:ins w:id="659" w:author="PR Preview" w:date="2026-01-01T00:00:00Z">
+      <w:ins w:id="702" w:author="PR Preview" w:date="2026-01-01T00:00:00Z">
         <w:r>
           <w:t xml:space="preserve">A</w:t>
         </w:r>
       </w:ins>
-      <w:ins w:id="660" w:author="PR Preview" w:date="2026-01-01T00:00:00Z">
+      <w:ins w:id="703" w:author="PR Preview" w:date="2026-01-01T00:00:00Z">
         <w:r>
           <w:t xml:space="preserve"> </w:t>
         </w:r>
@@ -15516,32 +16178,32 @@
           <m:t>1</m:t>
         </m:r>
       </m:oMath>
-      <w:ins w:id="661" w:author="PR Preview" w:date="2026-01-01T00:00:00Z">
-        <w:r>
-          <w:t xml:space="preserve"> </w:t>
-        </w:r>
-      </w:ins>
-      <w:ins w:id="662" w:author="PR Preview" w:date="2026-01-01T00:00:00Z">
+      <w:ins w:id="704" w:author="PR Preview" w:date="2026-01-01T00:00:00Z">
+        <w:r>
+          <w:t xml:space="preserve"> </w:t>
+        </w:r>
+      </w:ins>
+      <w:ins w:id="705" w:author="PR Preview" w:date="2026-01-01T00:00:00Z">
         <w:r>
           <w:t xml:space="preserve">matrix is negative definite exactly when its only entry is negative,</w:t>
         </w:r>
       </w:ins>
-      <w:ins w:id="663" w:author="PR Preview" w:date="2026-01-01T00:00:00Z">
-        <w:r>
-          <w:t xml:space="preserve"> </w:t>
-        </w:r>
-      </w:ins>
-      <w:ins w:id="664" w:author="PR Preview" w:date="2026-01-01T00:00:00Z">
-        <w:r>
-          <w:t xml:space="preserve"> </w:t>
-        </w:r>
-      </w:ins>
-      <w:ins w:id="665" w:author="PR Preview" w:date="2026-01-01T00:00:00Z">
+      <w:ins w:id="706" w:author="PR Preview" w:date="2026-01-01T00:00:00Z">
+        <w:r>
+          <w:t xml:space="preserve"> </w:t>
+        </w:r>
+      </w:ins>
+      <w:ins w:id="707" w:author="PR Preview" w:date="2026-01-01T00:00:00Z">
+        <w:r>
+          <w:t xml:space="preserve"> </w:t>
+        </w:r>
+      </w:ins>
+      <w:ins w:id="708" w:author="PR Preview" w:date="2026-01-01T00:00:00Z">
         <w:r>
           <w:t xml:space="preserve">so it is enough to show</w:t>
         </w:r>
       </w:ins>
-      <w:ins w:id="666" w:author="PR Preview" w:date="2026-01-01T00:00:00Z">
+      <w:ins w:id="709" w:author="PR Preview" w:date="2026-01-01T00:00:00Z">
         <w:r>
           <w:t xml:space="preserve"> </w:t>
         </w:r>
@@ -15587,7 +16249,7 @@
           <m:t>0</m:t>
         </m:r>
       </m:oMath>
-      <w:ins w:id="667" w:author="PR Preview" w:date="2026-01-01T00:00:00Z">
+      <w:ins w:id="710" w:author="PR Preview" w:date="2026-01-01T00:00:00Z">
         <w:r>
           <w:t xml:space="preserve">.</w:t>
         </w:r>
@@ -15597,12 +16259,12 @@
       <w:pPr>
         <w:pStyle w:val="BodyText"/>
       </w:pPr>
-      <w:ins w:id="668" w:author="PR Preview" w:date="2026-01-01T00:00:00Z">
+      <w:ins w:id="711" w:author="PR Preview" w:date="2026-01-01T00:00:00Z">
         <w:r>
           <w:t xml:space="preserve">Fix</w:t>
         </w:r>
       </w:ins>
-      <w:ins w:id="669" w:author="PR Preview" w:date="2026-01-01T00:00:00Z">
+      <w:ins w:id="712" w:author="PR Preview" w:date="2026-01-01T00:00:00Z">
         <w:r>
           <w:t xml:space="preserve"> </w:t>
         </w:r>
@@ -15642,17 +16304,17 @@
           <m:t>)</m:t>
         </m:r>
       </m:oMath>
-      <w:ins w:id="670" w:author="PR Preview" w:date="2026-01-01T00:00:00Z">
+      <w:ins w:id="713" w:author="PR Preview" w:date="2026-01-01T00:00:00Z">
         <w:r>
           <w:t xml:space="preserve">.</w:t>
         </w:r>
       </w:ins>
-      <w:ins w:id="671" w:author="PR Preview" w:date="2026-01-01T00:00:00Z">
-        <w:r>
-          <w:t xml:space="preserve"> </w:t>
-        </w:r>
-      </w:ins>
-      <w:ins w:id="672" w:author="PR Preview" w:date="2026-01-01T00:00:00Z">
+      <w:ins w:id="714" w:author="PR Preview" w:date="2026-01-01T00:00:00Z">
+        <w:r>
+          <w:t xml:space="preserve"> </w:t>
+        </w:r>
+      </w:ins>
+      <w:ins w:id="715" w:author="PR Preview" w:date="2026-01-01T00:00:00Z">
         <w:r>
           <w:t xml:space="preserve">Then:</w:t>
         </w:r>
@@ -15705,17 +16367,17 @@
           <m:t>0</m:t>
         </m:r>
       </m:oMath>
-      <w:ins w:id="673" w:author="PR Preview" w:date="2026-01-01T00:00:00Z">
-        <w:r>
-          <w:t xml:space="preserve"> </w:t>
-        </w:r>
-      </w:ins>
-      <w:ins w:id="674" w:author="PR Preview" w:date="2026-01-01T00:00:00Z">
+      <w:ins w:id="716" w:author="PR Preview" w:date="2026-01-01T00:00:00Z">
+        <w:r>
+          <w:t xml:space="preserve"> </w:t>
+        </w:r>
+      </w:ins>
+      <w:ins w:id="717" w:author="PR Preview" w:date="2026-01-01T00:00:00Z">
         <w:r>
           <w:t xml:space="preserve">and</w:t>
         </w:r>
       </w:ins>
-      <w:ins w:id="675" w:author="PR Preview" w:date="2026-01-01T00:00:00Z">
+      <w:ins w:id="718" w:author="PR Preview" w:date="2026-01-01T00:00:00Z">
         <w:r>
           <w:t xml:space="preserve"> </w:t>
         </w:r>
@@ -15768,7 +16430,7 @@
           <m:t>0</m:t>
         </m:r>
       </m:oMath>
-      <w:ins w:id="676" w:author="PR Preview" w:date="2026-01-01T00:00:00Z">
+      <w:ins w:id="719" w:author="PR Preview" w:date="2026-01-01T00:00:00Z">
         <w:r>
           <w:t xml:space="preserve">;</w:t>
         </w:r>
@@ -15803,17 +16465,17 @@
           <m:t>0</m:t>
         </m:r>
       </m:oMath>
-      <w:ins w:id="677" w:author="PR Preview" w:date="2026-01-01T00:00:00Z">
-        <w:r>
-          <w:t xml:space="preserve"> </w:t>
-        </w:r>
-      </w:ins>
-      <w:ins w:id="678" w:author="PR Preview" w:date="2026-01-01T00:00:00Z">
+      <w:ins w:id="720" w:author="PR Preview" w:date="2026-01-01T00:00:00Z">
+        <w:r>
+          <w:t xml:space="preserve"> </w:t>
+        </w:r>
+      </w:ins>
+      <w:ins w:id="721" w:author="PR Preview" w:date="2026-01-01T00:00:00Z">
         <w:r>
           <w:t xml:space="preserve">and</w:t>
         </w:r>
       </w:ins>
-      <w:ins w:id="679" w:author="PR Preview" w:date="2026-01-01T00:00:00Z">
+      <w:ins w:id="722" w:author="PR Preview" w:date="2026-01-01T00:00:00Z">
         <w:r>
           <w:t xml:space="preserve"> </w:t>
         </w:r>
@@ -15848,12 +16510,12 @@
           <m:t>0</m:t>
         </m:r>
       </m:oMath>
-      <w:ins w:id="680" w:author="PR Preview" w:date="2026-01-01T00:00:00Z">
+      <w:ins w:id="723" w:author="PR Preview" w:date="2026-01-01T00:00:00Z">
         <w:r>
           <w:t xml:space="preserve">, because</w:t>
         </w:r>
       </w:ins>
-      <w:ins w:id="681" w:author="PR Preview" w:date="2026-01-01T00:00:00Z">
+      <w:ins w:id="724" w:author="PR Preview" w:date="2026-01-01T00:00:00Z">
         <w:r>
           <w:t xml:space="preserve"> </w:t>
         </w:r>
@@ -15906,7 +16568,7 @@
           <m:t>​</m:t>
         </m:r>
       </m:oMath>
-      <w:ins w:id="682" w:author="PR Preview" w:date="2026-01-01T00:00:00Z">
+      <w:ins w:id="725" w:author="PR Preview" w:date="2026-01-01T00:00:00Z">
         <w:r>
           <w:t xml:space="preserve">;</w:t>
         </w:r>
@@ -15932,17 +16594,17 @@
           </m:e>
         </m:acc>
       </m:oMath>
-      <w:ins w:id="683" w:author="PR Preview" w:date="2026-01-01T00:00:00Z">
-        <w:r>
-          <w:t xml:space="preserve"> </w:t>
-        </w:r>
-      </w:ins>
-      <w:ins w:id="684" w:author="PR Preview" w:date="2026-01-01T00:00:00Z">
+      <w:ins w:id="726" w:author="PR Preview" w:date="2026-01-01T00:00:00Z">
+        <w:r>
+          <w:t xml:space="preserve"> </w:t>
+        </w:r>
+      </w:ins>
+      <w:ins w:id="727" w:author="PR Preview" w:date="2026-01-01T00:00:00Z">
         <w:r>
           <w:t xml:space="preserve">and</w:t>
         </w:r>
       </w:ins>
-      <w:ins w:id="685" w:author="PR Preview" w:date="2026-01-01T00:00:00Z">
+      <w:ins w:id="728" w:author="PR Preview" w:date="2026-01-01T00:00:00Z">
         <w:r>
           <w:t xml:space="preserve"> </w:t>
         </w:r>
@@ -15968,17 +16630,17 @@
           </m:e>
         </m:acc>
       </m:oMath>
-      <w:ins w:id="686" w:author="PR Preview" w:date="2026-01-01T00:00:00Z">
-        <w:r>
-          <w:t xml:space="preserve"> </w:t>
-        </w:r>
-      </w:ins>
-      <w:ins w:id="687" w:author="PR Preview" w:date="2026-01-01T00:00:00Z">
+      <w:ins w:id="729" w:author="PR Preview" w:date="2026-01-01T00:00:00Z">
+        <w:r>
+          <w:t xml:space="preserve"> </w:t>
+        </w:r>
+      </w:ins>
+      <w:ins w:id="730" w:author="PR Preview" w:date="2026-01-01T00:00:00Z">
         <w:r>
           <w:t xml:space="preserve">are not both zero, because they sum to</w:t>
         </w:r>
       </w:ins>
-      <w:ins w:id="688" w:author="PR Preview" w:date="2026-01-01T00:00:00Z">
+      <w:ins w:id="731" w:author="PR Preview" w:date="2026-01-01T00:00:00Z">
         <w:r>
           <w:t xml:space="preserve"> </w:t>
         </w:r>
@@ -15988,7 +16650,7 @@
           <m:t>1</m:t>
         </m:r>
       </m:oMath>
-      <w:ins w:id="689" w:author="PR Preview" w:date="2026-01-01T00:00:00Z">
+      <w:ins w:id="732" w:author="PR Preview" w:date="2026-01-01T00:00:00Z">
         <w:r>
           <w:t xml:space="preserve">.</w:t>
         </w:r>
@@ -15998,12 +16660,12 @@
       <w:pPr>
         <w:pStyle w:val="FirstParagraph"/>
       </w:pPr>
-      <w:ins w:id="690" w:author="PR Preview" w:date="2026-01-01T00:00:00Z">
+      <w:ins w:id="733" w:author="PR Preview" w:date="2026-01-01T00:00:00Z">
         <w:r>
           <w:t xml:space="preserve">So</w:t>
         </w:r>
       </w:ins>
-      <w:ins w:id="691" w:author="PR Preview" w:date="2026-01-01T00:00:00Z">
+      <w:ins w:id="734" w:author="PR Preview" w:date="2026-01-01T00:00:00Z">
         <w:r>
           <w:t xml:space="preserve"> </w:t>
         </w:r>
@@ -16134,32 +16796,32 @@
           </m:sup>
         </m:sSup>
       </m:oMath>
-      <w:ins w:id="692" w:author="PR Preview" w:date="2026-01-01T00:00:00Z">
-        <w:r>
-          <w:t xml:space="preserve"> </w:t>
-        </w:r>
-      </w:ins>
-      <w:ins w:id="693" w:author="PR Preview" w:date="2026-01-01T00:00:00Z">
+      <w:ins w:id="735" w:author="PR Preview" w:date="2026-01-01T00:00:00Z">
+        <w:r>
+          <w:t xml:space="preserve"> </w:t>
+        </w:r>
+      </w:ins>
+      <w:ins w:id="736" w:author="PR Preview" w:date="2026-01-01T00:00:00Z">
         <w:r>
           <w:t xml:space="preserve">is a sum of two nonnegative terms, at least one of them positive.</w:t>
         </w:r>
       </w:ins>
-      <w:ins w:id="694" w:author="PR Preview" w:date="2026-01-01T00:00:00Z">
-        <w:r>
-          <w:t xml:space="preserve"> </w:t>
-        </w:r>
-      </w:ins>
-      <w:ins w:id="695" w:author="PR Preview" w:date="2026-01-01T00:00:00Z">
-        <w:r>
-          <w:t xml:space="preserve"> </w:t>
-        </w:r>
-      </w:ins>
-      <w:ins w:id="696" w:author="PR Preview" w:date="2026-01-01T00:00:00Z">
+      <w:ins w:id="737" w:author="PR Preview" w:date="2026-01-01T00:00:00Z">
+        <w:r>
+          <w:t xml:space="preserve"> </w:t>
+        </w:r>
+      </w:ins>
+      <w:ins w:id="738" w:author="PR Preview" w:date="2026-01-01T00:00:00Z">
+        <w:r>
+          <w:t xml:space="preserve"> </w:t>
+        </w:r>
+      </w:ins>
+      <w:ins w:id="739" w:author="PR Preview" w:date="2026-01-01T00:00:00Z">
         <w:r>
           <w:t xml:space="preserve">It is therefore positive, and with</w:t>
         </w:r>
       </w:ins>
-      <w:ins w:id="697" w:author="PR Preview" w:date="2026-01-01T00:00:00Z">
+      <w:ins w:id="740" w:author="PR Preview" w:date="2026-01-01T00:00:00Z">
         <w:r>
           <w:t xml:space="preserve"> </w:t>
         </w:r>
@@ -16178,7 +16840,7 @@
           <m:t>0</m:t>
         </m:r>
       </m:oMath>
-      <w:ins w:id="698" w:author="PR Preview" w:date="2026-01-01T00:00:00Z">
+      <w:ins w:id="741" w:author="PR Preview" w:date="2026-01-01T00:00:00Z">
         <w:r>
           <w:t xml:space="preserve">:</w:t>
         </w:r>
@@ -16388,12 +17050,12 @@
       <w:pPr>
         <w:pStyle w:val="FirstParagraph"/>
       </w:pPr>
-      <w:ins w:id="699" w:author="PR Preview" w:date="2026-01-01T00:00:00Z">
+      <w:ins w:id="742" w:author="PR Preview" w:date="2026-01-01T00:00:00Z">
         <w:r>
           <w:t xml:space="preserve">This holds for every</w:t>
         </w:r>
       </w:ins>
-      <w:ins w:id="700" w:author="PR Preview" w:date="2026-01-01T00:00:00Z">
+      <w:ins w:id="743" w:author="PR Preview" w:date="2026-01-01T00:00:00Z">
         <w:r>
           <w:t xml:space="preserve"> </w:t>
         </w:r>
@@ -16433,19 +17095,19 @@
           <m:t>)</m:t>
         </m:r>
       </m:oMath>
-      <w:ins w:id="701" w:author="PR Preview" w:date="2026-01-01T00:00:00Z">
+      <w:ins w:id="744" w:author="PR Preview" w:date="2026-01-01T00:00:00Z">
         <w:r>
           <w:t xml:space="preserve">.</w:t>
         </w:r>
       </w:ins>
     </w:p>
-    <w:bookmarkEnd w:id="59"/>
-    <w:bookmarkStart w:id="60" w:name="thm-bernoulli-hessian-nd"/>
+    <w:bookmarkEnd w:id="60"/>
+    <w:bookmarkStart w:id="61" w:name="thm-bernoulli-hessian-nd"/>
     <w:p>
       <w:pPr>
         <w:pStyle w:val="BodyText"/>
       </w:pPr>
-      <w:ins w:id="702" w:author="PR Preview" w:date="2026-01-01T00:00:00Z">
+      <w:ins w:id="745" w:author="PR Preview" w:date="2026-01-01T00:00:00Z">
         <w:r>
           <w:rPr>
             <w:b/>
@@ -16454,17 +17116,17 @@
           <w:t xml:space="preserve">Theorem 10 (Negative definiteness of the Hessian of a binary sample)</w:t>
         </w:r>
       </w:ins>
-      <w:ins w:id="703" w:author="PR Preview" w:date="2026-01-01T00:00:00Z">
-        <w:r>
-          <w:t xml:space="preserve"> </w:t>
-        </w:r>
-      </w:ins>
-      <w:ins w:id="704" w:author="PR Preview" w:date="2026-01-01T00:00:00Z">
+      <w:ins w:id="746" w:author="PR Preview" w:date="2026-01-01T00:00:00Z">
+        <w:r>
+          <w:t xml:space="preserve"> </w:t>
+        </w:r>
+      </w:ins>
+      <w:ins w:id="747" w:author="PR Preview" w:date="2026-01-01T00:00:00Z">
         <w:r>
           <w:t xml:space="preserve">If</w:t>
         </w:r>
       </w:ins>
-      <w:ins w:id="705" w:author="PR Preview" w:date="2026-01-01T00:00:00Z">
+      <w:ins w:id="748" w:author="PR Preview" w:date="2026-01-01T00:00:00Z">
         <w:r>
           <w:t xml:space="preserve"> </w:t>
         </w:r>
@@ -16543,17 +17205,17 @@
           <m:t>)</m:t>
         </m:r>
       </m:oMath>
-      <w:ins w:id="706" w:author="PR Preview" w:date="2026-01-01T00:00:00Z">
-        <w:r>
-          <w:t xml:space="preserve"> </w:t>
-        </w:r>
-      </w:ins>
-      <w:ins w:id="707" w:author="PR Preview" w:date="2026-01-01T00:00:00Z">
+      <w:ins w:id="749" w:author="PR Preview" w:date="2026-01-01T00:00:00Z">
+        <w:r>
+          <w:t xml:space="preserve"> </w:t>
+        </w:r>
+      </w:ins>
+      <w:ins w:id="750" w:author="PR Preview" w:date="2026-01-01T00:00:00Z">
         <w:r>
           <w:t xml:space="preserve">for</w:t>
         </w:r>
       </w:ins>
-      <w:ins w:id="708" w:author="PR Preview" w:date="2026-01-01T00:00:00Z">
+      <w:ins w:id="751" w:author="PR Preview" w:date="2026-01-01T00:00:00Z">
         <w:r>
           <w:t xml:space="preserve"> </w:t>
         </w:r>
@@ -16593,28 +17255,28 @@
           <m:t>n</m:t>
         </m:r>
       </m:oMath>
-      <w:ins w:id="709" w:author="PR Preview" w:date="2026-01-01T00:00:00Z">
+      <w:ins w:id="752" w:author="PR Preview" w:date="2026-01-01T00:00:00Z">
         <w:r>
           <w:t xml:space="preserve">,</w:t>
         </w:r>
       </w:ins>
-      <w:ins w:id="710" w:author="PR Preview" w:date="2026-01-01T00:00:00Z">
-        <w:r>
-          <w:t xml:space="preserve"> </w:t>
-        </w:r>
-      </w:ins>
-      <w:ins w:id="711" w:author="PR Preview" w:date="2026-01-01T00:00:00Z">
+      <w:ins w:id="753" w:author="PR Preview" w:date="2026-01-01T00:00:00Z">
+        <w:r>
+          <w:t xml:space="preserve"> </w:t>
+        </w:r>
+      </w:ins>
+      <w:ins w:id="754" w:author="PR Preview" w:date="2026-01-01T00:00:00Z">
         <w:r>
           <w:t xml:space="preserve">the</w:t>
         </w:r>
       </w:ins>
-      <w:ins w:id="712" w:author="PR Preview" w:date="2026-01-01T00:00:00Z">
-        <w:r>
-          <w:t xml:space="preserve"> </w:t>
-        </w:r>
-      </w:ins>
-      <w:hyperlink r:id="rId49">
-        <w:ins w:id="713" w:author="PR Preview" w:date="2026-01-01T00:00:00Z">
+      <w:ins w:id="755" w:author="PR Preview" w:date="2026-01-01T00:00:00Z">
+        <w:r>
+          <w:t xml:space="preserve"> </w:t>
+        </w:r>
+      </w:ins>
+      <w:hyperlink r:id="rId50">
+        <w:ins w:id="756" w:author="PR Preview" w:date="2026-01-01T00:00:00Z">
           <w:r>
             <w:rPr>
               <w:rStyle w:val="Hyperlink"/>
@@ -16623,7 +17285,7 @@
           </w:r>
         </w:ins>
       </w:hyperlink>
-      <w:ins w:id="714" w:author="PR Preview" w:date="2026-01-01T00:00:00Z">
+      <w:ins w:id="757" w:author="PR Preview" w:date="2026-01-01T00:00:00Z">
         <w:r>
           <w:t xml:space="preserve"> </w:t>
         </w:r>
@@ -16660,23 +17322,23 @@
           <m:t>)</m:t>
         </m:r>
       </m:oMath>
-      <w:ins w:id="715" w:author="PR Preview" w:date="2026-01-01T00:00:00Z">
-        <w:r>
-          <w:t xml:space="preserve"> </w:t>
-        </w:r>
-      </w:ins>
-      <w:ins w:id="716" w:author="PR Preview" w:date="2026-01-01T00:00:00Z">
+      <w:ins w:id="758" w:author="PR Preview" w:date="2026-01-01T00:00:00Z">
+        <w:r>
+          <w:t xml:space="preserve"> </w:t>
+        </w:r>
+      </w:ins>
+      <w:ins w:id="759" w:author="PR Preview" w:date="2026-01-01T00:00:00Z">
         <w:r>
           <w:t xml:space="preserve">of the</w:t>
         </w:r>
       </w:ins>
-      <w:ins w:id="717" w:author="PR Preview" w:date="2026-01-01T00:00:00Z">
+      <w:ins w:id="760" w:author="PR Preview" w:date="2026-01-01T00:00:00Z">
         <w:r>
           <w:t xml:space="preserve"> </w:t>
         </w:r>
       </w:ins>
       <w:hyperlink r:id="rId15">
-        <w:ins w:id="718" w:author="PR Preview" w:date="2026-01-01T00:00:00Z">
+        <w:ins w:id="761" w:author="PR Preview" w:date="2026-01-01T00:00:00Z">
           <w:r>
             <w:rPr>
               <w:rStyle w:val="Hyperlink"/>
@@ -16685,17 +17347,17 @@
           </w:r>
         </w:ins>
       </w:hyperlink>
-      <w:ins w:id="719" w:author="PR Preview" w:date="2026-01-01T00:00:00Z">
-        <w:r>
-          <w:t xml:space="preserve"> </w:t>
-        </w:r>
-      </w:ins>
-      <w:ins w:id="720" w:author="PR Preview" w:date="2026-01-01T00:00:00Z">
+      <w:ins w:id="762" w:author="PR Preview" w:date="2026-01-01T00:00:00Z">
+        <w:r>
+          <w:t xml:space="preserve"> </w:t>
+        </w:r>
+      </w:ins>
+      <w:ins w:id="763" w:author="PR Preview" w:date="2026-01-01T00:00:00Z">
         <w:r>
           <w:t xml:space="preserve">is negative definite for every</w:t>
         </w:r>
       </w:ins>
-      <w:ins w:id="721" w:author="PR Preview" w:date="2026-01-01T00:00:00Z">
+      <w:ins w:id="764" w:author="PR Preview" w:date="2026-01-01T00:00:00Z">
         <w:r>
           <w:t xml:space="preserve"> </w:t>
         </w:r>
@@ -16735,37 +17397,37 @@
           <m:t>)</m:t>
         </m:r>
       </m:oMath>
-      <w:ins w:id="722" w:author="PR Preview" w:date="2026-01-01T00:00:00Z">
+      <w:ins w:id="765" w:author="PR Preview" w:date="2026-01-01T00:00:00Z">
         <w:r>
           <w:t xml:space="preserve">,</w:t>
         </w:r>
       </w:ins>
-      <w:ins w:id="723" w:author="PR Preview" w:date="2026-01-01T00:00:00Z">
-        <w:r>
-          <w:t xml:space="preserve"> </w:t>
-        </w:r>
-      </w:ins>
-      <w:ins w:id="724" w:author="PR Preview" w:date="2026-01-01T00:00:00Z">
-        <w:r>
-          <w:t xml:space="preserve"> </w:t>
-        </w:r>
-      </w:ins>
-      <w:ins w:id="725" w:author="PR Preview" w:date="2026-01-01T00:00:00Z">
+      <w:ins w:id="766" w:author="PR Preview" w:date="2026-01-01T00:00:00Z">
+        <w:r>
+          <w:t xml:space="preserve"> </w:t>
+        </w:r>
+      </w:ins>
+      <w:ins w:id="767" w:author="PR Preview" w:date="2026-01-01T00:00:00Z">
+        <w:r>
+          <w:t xml:space="preserve"> </w:t>
+        </w:r>
+      </w:ins>
+      <w:ins w:id="768" w:author="PR Preview" w:date="2026-01-01T00:00:00Z">
         <w:r>
           <w:t xml:space="preserve">whatever the observed outcomes.</w:t>
         </w:r>
       </w:ins>
-      <w:ins w:id="726" w:author="PR Preview" w:date="2026-01-01T00:00:00Z">
-        <w:r>
-          <w:t xml:space="preserve"> </w:t>
-        </w:r>
-      </w:ins>
-      <w:ins w:id="727" w:author="PR Preview" w:date="2026-01-01T00:00:00Z">
+      <w:ins w:id="769" w:author="PR Preview" w:date="2026-01-01T00:00:00Z">
+        <w:r>
+          <w:t xml:space="preserve"> </w:t>
+        </w:r>
+      </w:ins>
+      <w:ins w:id="770" w:author="PR Preview" w:date="2026-01-01T00:00:00Z">
         <w:r>
           <w:t xml:space="preserve">Hence the log-likelihood is strictly concave on</w:t>
         </w:r>
       </w:ins>
-      <w:ins w:id="728" w:author="PR Preview" w:date="2026-01-01T00:00:00Z">
+      <w:ins w:id="771" w:author="PR Preview" w:date="2026-01-01T00:00:00Z">
         <w:r>
           <w:t xml:space="preserve"> </w:t>
         </w:r>
@@ -16796,18 +17458,18 @@
           <m:t>)</m:t>
         </m:r>
       </m:oMath>
-      <w:ins w:id="729" w:author="PR Preview" w:date="2026-01-01T00:00:00Z">
+      <w:ins w:id="772" w:author="PR Preview" w:date="2026-01-01T00:00:00Z">
         <w:r>
           <w:t xml:space="preserve">.</w:t>
         </w:r>
       </w:ins>
     </w:p>
-    <w:bookmarkEnd w:id="60"/>
+    <w:bookmarkEnd w:id="61"/>
     <w:p>
       <w:pPr>
         <w:pStyle w:val="BodyText"/>
       </w:pPr>
-      <w:ins w:id="730" w:author="PR Preview" w:date="2026-01-01T00:00:00Z">
+      <w:ins w:id="773" w:author="PR Preview" w:date="2026-01-01T00:00:00Z">
         <w:r>
           <w:rPr>
             <w:i/>
@@ -16816,23 +17478,23 @@
           <w:t xml:space="preserve">Proof</w:t>
         </w:r>
       </w:ins>
-      <w:ins w:id="731" w:author="PR Preview" w:date="2026-01-01T00:00:00Z">
+      <w:ins w:id="774" w:author="PR Preview" w:date="2026-01-01T00:00:00Z">
         <w:r>
           <w:t xml:space="preserve">. </w:t>
         </w:r>
       </w:ins>
-      <w:ins w:id="732" w:author="PR Preview" w:date="2026-01-01T00:00:00Z">
+      <w:ins w:id="775" w:author="PR Preview" w:date="2026-01-01T00:00:00Z">
         <w:r>
           <w:t xml:space="preserve">This is the solution to</w:t>
         </w:r>
       </w:ins>
-      <w:ins w:id="733" w:author="PR Preview" w:date="2026-01-01T00:00:00Z">
+      <w:ins w:id="776" w:author="PR Preview" w:date="2026-01-01T00:00:00Z">
         <w:r>
           <w:t xml:space="preserve"> </w:t>
         </w:r>
       </w:ins>
       <w:hyperlink w:anchor="exr-bernoulli-hessian-nd">
-        <w:ins w:id="734" w:author="PR Preview" w:date="2026-01-01T00:00:00Z">
+        <w:ins w:id="777" w:author="PR Preview" w:date="2026-01-01T00:00:00Z">
           <w:r>
             <w:rPr>
               <w:rStyle w:val="Hyperlink"/>
@@ -16841,18 +17503,18 @@
           </w:r>
         </w:ins>
       </w:hyperlink>
-      <w:ins w:id="735" w:author="PR Preview" w:date="2026-01-01T00:00:00Z">
+      <w:ins w:id="778" w:author="PR Preview" w:date="2026-01-01T00:00:00Z">
         <w:r>
           <w:t xml:space="preserve">, worked in</w:t>
         </w:r>
       </w:ins>
-      <w:ins w:id="736" w:author="PR Preview" w:date="2026-01-01T00:00:00Z">
+      <w:ins w:id="779" w:author="PR Preview" w:date="2026-01-01T00:00:00Z">
         <w:r>
           <w:t xml:space="preserve"> </w:t>
         </w:r>
       </w:ins>
       <w:hyperlink w:anchor="sol-bernoulli-hessian-nd">
-        <w:ins w:id="737" w:author="PR Preview" w:date="2026-01-01T00:00:00Z">
+        <w:ins w:id="780" w:author="PR Preview" w:date="2026-01-01T00:00:00Z">
           <w:r>
             <w:rPr>
               <w:rStyle w:val="Hyperlink"/>
@@ -16861,28 +17523,28 @@
           </w:r>
         </w:ins>
       </w:hyperlink>
-      <w:ins w:id="738" w:author="PR Preview" w:date="2026-01-01T00:00:00Z">
+      <w:ins w:id="781" w:author="PR Preview" w:date="2026-01-01T00:00:00Z">
         <w:r>
           <w:t xml:space="preserve">.</w:t>
         </w:r>
       </w:ins>
-      <w:ins w:id="739" w:author="PR Preview" w:date="2026-01-01T00:00:00Z">
-        <w:r>
-          <w:t xml:space="preserve"> </w:t>
-        </w:r>
-      </w:ins>
-      <w:ins w:id="740" w:author="PR Preview" w:date="2026-01-01T00:00:00Z">
+      <w:ins w:id="782" w:author="PR Preview" w:date="2026-01-01T00:00:00Z">
+        <w:r>
+          <w:t xml:space="preserve"> </w:t>
+        </w:r>
+      </w:ins>
+      <w:ins w:id="783" w:author="PR Preview" w:date="2026-01-01T00:00:00Z">
         <w:r>
           <w:t xml:space="preserve">It builds on</w:t>
         </w:r>
       </w:ins>
-      <w:ins w:id="741" w:author="PR Preview" w:date="2026-01-01T00:00:00Z">
+      <w:ins w:id="784" w:author="PR Preview" w:date="2026-01-01T00:00:00Z">
         <w:r>
           <w:t xml:space="preserve"> </w:t>
         </w:r>
       </w:ins>
       <w:hyperlink w:anchor="thm-bernoulli-hessian-sum">
-        <w:ins w:id="742" w:author="PR Preview" w:date="2026-01-01T00:00:00Z">
+        <w:ins w:id="785" w:author="PR Preview" w:date="2026-01-01T00:00:00Z">
           <w:r>
             <w:rPr>
               <w:rStyle w:val="Hyperlink"/>
@@ -16891,30 +17553,30 @@
           </w:r>
         </w:ins>
       </w:hyperlink>
-      <w:ins w:id="743" w:author="PR Preview" w:date="2026-01-01T00:00:00Z">
+      <w:ins w:id="786" w:author="PR Preview" w:date="2026-01-01T00:00:00Z">
         <w:r>
           <w:t xml:space="preserve">.</w:t>
         </w:r>
       </w:ins>
     </w:p>
-    <w:bookmarkEnd w:id="61"/>
-    <w:bookmarkStart w:id="68" w:name="the-maximum-likelihood-estimate"/>
+    <w:bookmarkEnd w:id="62"/>
+    <w:bookmarkStart w:id="69" w:name="the-maximum-likelihood-estimate"/>
     <w:p>
       <w:pPr>
         <w:pStyle w:val="Heading3"/>
       </w:pPr>
-      <w:ins w:id="744" w:author="PR Preview" w:date="2026-01-01T00:00:00Z">
+      <w:ins w:id="787" w:author="PR Preview" w:date="2026-01-01T00:00:00Z">
         <w:r>
           <w:t xml:space="preserve">1.11 The maximum likelihood estimate</w:t>
         </w:r>
       </w:ins>
     </w:p>
-    <w:bookmarkStart w:id="63" w:name="exr-bernoulli-mle"/>
+    <w:bookmarkStart w:id="64" w:name="exr-bernoulli-mle"/>
     <w:p>
       <w:pPr>
         <w:pStyle w:val="FirstParagraph"/>
       </w:pPr>
-      <w:ins w:id="745" w:author="PR Preview" w:date="2026-01-01T00:00:00Z">
+      <w:ins w:id="788" w:author="PR Preview" w:date="2026-01-01T00:00:00Z">
         <w:r>
           <w:rPr>
             <w:b/>
@@ -16923,23 +17585,23 @@
           <w:t xml:space="preserve">Exercise 11 (Maximum likelihood estimate of a binary sample)</w:t>
         </w:r>
       </w:ins>
-      <w:ins w:id="746" w:author="PR Preview" w:date="2026-01-01T00:00:00Z">
-        <w:r>
-          <w:t xml:space="preserve"> </w:t>
-        </w:r>
-      </w:ins>
-      <w:ins w:id="747" w:author="PR Preview" w:date="2026-01-01T00:00:00Z">
+      <w:ins w:id="789" w:author="PR Preview" w:date="2026-01-01T00:00:00Z">
+        <w:r>
+          <w:t xml:space="preserve"> </w:t>
+        </w:r>
+      </w:ins>
+      <w:ins w:id="790" w:author="PR Preview" w:date="2026-01-01T00:00:00Z">
         <w:r>
           <w:t xml:space="preserve">In the setting of</w:t>
         </w:r>
       </w:ins>
-      <w:ins w:id="748" w:author="PR Preview" w:date="2026-01-01T00:00:00Z">
+      <w:ins w:id="791" w:author="PR Preview" w:date="2026-01-01T00:00:00Z">
         <w:r>
           <w:t xml:space="preserve"> </w:t>
         </w:r>
       </w:ins>
       <w:hyperlink w:anchor="exr-bernoulli-score-equation">
-        <w:ins w:id="749" w:author="PR Preview" w:date="2026-01-01T00:00:00Z">
+        <w:ins w:id="792" w:author="PR Preview" w:date="2026-01-01T00:00:00Z">
           <w:r>
             <w:rPr>
               <w:rStyle w:val="Hyperlink"/>
@@ -16948,28 +17610,28 @@
           </w:r>
         </w:ins>
       </w:hyperlink>
-      <w:ins w:id="750" w:author="PR Preview" w:date="2026-01-01T00:00:00Z">
+      <w:ins w:id="793" w:author="PR Preview" w:date="2026-01-01T00:00:00Z">
         <w:r>
           <w:t xml:space="preserve">,</w:t>
         </w:r>
       </w:ins>
-      <w:ins w:id="751" w:author="PR Preview" w:date="2026-01-01T00:00:00Z">
-        <w:r>
-          <w:t xml:space="preserve"> </w:t>
-        </w:r>
-      </w:ins>
-      <w:ins w:id="752" w:author="PR Preview" w:date="2026-01-01T00:00:00Z">
+      <w:ins w:id="794" w:author="PR Preview" w:date="2026-01-01T00:00:00Z">
+        <w:r>
+          <w:t xml:space="preserve"> </w:t>
+        </w:r>
+      </w:ins>
+      <w:ins w:id="795" w:author="PR Preview" w:date="2026-01-01T00:00:00Z">
         <w:r>
           <w:t xml:space="preserve">use</w:t>
         </w:r>
       </w:ins>
-      <w:ins w:id="753" w:author="PR Preview" w:date="2026-01-01T00:00:00Z">
+      <w:ins w:id="796" w:author="PR Preview" w:date="2026-01-01T00:00:00Z">
         <w:r>
           <w:t xml:space="preserve"> </w:t>
         </w:r>
       </w:ins>
       <w:hyperlink w:anchor="thm-bernoulli-hessian-nd">
-        <w:ins w:id="754" w:author="PR Preview" w:date="2026-01-01T00:00:00Z">
+        <w:ins w:id="797" w:author="PR Preview" w:date="2026-01-01T00:00:00Z">
           <w:r>
             <w:rPr>
               <w:rStyle w:val="Hyperlink"/>
@@ -16978,23 +17640,23 @@
           </w:r>
         </w:ins>
       </w:hyperlink>
-      <w:ins w:id="755" w:author="PR Preview" w:date="2026-01-01T00:00:00Z">
-        <w:r>
-          <w:t xml:space="preserve"> </w:t>
-        </w:r>
-      </w:ins>
-      <w:ins w:id="756" w:author="PR Preview" w:date="2026-01-01T00:00:00Z">
+      <w:ins w:id="798" w:author="PR Preview" w:date="2026-01-01T00:00:00Z">
+        <w:r>
+          <w:t xml:space="preserve"> </w:t>
+        </w:r>
+      </w:ins>
+      <w:ins w:id="799" w:author="PR Preview" w:date="2026-01-01T00:00:00Z">
         <w:r>
           <w:t xml:space="preserve">to find the</w:t>
         </w:r>
       </w:ins>
-      <w:ins w:id="757" w:author="PR Preview" w:date="2026-01-01T00:00:00Z">
-        <w:r>
-          <w:t xml:space="preserve"> </w:t>
-        </w:r>
-      </w:ins>
-      <w:hyperlink r:id="rId62">
-        <w:ins w:id="758" w:author="PR Preview" w:date="2026-01-01T00:00:00Z">
+      <w:ins w:id="800" w:author="PR Preview" w:date="2026-01-01T00:00:00Z">
+        <w:r>
+          <w:t xml:space="preserve"> </w:t>
+        </w:r>
+      </w:ins>
+      <w:hyperlink r:id="rId63">
+        <w:ins w:id="801" w:author="PR Preview" w:date="2026-01-01T00:00:00Z">
           <w:r>
             <w:rPr>
               <w:rStyle w:val="Hyperlink"/>
@@ -17003,7 +17665,7 @@
           </w:r>
         </w:ins>
       </w:hyperlink>
-      <w:ins w:id="759" w:author="PR Preview" w:date="2026-01-01T00:00:00Z">
+      <w:ins w:id="802" w:author="PR Preview" w:date="2026-01-01T00:00:00Z">
         <w:r>
           <w:t xml:space="preserve"> </w:t>
         </w:r>
@@ -17033,17 +17695,17 @@
           </m:sub>
         </m:sSub>
       </m:oMath>
-      <w:ins w:id="760" w:author="PR Preview" w:date="2026-01-01T00:00:00Z">
-        <w:r>
-          <w:t xml:space="preserve"> </w:t>
-        </w:r>
-      </w:ins>
-      <w:ins w:id="761" w:author="PR Preview" w:date="2026-01-01T00:00:00Z">
+      <w:ins w:id="803" w:author="PR Preview" w:date="2026-01-01T00:00:00Z">
+        <w:r>
+          <w:t xml:space="preserve"> </w:t>
+        </w:r>
+      </w:ins>
+      <w:ins w:id="804" w:author="PR Preview" w:date="2026-01-01T00:00:00Z">
         <w:r>
           <w:t xml:space="preserve">of</w:t>
         </w:r>
       </w:ins>
-      <w:ins w:id="762" w:author="PR Preview" w:date="2026-01-01T00:00:00Z">
+      <w:ins w:id="805" w:author="PR Preview" w:date="2026-01-01T00:00:00Z">
         <w:r>
           <w:t xml:space="preserve"> </w:t>
         </w:r>
@@ -17053,19 +17715,19 @@
           <m:t>π</m:t>
         </m:r>
       </m:oMath>
-      <w:ins w:id="763" w:author="PR Preview" w:date="2026-01-01T00:00:00Z">
+      <w:ins w:id="806" w:author="PR Preview" w:date="2026-01-01T00:00:00Z">
         <w:r>
           <w:t xml:space="preserve">.</w:t>
         </w:r>
       </w:ins>
     </w:p>
-    <w:bookmarkEnd w:id="63"/>
-    <w:bookmarkStart w:id="66" w:name="sol-bernoulli-mle"/>
+    <w:bookmarkEnd w:id="64"/>
+    <w:bookmarkStart w:id="67" w:name="sol-bernoulli-mle"/>
     <w:p>
       <w:pPr>
         <w:pStyle w:val="BodyText"/>
       </w:pPr>
-      <w:ins w:id="764" w:author="PR Preview" w:date="2026-01-01T00:00:00Z">
+      <w:ins w:id="807" w:author="PR Preview" w:date="2026-01-01T00:00:00Z">
         <w:r>
           <w:rPr>
             <w:i/>
@@ -17074,23 +17736,23 @@
           <w:t xml:space="preserve">Solution 11</w:t>
         </w:r>
       </w:ins>
-      <w:ins w:id="765" w:author="PR Preview" w:date="2026-01-01T00:00:00Z">
+      <w:ins w:id="808" w:author="PR Preview" w:date="2026-01-01T00:00:00Z">
         <w:r>
           <w:t xml:space="preserve">. </w:t>
         </w:r>
       </w:ins>
-      <w:ins w:id="766" w:author="PR Preview" w:date="2026-01-01T00:00:00Z">
+      <w:ins w:id="809" w:author="PR Preview" w:date="2026-01-01T00:00:00Z">
         <w:r>
           <w:t xml:space="preserve">By</w:t>
         </w:r>
       </w:ins>
-      <w:ins w:id="767" w:author="PR Preview" w:date="2026-01-01T00:00:00Z">
+      <w:ins w:id="810" w:author="PR Preview" w:date="2026-01-01T00:00:00Z">
         <w:r>
           <w:t xml:space="preserve"> </w:t>
         </w:r>
       </w:ins>
       <w:hyperlink w:anchor="thm-bernoulli-hessian-nd">
-        <w:ins w:id="768" w:author="PR Preview" w:date="2026-01-01T00:00:00Z">
+        <w:ins w:id="811" w:author="PR Preview" w:date="2026-01-01T00:00:00Z">
           <w:r>
             <w:rPr>
               <w:rStyle w:val="Hyperlink"/>
@@ -17099,12 +17761,12 @@
           </w:r>
         </w:ins>
       </w:hyperlink>
-      <w:ins w:id="769" w:author="PR Preview" w:date="2026-01-01T00:00:00Z">
+      <w:ins w:id="812" w:author="PR Preview" w:date="2026-01-01T00:00:00Z">
         <w:r>
           <w:t xml:space="preserve">,</w:t>
         </w:r>
       </w:ins>
-      <w:ins w:id="770" w:author="PR Preview" w:date="2026-01-01T00:00:00Z">
+      <w:ins w:id="813" w:author="PR Preview" w:date="2026-01-01T00:00:00Z">
         <w:r>
           <w:t xml:space="preserve"> </w:t>
         </w:r>
@@ -17114,17 +17776,17 @@
           <m:t>ℓ</m:t>
         </m:r>
       </m:oMath>
-      <w:ins w:id="771" w:author="PR Preview" w:date="2026-01-01T00:00:00Z">
-        <w:r>
-          <w:t xml:space="preserve"> </w:t>
-        </w:r>
-      </w:ins>
-      <w:ins w:id="772" w:author="PR Preview" w:date="2026-01-01T00:00:00Z">
+      <w:ins w:id="814" w:author="PR Preview" w:date="2026-01-01T00:00:00Z">
+        <w:r>
+          <w:t xml:space="preserve"> </w:t>
+        </w:r>
+      </w:ins>
+      <w:ins w:id="815" w:author="PR Preview" w:date="2026-01-01T00:00:00Z">
         <w:r>
           <w:t xml:space="preserve">is strictly concave on</w:t>
         </w:r>
       </w:ins>
-      <w:ins w:id="773" w:author="PR Preview" w:date="2026-01-01T00:00:00Z">
+      <w:ins w:id="816" w:author="PR Preview" w:date="2026-01-01T00:00:00Z">
         <w:r>
           <w:t xml:space="preserve"> </w:t>
         </w:r>
@@ -17155,28 +17817,28 @@
           <m:t>)</m:t>
         </m:r>
       </m:oMath>
-      <w:ins w:id="774" w:author="PR Preview" w:date="2026-01-01T00:00:00Z">
+      <w:ins w:id="817" w:author="PR Preview" w:date="2026-01-01T00:00:00Z">
         <w:r>
           <w:t xml:space="preserve">.</w:t>
         </w:r>
       </w:ins>
-      <w:ins w:id="775" w:author="PR Preview" w:date="2026-01-01T00:00:00Z">
-        <w:r>
-          <w:t xml:space="preserve"> </w:t>
-        </w:r>
-      </w:ins>
-      <w:ins w:id="776" w:author="PR Preview" w:date="2026-01-01T00:00:00Z">
+      <w:ins w:id="818" w:author="PR Preview" w:date="2026-01-01T00:00:00Z">
+        <w:r>
+          <w:t xml:space="preserve"> </w:t>
+        </w:r>
+      </w:ins>
+      <w:ins w:id="819" w:author="PR Preview" w:date="2026-01-01T00:00:00Z">
         <w:r>
           <w:t xml:space="preserve">A strictly concave</w:t>
         </w:r>
       </w:ins>
-      <w:ins w:id="777" w:author="PR Preview" w:date="2026-01-01T00:00:00Z">
-        <w:r>
-          <w:t xml:space="preserve"> </w:t>
-        </w:r>
-      </w:ins>
-      <w:hyperlink r:id="rId64">
-        <w:ins w:id="778" w:author="PR Preview" w:date="2026-01-01T00:00:00Z">
+      <w:ins w:id="820" w:author="PR Preview" w:date="2026-01-01T00:00:00Z">
+        <w:r>
+          <w:t xml:space="preserve"> </w:t>
+        </w:r>
+      </w:ins>
+      <w:hyperlink r:id="rId65">
+        <w:ins w:id="821" w:author="PR Preview" w:date="2026-01-01T00:00:00Z">
           <w:r>
             <w:rPr>
               <w:rStyle w:val="Hyperlink"/>
@@ -17185,23 +17847,23 @@
           </w:r>
         </w:ins>
       </w:hyperlink>
-      <w:ins w:id="779" w:author="PR Preview" w:date="2026-01-01T00:00:00Z">
-        <w:r>
-          <w:t xml:space="preserve"> </w:t>
-        </w:r>
-      </w:ins>
-      <w:ins w:id="780" w:author="PR Preview" w:date="2026-01-01T00:00:00Z">
+      <w:ins w:id="822" w:author="PR Preview" w:date="2026-01-01T00:00:00Z">
+        <w:r>
+          <w:t xml:space="preserve"> </w:t>
+        </w:r>
+      </w:ins>
+      <w:ins w:id="823" w:author="PR Preview" w:date="2026-01-01T00:00:00Z">
         <w:r>
           <w:t xml:space="preserve">that has a</w:t>
         </w:r>
       </w:ins>
-      <w:ins w:id="781" w:author="PR Preview" w:date="2026-01-01T00:00:00Z">
-        <w:r>
-          <w:t xml:space="preserve"> </w:t>
-        </w:r>
-      </w:ins>
-      <w:hyperlink r:id="rId65">
-        <w:ins w:id="782" w:author="PR Preview" w:date="2026-01-01T00:00:00Z">
+      <w:ins w:id="824" w:author="PR Preview" w:date="2026-01-01T00:00:00Z">
+        <w:r>
+          <w:t xml:space="preserve"> </w:t>
+        </w:r>
+      </w:ins>
+      <w:hyperlink r:id="rId66">
+        <w:ins w:id="825" w:author="PR Preview" w:date="2026-01-01T00:00:00Z">
           <w:r>
             <w:rPr>
               <w:rStyle w:val="Hyperlink"/>
@@ -17210,27 +17872,27 @@
           </w:r>
         </w:ins>
       </w:hyperlink>
-      <w:ins w:id="783" w:author="PR Preview" w:date="2026-01-01T00:00:00Z">
-        <w:r>
-          <w:t xml:space="preserve"> </w:t>
-        </w:r>
-      </w:ins>
-      <w:ins w:id="784" w:author="PR Preview" w:date="2026-01-01T00:00:00Z">
+      <w:ins w:id="826" w:author="PR Preview" w:date="2026-01-01T00:00:00Z">
+        <w:r>
+          <w:t xml:space="preserve"> </w:t>
+        </w:r>
+      </w:ins>
+      <w:ins w:id="827" w:author="PR Preview" w:date="2026-01-01T00:00:00Z">
         <w:r>
           <w:t xml:space="preserve">is maximized there, and nowhere else.</w:t>
         </w:r>
       </w:ins>
-      <w:ins w:id="785" w:author="PR Preview" w:date="2026-01-01T00:00:00Z">
-        <w:r>
-          <w:t xml:space="preserve"> </w:t>
-        </w:r>
-      </w:ins>
-      <w:ins w:id="786" w:author="PR Preview" w:date="2026-01-01T00:00:00Z">
+      <w:ins w:id="828" w:author="PR Preview" w:date="2026-01-01T00:00:00Z">
+        <w:r>
+          <w:t xml:space="preserve"> </w:t>
+        </w:r>
+      </w:ins>
+      <w:ins w:id="829" w:author="PR Preview" w:date="2026-01-01T00:00:00Z">
         <w:r>
           <w:t xml:space="preserve">With</w:t>
         </w:r>
       </w:ins>
-      <w:ins w:id="787" w:author="PR Preview" w:date="2026-01-01T00:00:00Z">
+      <w:ins w:id="830" w:author="PR Preview" w:date="2026-01-01T00:00:00Z">
         <w:r>
           <w:t xml:space="preserve"> </w:t>
         </w:r>
@@ -17265,18 +17927,18 @@
           <m:t>1</m:t>
         </m:r>
       </m:oMath>
-      <w:ins w:id="788" w:author="PR Preview" w:date="2026-01-01T00:00:00Z">
+      <w:ins w:id="831" w:author="PR Preview" w:date="2026-01-01T00:00:00Z">
         <w:r>
           <w:t xml:space="preserve">,</w:t>
         </w:r>
       </w:ins>
-      <w:ins w:id="789" w:author="PR Preview" w:date="2026-01-01T00:00:00Z">
+      <w:ins w:id="832" w:author="PR Preview" w:date="2026-01-01T00:00:00Z">
         <w:r>
           <w:t xml:space="preserve"> </w:t>
         </w:r>
       </w:ins>
       <w:hyperlink w:anchor="thm-bernoulli-score-equation">
-        <w:ins w:id="790" w:author="PR Preview" w:date="2026-01-01T00:00:00Z">
+        <w:ins w:id="833" w:author="PR Preview" w:date="2026-01-01T00:00:00Z">
           <w:r>
             <w:rPr>
               <w:rStyle w:val="Hyperlink"/>
@@ -17285,17 +17947,17 @@
           </w:r>
         </w:ins>
       </w:hyperlink>
-      <w:ins w:id="791" w:author="PR Preview" w:date="2026-01-01T00:00:00Z">
-        <w:r>
-          <w:t xml:space="preserve"> </w:t>
-        </w:r>
-      </w:ins>
-      <w:ins w:id="792" w:author="PR Preview" w:date="2026-01-01T00:00:00Z">
+      <w:ins w:id="834" w:author="PR Preview" w:date="2026-01-01T00:00:00Z">
+        <w:r>
+          <w:t xml:space="preserve"> </w:t>
+        </w:r>
+      </w:ins>
+      <w:ins w:id="835" w:author="PR Preview" w:date="2026-01-01T00:00:00Z">
         <w:r>
           <w:t xml:space="preserve">says the only critical point of</w:t>
         </w:r>
       </w:ins>
-      <w:ins w:id="793" w:author="PR Preview" w:date="2026-01-01T00:00:00Z">
+      <w:ins w:id="836" w:author="PR Preview" w:date="2026-01-01T00:00:00Z">
         <w:r>
           <w:t xml:space="preserve"> </w:t>
         </w:r>
@@ -17305,17 +17967,17 @@
           <m:t>ℓ</m:t>
         </m:r>
       </m:oMath>
-      <w:ins w:id="794" w:author="PR Preview" w:date="2026-01-01T00:00:00Z">
-        <w:r>
-          <w:t xml:space="preserve"> </w:t>
-        </w:r>
-      </w:ins>
-      <w:ins w:id="795" w:author="PR Preview" w:date="2026-01-01T00:00:00Z">
+      <w:ins w:id="837" w:author="PR Preview" w:date="2026-01-01T00:00:00Z">
+        <w:r>
+          <w:t xml:space="preserve"> </w:t>
+        </w:r>
+      </w:ins>
+      <w:ins w:id="838" w:author="PR Preview" w:date="2026-01-01T00:00:00Z">
         <w:r>
           <w:t xml:space="preserve">in</w:t>
         </w:r>
       </w:ins>
-      <w:ins w:id="796" w:author="PR Preview" w:date="2026-01-01T00:00:00Z">
+      <w:ins w:id="839" w:author="PR Preview" w:date="2026-01-01T00:00:00Z">
         <w:r>
           <w:t xml:space="preserve"> </w:t>
         </w:r>
@@ -17346,17 +18008,17 @@
           <m:t>)</m:t>
         </m:r>
       </m:oMath>
-      <w:ins w:id="797" w:author="PR Preview" w:date="2026-01-01T00:00:00Z">
-        <w:r>
-          <w:t xml:space="preserve"> </w:t>
-        </w:r>
-      </w:ins>
-      <w:ins w:id="798" w:author="PR Preview" w:date="2026-01-01T00:00:00Z">
+      <w:ins w:id="840" w:author="PR Preview" w:date="2026-01-01T00:00:00Z">
+        <w:r>
+          <w:t xml:space="preserve"> </w:t>
+        </w:r>
+      </w:ins>
+      <w:ins w:id="841" w:author="PR Preview" w:date="2026-01-01T00:00:00Z">
         <w:r>
           <w:t xml:space="preserve">is</w:t>
         </w:r>
       </w:ins>
-      <w:ins w:id="799" w:author="PR Preview" w:date="2026-01-01T00:00:00Z">
+      <w:ins w:id="842" w:author="PR Preview" w:date="2026-01-01T00:00:00Z">
         <w:r>
           <w:t xml:space="preserve"> </w:t>
         </w:r>
@@ -17373,22 +18035,22 @@
           </m:e>
         </m:acc>
       </m:oMath>
-      <w:ins w:id="800" w:author="PR Preview" w:date="2026-01-01T00:00:00Z">
+      <w:ins w:id="843" w:author="PR Preview" w:date="2026-01-01T00:00:00Z">
         <w:r>
           <w:t xml:space="preserve">.</w:t>
         </w:r>
       </w:ins>
-      <w:ins w:id="801" w:author="PR Preview" w:date="2026-01-01T00:00:00Z">
-        <w:r>
-          <w:t xml:space="preserve"> </w:t>
-        </w:r>
-      </w:ins>
-      <w:ins w:id="802" w:author="PR Preview" w:date="2026-01-01T00:00:00Z">
+      <w:ins w:id="844" w:author="PR Preview" w:date="2026-01-01T00:00:00Z">
+        <w:r>
+          <w:t xml:space="preserve"> </w:t>
+        </w:r>
+      </w:ins>
+      <w:ins w:id="845" w:author="PR Preview" w:date="2026-01-01T00:00:00Z">
         <w:r>
           <w:t xml:space="preserve">So</w:t>
         </w:r>
       </w:ins>
-      <w:ins w:id="803" w:author="PR Preview" w:date="2026-01-01T00:00:00Z">
+      <w:ins w:id="846" w:author="PR Preview" w:date="2026-01-01T00:00:00Z">
         <w:r>
           <w:t xml:space="preserve"> </w:t>
         </w:r>
@@ -17398,17 +18060,17 @@
           <m:t>ℓ</m:t>
         </m:r>
       </m:oMath>
-      <w:ins w:id="804" w:author="PR Preview" w:date="2026-01-01T00:00:00Z">
-        <w:r>
-          <w:t xml:space="preserve"> </w:t>
-        </w:r>
-      </w:ins>
-      <w:ins w:id="805" w:author="PR Preview" w:date="2026-01-01T00:00:00Z">
+      <w:ins w:id="847" w:author="PR Preview" w:date="2026-01-01T00:00:00Z">
+        <w:r>
+          <w:t xml:space="preserve"> </w:t>
+        </w:r>
+      </w:ins>
+      <w:ins w:id="848" w:author="PR Preview" w:date="2026-01-01T00:00:00Z">
         <w:r>
           <w:t xml:space="preserve">is maximized at</w:t>
         </w:r>
       </w:ins>
-      <w:ins w:id="806" w:author="PR Preview" w:date="2026-01-01T00:00:00Z">
+      <w:ins w:id="849" w:author="PR Preview" w:date="2026-01-01T00:00:00Z">
         <w:r>
           <w:t xml:space="preserve"> </w:t>
         </w:r>
@@ -17434,19 +18096,19 @@
           </m:e>
         </m:acc>
       </m:oMath>
-      <w:ins w:id="807" w:author="PR Preview" w:date="2026-01-01T00:00:00Z">
+      <w:ins w:id="850" w:author="PR Preview" w:date="2026-01-01T00:00:00Z">
         <w:r>
           <w:t xml:space="preserve">.</w:t>
         </w:r>
       </w:ins>
     </w:p>
-    <w:bookmarkEnd w:id="66"/>
-    <w:bookmarkStart w:id="67" w:name="thm-bernoulli-mle"/>
+    <w:bookmarkEnd w:id="67"/>
+    <w:bookmarkStart w:id="68" w:name="thm-bernoulli-mle"/>
     <w:p>
       <w:pPr>
         <w:pStyle w:val="BodyText"/>
       </w:pPr>
-      <w:ins w:id="808" w:author="PR Preview" w:date="2026-01-01T00:00:00Z">
+      <w:ins w:id="851" w:author="PR Preview" w:date="2026-01-01T00:00:00Z">
         <w:r>
           <w:rPr>
             <w:b/>
@@ -17455,17 +18117,17 @@
           <w:t xml:space="preserve">Theorem 11 (Maximum likelihood estimate of a binary sample)</w:t>
         </w:r>
       </w:ins>
-      <w:ins w:id="809" w:author="PR Preview" w:date="2026-01-01T00:00:00Z">
-        <w:r>
-          <w:t xml:space="preserve"> </w:t>
-        </w:r>
-      </w:ins>
-      <w:ins w:id="810" w:author="PR Preview" w:date="2026-01-01T00:00:00Z">
+      <w:ins w:id="852" w:author="PR Preview" w:date="2026-01-01T00:00:00Z">
+        <w:r>
+          <w:t xml:space="preserve"> </w:t>
+        </w:r>
+      </w:ins>
+      <w:ins w:id="853" w:author="PR Preview" w:date="2026-01-01T00:00:00Z">
         <w:r>
           <w:t xml:space="preserve">If</w:t>
         </w:r>
       </w:ins>
-      <w:ins w:id="811" w:author="PR Preview" w:date="2026-01-01T00:00:00Z">
+      <w:ins w:id="854" w:author="PR Preview" w:date="2026-01-01T00:00:00Z">
         <w:r>
           <w:t xml:space="preserve"> </w:t>
         </w:r>
@@ -17544,17 +18206,17 @@
           <m:t>)</m:t>
         </m:r>
       </m:oMath>
-      <w:ins w:id="812" w:author="PR Preview" w:date="2026-01-01T00:00:00Z">
-        <w:r>
-          <w:t xml:space="preserve"> </w:t>
-        </w:r>
-      </w:ins>
-      <w:ins w:id="813" w:author="PR Preview" w:date="2026-01-01T00:00:00Z">
+      <w:ins w:id="855" w:author="PR Preview" w:date="2026-01-01T00:00:00Z">
+        <w:r>
+          <w:t xml:space="preserve"> </w:t>
+        </w:r>
+      </w:ins>
+      <w:ins w:id="856" w:author="PR Preview" w:date="2026-01-01T00:00:00Z">
         <w:r>
           <w:t xml:space="preserve">for</w:t>
         </w:r>
       </w:ins>
-      <w:ins w:id="814" w:author="PR Preview" w:date="2026-01-01T00:00:00Z">
+      <w:ins w:id="857" w:author="PR Preview" w:date="2026-01-01T00:00:00Z">
         <w:r>
           <w:t xml:space="preserve"> </w:t>
         </w:r>
@@ -17594,23 +18256,23 @@
           <m:t>n</m:t>
         </m:r>
       </m:oMath>
-      <w:ins w:id="815" w:author="PR Preview" w:date="2026-01-01T00:00:00Z">
-        <w:r>
-          <w:t xml:space="preserve"> </w:t>
-        </w:r>
-      </w:ins>
-      <w:ins w:id="816" w:author="PR Preview" w:date="2026-01-01T00:00:00Z">
+      <w:ins w:id="858" w:author="PR Preview" w:date="2026-01-01T00:00:00Z">
+        <w:r>
+          <w:t xml:space="preserve"> </w:t>
+        </w:r>
+      </w:ins>
+      <w:ins w:id="859" w:author="PR Preview" w:date="2026-01-01T00:00:00Z">
         <w:r>
           <w:t xml:space="preserve">and the observed</w:t>
         </w:r>
       </w:ins>
-      <w:ins w:id="817" w:author="PR Preview" w:date="2026-01-01T00:00:00Z">
-        <w:r>
-          <w:t xml:space="preserve"> </w:t>
-        </w:r>
-      </w:ins>
-      <w:hyperlink r:id="rId38">
-        <w:ins w:id="818" w:author="PR Preview" w:date="2026-01-01T00:00:00Z">
+      <w:ins w:id="860" w:author="PR Preview" w:date="2026-01-01T00:00:00Z">
+        <w:r>
+          <w:t xml:space="preserve"> </w:t>
+        </w:r>
+      </w:ins>
+      <w:hyperlink r:id="rId39">
+        <w:ins w:id="861" w:author="PR Preview" w:date="2026-01-01T00:00:00Z">
           <w:r>
             <w:rPr>
               <w:rStyle w:val="Hyperlink"/>
@@ -17619,17 +18281,17 @@
           </w:r>
         </w:ins>
       </w:hyperlink>
-      <w:ins w:id="819" w:author="PR Preview" w:date="2026-01-01T00:00:00Z">
-        <w:r>
-          <w:t xml:space="preserve"> </w:t>
-        </w:r>
-      </w:ins>
-      <w:ins w:id="820" w:author="PR Preview" w:date="2026-01-01T00:00:00Z">
+      <w:ins w:id="862" w:author="PR Preview" w:date="2026-01-01T00:00:00Z">
+        <w:r>
+          <w:t xml:space="preserve"> </w:t>
+        </w:r>
+      </w:ins>
+      <w:ins w:id="863" w:author="PR Preview" w:date="2026-01-01T00:00:00Z">
         <w:r>
           <w:t xml:space="preserve">satisfies</w:t>
         </w:r>
       </w:ins>
-      <w:ins w:id="821" w:author="PR Preview" w:date="2026-01-01T00:00:00Z">
+      <w:ins w:id="864" w:author="PR Preview" w:date="2026-01-01T00:00:00Z">
         <w:r>
           <w:t xml:space="preserve"> </w:t>
         </w:r>
@@ -17664,28 +18326,28 @@
           <m:t>1</m:t>
         </m:r>
       </m:oMath>
-      <w:ins w:id="822" w:author="PR Preview" w:date="2026-01-01T00:00:00Z">
+      <w:ins w:id="865" w:author="PR Preview" w:date="2026-01-01T00:00:00Z">
         <w:r>
           <w:t xml:space="preserve">,</w:t>
         </w:r>
       </w:ins>
-      <w:ins w:id="823" w:author="PR Preview" w:date="2026-01-01T00:00:00Z">
-        <w:r>
-          <w:t xml:space="preserve"> </w:t>
-        </w:r>
-      </w:ins>
-      <w:ins w:id="824" w:author="PR Preview" w:date="2026-01-01T00:00:00Z">
+      <w:ins w:id="866" w:author="PR Preview" w:date="2026-01-01T00:00:00Z">
+        <w:r>
+          <w:t xml:space="preserve"> </w:t>
+        </w:r>
+      </w:ins>
+      <w:ins w:id="867" w:author="PR Preview" w:date="2026-01-01T00:00:00Z">
         <w:r>
           <w:t xml:space="preserve">the</w:t>
         </w:r>
       </w:ins>
-      <w:ins w:id="825" w:author="PR Preview" w:date="2026-01-01T00:00:00Z">
-        <w:r>
-          <w:t xml:space="preserve"> </w:t>
-        </w:r>
-      </w:ins>
-      <w:hyperlink r:id="rId62">
-        <w:ins w:id="826" w:author="PR Preview" w:date="2026-01-01T00:00:00Z">
+      <w:ins w:id="868" w:author="PR Preview" w:date="2026-01-01T00:00:00Z">
+        <w:r>
+          <w:t xml:space="preserve"> </w:t>
+        </w:r>
+      </w:ins>
+      <w:hyperlink r:id="rId63">
+        <w:ins w:id="869" w:author="PR Preview" w:date="2026-01-01T00:00:00Z">
           <w:r>
             <w:rPr>
               <w:rStyle w:val="Hyperlink"/>
@@ -17694,17 +18356,17 @@
           </w:r>
         </w:ins>
       </w:hyperlink>
-      <w:ins w:id="827" w:author="PR Preview" w:date="2026-01-01T00:00:00Z">
-        <w:r>
-          <w:t xml:space="preserve"> </w:t>
-        </w:r>
-      </w:ins>
-      <w:ins w:id="828" w:author="PR Preview" w:date="2026-01-01T00:00:00Z">
+      <w:ins w:id="870" w:author="PR Preview" w:date="2026-01-01T00:00:00Z">
+        <w:r>
+          <w:t xml:space="preserve"> </w:t>
+        </w:r>
+      </w:ins>
+      <w:ins w:id="871" w:author="PR Preview" w:date="2026-01-01T00:00:00Z">
         <w:r>
           <w:t xml:space="preserve">of</w:t>
         </w:r>
       </w:ins>
-      <w:ins w:id="829" w:author="PR Preview" w:date="2026-01-01T00:00:00Z">
+      <w:ins w:id="872" w:author="PR Preview" w:date="2026-01-01T00:00:00Z">
         <w:r>
           <w:t xml:space="preserve"> </w:t>
         </w:r>
@@ -17714,12 +18376,12 @@
           <m:t>π</m:t>
         </m:r>
       </m:oMath>
-      <w:ins w:id="830" w:author="PR Preview" w:date="2026-01-01T00:00:00Z">
-        <w:r>
-          <w:t xml:space="preserve"> </w:t>
-        </w:r>
-      </w:ins>
-      <w:ins w:id="831" w:author="PR Preview" w:date="2026-01-01T00:00:00Z">
+      <w:ins w:id="873" w:author="PR Preview" w:date="2026-01-01T00:00:00Z">
+        <w:r>
+          <w:t xml:space="preserve"> </w:t>
+        </w:r>
+      </w:ins>
+      <w:ins w:id="874" w:author="PR Preview" w:date="2026-01-01T00:00:00Z">
         <w:r>
           <w:t xml:space="preserve">is the sample mean:</w:t>
         </w:r>
@@ -17776,12 +18438,12 @@
         </m:oMath>
       </m:oMathPara>
     </w:p>
-    <w:bookmarkEnd w:id="67"/>
+    <w:bookmarkEnd w:id="68"/>
     <w:p>
       <w:pPr>
         <w:pStyle w:val="FirstParagraph"/>
       </w:pPr>
-      <w:ins w:id="832" w:author="PR Preview" w:date="2026-01-01T00:00:00Z">
+      <w:ins w:id="875" w:author="PR Preview" w:date="2026-01-01T00:00:00Z">
         <w:r>
           <w:rPr>
             <w:i/>
@@ -17790,23 +18452,23 @@
           <w:t xml:space="preserve">Proof</w:t>
         </w:r>
       </w:ins>
-      <w:ins w:id="833" w:author="PR Preview" w:date="2026-01-01T00:00:00Z">
+      <w:ins w:id="876" w:author="PR Preview" w:date="2026-01-01T00:00:00Z">
         <w:r>
           <w:t xml:space="preserve">. </w:t>
         </w:r>
       </w:ins>
-      <w:ins w:id="834" w:author="PR Preview" w:date="2026-01-01T00:00:00Z">
+      <w:ins w:id="877" w:author="PR Preview" w:date="2026-01-01T00:00:00Z">
         <w:r>
           <w:t xml:space="preserve">This is the solution to</w:t>
         </w:r>
       </w:ins>
-      <w:ins w:id="835" w:author="PR Preview" w:date="2026-01-01T00:00:00Z">
+      <w:ins w:id="878" w:author="PR Preview" w:date="2026-01-01T00:00:00Z">
         <w:r>
           <w:t xml:space="preserve"> </w:t>
         </w:r>
       </w:ins>
       <w:hyperlink w:anchor="exr-bernoulli-mle">
-        <w:ins w:id="836" w:author="PR Preview" w:date="2026-01-01T00:00:00Z">
+        <w:ins w:id="879" w:author="PR Preview" w:date="2026-01-01T00:00:00Z">
           <w:r>
             <w:rPr>
               <w:rStyle w:val="Hyperlink"/>
@@ -17815,18 +18477,18 @@
           </w:r>
         </w:ins>
       </w:hyperlink>
-      <w:ins w:id="837" w:author="PR Preview" w:date="2026-01-01T00:00:00Z">
+      <w:ins w:id="880" w:author="PR Preview" w:date="2026-01-01T00:00:00Z">
         <w:r>
           <w:t xml:space="preserve">, worked in</w:t>
         </w:r>
       </w:ins>
-      <w:ins w:id="838" w:author="PR Preview" w:date="2026-01-01T00:00:00Z">
+      <w:ins w:id="881" w:author="PR Preview" w:date="2026-01-01T00:00:00Z">
         <w:r>
           <w:t xml:space="preserve"> </w:t>
         </w:r>
       </w:ins>
       <w:hyperlink w:anchor="sol-bernoulli-mle">
-        <w:ins w:id="839" w:author="PR Preview" w:date="2026-01-01T00:00:00Z">
+        <w:ins w:id="882" w:author="PR Preview" w:date="2026-01-01T00:00:00Z">
           <w:r>
             <w:rPr>
               <w:rStyle w:val="Hyperlink"/>
@@ -17835,28 +18497,28 @@
           </w:r>
         </w:ins>
       </w:hyperlink>
-      <w:ins w:id="840" w:author="PR Preview" w:date="2026-01-01T00:00:00Z">
+      <w:ins w:id="883" w:author="PR Preview" w:date="2026-01-01T00:00:00Z">
         <w:r>
           <w:t xml:space="preserve">.</w:t>
         </w:r>
       </w:ins>
-      <w:ins w:id="841" w:author="PR Preview" w:date="2026-01-01T00:00:00Z">
-        <w:r>
-          <w:t xml:space="preserve"> </w:t>
-        </w:r>
-      </w:ins>
-      <w:ins w:id="842" w:author="PR Preview" w:date="2026-01-01T00:00:00Z">
+      <w:ins w:id="884" w:author="PR Preview" w:date="2026-01-01T00:00:00Z">
+        <w:r>
+          <w:t xml:space="preserve"> </w:t>
+        </w:r>
+      </w:ins>
+      <w:ins w:id="885" w:author="PR Preview" w:date="2026-01-01T00:00:00Z">
         <w:r>
           <w:t xml:space="preserve">It builds on</w:t>
         </w:r>
       </w:ins>
-      <w:ins w:id="843" w:author="PR Preview" w:date="2026-01-01T00:00:00Z">
+      <w:ins w:id="886" w:author="PR Preview" w:date="2026-01-01T00:00:00Z">
         <w:r>
           <w:t xml:space="preserve"> </w:t>
         </w:r>
       </w:ins>
       <w:hyperlink w:anchor="thm-bernoulli-score-equation">
-        <w:ins w:id="844" w:author="PR Preview" w:date="2026-01-01T00:00:00Z">
+        <w:ins w:id="887" w:author="PR Preview" w:date="2026-01-01T00:00:00Z">
           <w:r>
             <w:rPr>
               <w:rStyle w:val="Hyperlink"/>
@@ -17865,23 +18527,23 @@
           </w:r>
         </w:ins>
       </w:hyperlink>
-      <w:ins w:id="845" w:author="PR Preview" w:date="2026-01-01T00:00:00Z">
-        <w:r>
-          <w:t xml:space="preserve"> </w:t>
-        </w:r>
-      </w:ins>
-      <w:ins w:id="846" w:author="PR Preview" w:date="2026-01-01T00:00:00Z">
+      <w:ins w:id="888" w:author="PR Preview" w:date="2026-01-01T00:00:00Z">
+        <w:r>
+          <w:t xml:space="preserve"> </w:t>
+        </w:r>
+      </w:ins>
+      <w:ins w:id="889" w:author="PR Preview" w:date="2026-01-01T00:00:00Z">
         <w:r>
           <w:t xml:space="preserve">and</w:t>
         </w:r>
       </w:ins>
-      <w:ins w:id="847" w:author="PR Preview" w:date="2026-01-01T00:00:00Z">
+      <w:ins w:id="890" w:author="PR Preview" w:date="2026-01-01T00:00:00Z">
         <w:r>
           <w:t xml:space="preserve"> </w:t>
         </w:r>
       </w:ins>
       <w:hyperlink w:anchor="thm-bernoulli-hessian-nd">
-        <w:ins w:id="848" w:author="PR Preview" w:date="2026-01-01T00:00:00Z">
+        <w:ins w:id="891" w:author="PR Preview" w:date="2026-01-01T00:00:00Z">
           <w:r>
             <w:rPr>
               <w:rStyle w:val="Hyperlink"/>
@@ -17890,14 +18552,14 @@
           </w:r>
         </w:ins>
       </w:hyperlink>
-      <w:ins w:id="849" w:author="PR Preview" w:date="2026-01-01T00:00:00Z">
+      <w:ins w:id="892" w:author="PR Preview" w:date="2026-01-01T00:00:00Z">
         <w:r>
           <w:t xml:space="preserve">.</w:t>
         </w:r>
       </w:ins>
     </w:p>
-    <w:bookmarkEnd w:id="68"/>
     <w:bookmarkEnd w:id="69"/>
+    <w:bookmarkEnd w:id="70"/>
     <w:sectPr>
       <w:footnotePr>
         <w:numRestart w:val="eachSect"/>
